--- a/03-振荡电路/02-LC振荡器/调谐振荡器/调谐振荡器.docx
+++ b/03-振荡电路/02-LC振荡器/调谐振荡器/调谐振荡器.docx
@@ -2466,6 +2466,20 @@
     </w:p>
     <w:bookmarkEnd w:id="26"/>
     <w:bookmarkEnd w:id="27"/>
+    <w:p>
+      <w:pPr>
+        <w:spacing w:before="360"/>
+        <w:jc w:val="center"/>
+      </w:pPr>
+      <w:r>
+        <w:rPr>
+          <w:rFonts w:ascii="Times New Roman" w:hAnsi="Times New Roman"/>
+          <w:color w:val="555555"/>
+          <w:sz w:val="21"/>
+        </w:rPr>
+        <w:t>材料收集者：杜文杰</w:t>
+      </w:r>
+    </w:p>
     <w:sectPr>
       <w:headerReference r:id="rId9" w:type="default"/>
       <w:footerReference r:id="rId10" w:type="default"/>

--- a/03-振荡电路/02-LC振荡器/调谐振荡器/调谐振荡器.docx
+++ b/03-振荡电路/02-LC振荡器/调谐振荡器/调谐振荡器.docx
@@ -1,6 +1,6 @@
 
 <file path=word/document.xml><?xml version="1.0" encoding="utf-8"?>
-<w:document xmlns:w="http://schemas.openxmlformats.org/wordprocessingml/2006/main" xmlns:m="http://schemas.openxmlformats.org/officeDocument/2006/math" xmlns:r="http://schemas.openxmlformats.org/officeDocument/2006/relationships" xmlns:o="urn:schemas-microsoft-com:office:office" xmlns:v="urn:schemas-microsoft-com:vml" xmlns:w10="urn:schemas-microsoft-com:office:word" xmlns:a="http://schemas.openxmlformats.org/drawingml/2006/main" xmlns:pic="http://schemas.openxmlformats.org/drawingml/2006/picture" xmlns:wp="http://schemas.openxmlformats.org/drawingml/2006/wordprocessingDrawing">
+<w:document xmlns:m="http://schemas.openxmlformats.org/officeDocument/2006/math" xmlns:r="http://schemas.openxmlformats.org/officeDocument/2006/relationships" xmlns:w="http://schemas.openxmlformats.org/wordprocessingml/2006/main" xmlns:o="urn:schemas-microsoft-com:office:office" xmlns:v="urn:schemas-microsoft-com:vml" xmlns:w10="urn:schemas-microsoft-com:office:word" xmlns:a="http://schemas.openxmlformats.org/drawingml/2006/main" xmlns:pic="http://schemas.openxmlformats.org/drawingml/2006/picture" xmlns:wp="http://schemas.openxmlformats.org/drawingml/2006/wordprocessingDrawing">
   <w:body>
     <w:bookmarkStart w:id="27" w:name="调谐振荡器"/>
     <w:p>
@@ -9,7 +9,7 @@
       </w:pPr>
       <w:r>
         <w:rPr>
-          <w:rFonts w:hint="eastAsia"/>
+          <w:rFonts w:hint="eastAsia" w:eastAsia="黑体"/>
         </w:rPr>
         <w:t xml:space="preserve">调谐振荡器</w:t>
       </w:r>
@@ -21,7 +21,7 @@
       </w:pPr>
       <w:r>
         <w:rPr>
-          <w:rFonts w:hint="eastAsia"/>
+          <w:rFonts w:hint="eastAsia" w:eastAsia="黑体"/>
         </w:rPr>
         <w:t xml:space="preserve">拓扑描述</w:t>
       </w:r>
@@ -32,11 +32,14 @@
       </w:pPr>
       <w:r>
         <w:rPr>
-          <w:rFonts w:hint="eastAsia"/>
+          <w:rFonts w:hint="eastAsia" w:eastAsia="黑体"/>
         </w:rPr>
         <w:t xml:space="preserve">调谐振荡器由放大管</w:t>
       </w:r>
       <w:r>
+        <w:rPr>
+          <w:rFonts w:eastAsia="黑体"/>
+        </w:rPr>
         <w:t xml:space="preserve"> </w:t>
       </w:r>
       <m:oMath>
@@ -55,29 +58,38 @@
       </m:oMath>
       <w:r>
         <w:rPr>
-          <w:rFonts w:hint="eastAsia"/>
+          <w:rFonts w:hint="eastAsia" w:eastAsia="黑体"/>
         </w:rPr>
         <w:t xml:space="preserve">（BJT</w:t>
       </w:r>
       <w:r>
+        <w:rPr>
+          <w:rFonts w:eastAsia="黑体"/>
+        </w:rPr>
         <w:t xml:space="preserve"> </w:t>
       </w:r>
       <w:r>
         <w:rPr>
-          <w:rFonts w:hint="eastAsia"/>
+          <w:rFonts w:hint="eastAsia" w:eastAsia="黑体"/>
         </w:rPr>
         <w:t xml:space="preserve">或</w:t>
       </w:r>
       <w:r>
+        <w:rPr>
+          <w:rFonts w:eastAsia="黑体"/>
+        </w:rPr>
         <w:t xml:space="preserve"> </w:t>
       </w:r>
       <w:r>
         <w:rPr>
-          <w:rFonts w:hint="eastAsia"/>
+          <w:rFonts w:hint="eastAsia" w:eastAsia="黑体"/>
         </w:rPr>
         <w:t xml:space="preserve">FET）、可调电感</w:t>
       </w:r>
       <w:r>
+        <w:rPr>
+          <w:rFonts w:eastAsia="黑体"/>
+        </w:rPr>
         <w:t xml:space="preserve"> </w:t>
       </w:r>
       <m:oMath>
@@ -87,11 +99,14 @@
       </m:oMath>
       <w:r>
         <w:rPr>
-          <w:rFonts w:hint="eastAsia"/>
+          <w:rFonts w:hint="eastAsia" w:eastAsia="黑体"/>
         </w:rPr>
         <w:t xml:space="preserve">（或固定电感加可变电容</w:t>
       </w:r>
       <w:r>
+        <w:rPr>
+          <w:rFonts w:eastAsia="黑体"/>
+        </w:rPr>
         <w:t xml:space="preserve"> </w:t>
       </w:r>
       <m:oMath>
@@ -116,11 +131,14 @@
       </m:oMath>
       <w:r>
         <w:rPr>
-          <w:rFonts w:hint="eastAsia"/>
+          <w:rFonts w:hint="eastAsia" w:eastAsia="黑体"/>
         </w:rPr>
         <w:t xml:space="preserve">）、调谐电容</w:t>
       </w:r>
       <w:r>
+        <w:rPr>
+          <w:rFonts w:eastAsia="黑体"/>
+        </w:rPr>
         <w:t xml:space="preserve"> </w:t>
       </w:r>
       <m:oMath>
@@ -138,15 +156,21 @@
         </m:sSub>
       </m:oMath>
       <w:r>
+        <w:rPr>
+          <w:rFonts w:eastAsia="黑体"/>
+        </w:rPr>
         <w:t xml:space="preserve"> </w:t>
       </w:r>
       <w:r>
         <w:rPr>
-          <w:rFonts w:hint="eastAsia"/>
+          <w:rFonts w:hint="eastAsia" w:eastAsia="黑体"/>
         </w:rPr>
         <w:t xml:space="preserve">及反馈分压/抽头元件组成。节点定义如下：集电极/漏极节点</w:t>
       </w:r>
       <w:r>
+        <w:rPr>
+          <w:rFonts w:eastAsia="黑体"/>
+        </w:rPr>
         <w:t xml:space="preserve"> </w:t>
       </w:r>
       <m:oMath>
@@ -164,15 +188,21 @@
         </m:sSub>
       </m:oMath>
       <w:r>
+        <w:rPr>
+          <w:rFonts w:eastAsia="黑体"/>
+        </w:rPr>
         <w:t xml:space="preserve"> </w:t>
       </w:r>
       <w:r>
         <w:rPr>
-          <w:rFonts w:hint="eastAsia"/>
+          <w:rFonts w:hint="eastAsia" w:eastAsia="黑体"/>
         </w:rPr>
         <w:t xml:space="preserve">接谐振回路一端；基极/栅极节点</w:t>
       </w:r>
       <w:r>
+        <w:rPr>
+          <w:rFonts w:eastAsia="黑体"/>
+        </w:rPr>
         <w:t xml:space="preserve"> </w:t>
       </w:r>
       <m:oMath>
@@ -190,15 +220,21 @@
         </m:sSub>
       </m:oMath>
       <w:r>
+        <w:rPr>
+          <w:rFonts w:eastAsia="黑体"/>
+        </w:rPr>
         <w:t xml:space="preserve"> </w:t>
       </w:r>
       <w:r>
         <w:rPr>
-          <w:rFonts w:hint="eastAsia"/>
+          <w:rFonts w:hint="eastAsia" w:eastAsia="黑体"/>
         </w:rPr>
         <w:t xml:space="preserve">接反馈端；发射极/源极节点</w:t>
       </w:r>
       <w:r>
+        <w:rPr>
+          <w:rFonts w:eastAsia="黑体"/>
+        </w:rPr>
         <w:t xml:space="preserve"> </w:t>
       </w:r>
       <m:oMath>
@@ -216,15 +252,21 @@
         </m:sSub>
       </m:oMath>
       <w:r>
+        <w:rPr>
+          <w:rFonts w:eastAsia="黑体"/>
+        </w:rPr>
         <w:t xml:space="preserve"> </w:t>
       </w:r>
       <w:r>
         <w:rPr>
-          <w:rFonts w:hint="eastAsia"/>
+          <w:rFonts w:hint="eastAsia" w:eastAsia="黑体"/>
         </w:rPr>
         <w:t xml:space="preserve">接交流地；谐振节点</w:t>
       </w:r>
       <w:r>
+        <w:rPr>
+          <w:rFonts w:eastAsia="黑体"/>
+        </w:rPr>
         <w:t xml:space="preserve"> </w:t>
       </w:r>
       <m:oMath>
@@ -251,24 +293,33 @@
         </m:sSub>
       </m:oMath>
       <w:r>
+        <w:rPr>
+          <w:rFonts w:eastAsia="黑体"/>
+        </w:rPr>
         <w:t xml:space="preserve"> </w:t>
       </w:r>
       <w:r>
         <w:rPr>
-          <w:rFonts w:hint="eastAsia"/>
+          <w:rFonts w:hint="eastAsia" w:eastAsia="黑体"/>
         </w:rPr>
         <w:t xml:space="preserve">为并联</w:t>
       </w:r>
       <w:r>
+        <w:rPr>
+          <w:rFonts w:eastAsia="黑体"/>
+        </w:rPr>
         <w:t xml:space="preserve"> LC </w:t>
       </w:r>
       <w:r>
         <w:rPr>
-          <w:rFonts w:hint="eastAsia"/>
+          <w:rFonts w:hint="eastAsia" w:eastAsia="黑体"/>
         </w:rPr>
         <w:t xml:space="preserve">回路的公共端；调谐节点</w:t>
       </w:r>
       <w:r>
+        <w:rPr>
+          <w:rFonts w:eastAsia="黑体"/>
+        </w:rPr>
         <w:t xml:space="preserve"> </w:t>
       </w:r>
       <m:oMath>
@@ -295,15 +346,21 @@
         </m:sSub>
       </m:oMath>
       <w:r>
+        <w:rPr>
+          <w:rFonts w:eastAsia="黑体"/>
+        </w:rPr>
         <w:t xml:space="preserve"> </w:t>
       </w:r>
       <w:r>
         <w:rPr>
-          <w:rFonts w:hint="eastAsia"/>
+          <w:rFonts w:hint="eastAsia" w:eastAsia="黑体"/>
         </w:rPr>
         <w:t xml:space="preserve">为可变电容/抽头引出的反馈点；电源节点</w:t>
       </w:r>
       <w:r>
+        <w:rPr>
+          <w:rFonts w:eastAsia="黑体"/>
+        </w:rPr>
         <w:t xml:space="preserve"> </w:t>
       </w:r>
       <m:oMath>
@@ -324,20 +381,26 @@
         </m:sSub>
       </m:oMath>
       <w:r>
+        <w:rPr>
+          <w:rFonts w:eastAsia="黑体"/>
+        </w:rPr>
         <w:t xml:space="preserve"> </w:t>
       </w:r>
       <w:r>
         <w:rPr>
-          <w:rFonts w:hint="eastAsia"/>
+          <w:rFonts w:hint="eastAsia" w:eastAsia="黑体"/>
         </w:rPr>
         <w:t xml:space="preserve">为回路供电端；地节点</w:t>
       </w:r>
       <w:r>
+        <w:rPr>
+          <w:rFonts w:eastAsia="黑体"/>
+        </w:rPr>
         <w:t xml:space="preserve"> GND </w:t>
       </w:r>
       <w:r>
         <w:rPr>
-          <w:rFonts w:hint="eastAsia"/>
+          <w:rFonts w:hint="eastAsia" w:eastAsia="黑体"/>
         </w:rPr>
         <w:t xml:space="preserve">汇集电容冷端与发射极回路。</w:t>
       </w:r>
@@ -346,7 +409,7 @@
       <w:pPr/>
       <w:r>
         <w:rPr>
-          <w:rFonts w:hint="eastAsia"/>
+          <w:rFonts w:hint="eastAsia" w:eastAsia="黑体"/>
         </w:rPr>
         <w:t xml:space="preserve">各元件管脚连接：</w:t>
       </w:r>
@@ -365,24 +428,33 @@
         </m:sSub>
       </m:oMath>
       <w:r>
+        <w:rPr>
+          <w:rFonts w:eastAsia="黑体"/>
+        </w:rPr>
         <w:t xml:space="preserve"> </w:t>
       </w:r>
       <w:r>
         <w:rPr>
-          <w:rFonts w:hint="eastAsia"/>
+          <w:rFonts w:hint="eastAsia" w:eastAsia="黑体"/>
         </w:rPr>
         <w:t xml:space="preserve">的</w:t>
       </w:r>
       <w:r>
+        <w:rPr>
+          <w:rFonts w:eastAsia="黑体"/>
+        </w:rPr>
         <w:t xml:space="preserve"> B </w:t>
       </w:r>
       <w:r>
         <w:rPr>
-          <w:rFonts w:hint="eastAsia"/>
+          <w:rFonts w:hint="eastAsia" w:eastAsia="黑体"/>
         </w:rPr>
         <w:t xml:space="preserve">接</w:t>
       </w:r>
       <w:r>
+        <w:rPr>
+          <w:rFonts w:eastAsia="黑体"/>
+        </w:rPr>
         <w:t xml:space="preserve"> </w:t>
       </w:r>
       <m:oMath>
@@ -401,20 +473,26 @@
       </m:oMath>
       <w:r>
         <w:rPr>
-          <w:rFonts w:hint="eastAsia"/>
+          <w:rFonts w:hint="eastAsia" w:eastAsia="黑体"/>
         </w:rPr>
         <w:t xml:space="preserve">，C</w:t>
       </w:r>
       <w:r>
+        <w:rPr>
+          <w:rFonts w:eastAsia="黑体"/>
+        </w:rPr>
         <w:t xml:space="preserve"> </w:t>
       </w:r>
       <w:r>
         <w:rPr>
-          <w:rFonts w:hint="eastAsia"/>
+          <w:rFonts w:hint="eastAsia" w:eastAsia="黑体"/>
         </w:rPr>
         <w:t xml:space="preserve">接</w:t>
       </w:r>
       <w:r>
+        <w:rPr>
+          <w:rFonts w:eastAsia="黑体"/>
+        </w:rPr>
         <w:t xml:space="preserve"> </w:t>
       </w:r>
       <m:oMath>
@@ -433,20 +511,26 @@
       </m:oMath>
       <w:r>
         <w:rPr>
-          <w:rFonts w:hint="eastAsia"/>
+          <w:rFonts w:hint="eastAsia" w:eastAsia="黑体"/>
         </w:rPr>
         <w:t xml:space="preserve">，E</w:t>
       </w:r>
       <w:r>
+        <w:rPr>
+          <w:rFonts w:eastAsia="黑体"/>
+        </w:rPr>
         <w:t xml:space="preserve"> </w:t>
       </w:r>
       <w:r>
         <w:rPr>
-          <w:rFonts w:hint="eastAsia"/>
+          <w:rFonts w:hint="eastAsia" w:eastAsia="黑体"/>
         </w:rPr>
         <w:t xml:space="preserve">接</w:t>
       </w:r>
       <w:r>
+        <w:rPr>
+          <w:rFonts w:eastAsia="黑体"/>
+        </w:rPr>
         <w:t xml:space="preserve"> </w:t>
       </w:r>
       <m:oMath>
@@ -465,29 +549,38 @@
       </m:oMath>
       <w:r>
         <w:rPr>
-          <w:rFonts w:hint="eastAsia"/>
+          <w:rFonts w:hint="eastAsia" w:eastAsia="黑体"/>
         </w:rPr>
         <w:t xml:space="preserve">（FET</w:t>
       </w:r>
       <w:r>
+        <w:rPr>
+          <w:rFonts w:eastAsia="黑体"/>
+        </w:rPr>
         <w:t xml:space="preserve"> </w:t>
       </w:r>
       <w:r>
         <w:rPr>
-          <w:rFonts w:hint="eastAsia"/>
+          <w:rFonts w:hint="eastAsia" w:eastAsia="黑体"/>
         </w:rPr>
         <w:t xml:space="preserve">对应</w:t>
       </w:r>
       <w:r>
+        <w:rPr>
+          <w:rFonts w:eastAsia="黑体"/>
+        </w:rPr>
         <w:t xml:space="preserve"> </w:t>
       </w:r>
       <w:r>
         <w:rPr>
-          <w:rFonts w:hint="eastAsia"/>
+          <w:rFonts w:hint="eastAsia" w:eastAsia="黑体"/>
         </w:rPr>
         <w:t xml:space="preserve">G/D/S）；调谐电感</w:t>
       </w:r>
       <w:r>
+        <w:rPr>
+          <w:rFonts w:eastAsia="黑体"/>
+        </w:rPr>
         <w:t xml:space="preserve"> </w:t>
       </w:r>
       <m:oMath>
@@ -497,11 +590,14 @@
       </m:oMath>
       <w:r>
         <w:rPr>
-          <w:rFonts w:hint="eastAsia"/>
+          <w:rFonts w:hint="eastAsia" w:eastAsia="黑体"/>
         </w:rPr>
         <w:t xml:space="preserve">（或抽头电感）一端接</w:t>
       </w:r>
       <w:r>
+        <w:rPr>
+          <w:rFonts w:eastAsia="黑体"/>
+        </w:rPr>
         <w:t xml:space="preserve"> </w:t>
       </w:r>
       <m:oMath>
@@ -520,11 +616,14 @@
       </m:oMath>
       <w:r>
         <w:rPr>
-          <w:rFonts w:hint="eastAsia"/>
+          <w:rFonts w:hint="eastAsia" w:eastAsia="黑体"/>
         </w:rPr>
         <w:t xml:space="preserve">、另一端接</w:t>
       </w:r>
       <w:r>
+        <w:rPr>
+          <w:rFonts w:eastAsia="黑体"/>
+        </w:rPr>
         <w:t xml:space="preserve"> </w:t>
       </w:r>
       <m:oMath>
@@ -543,11 +642,14 @@
       </m:oMath>
       <w:r>
         <w:rPr>
-          <w:rFonts w:hint="eastAsia"/>
+          <w:rFonts w:hint="eastAsia" w:eastAsia="黑体"/>
         </w:rPr>
         <w:t xml:space="preserve">，抽头或经电容分压引出反馈到</w:t>
       </w:r>
       <w:r>
+        <w:rPr>
+          <w:rFonts w:eastAsia="黑体"/>
+        </w:rPr>
         <w:t xml:space="preserve"> </w:t>
       </w:r>
       <m:oMath>
@@ -566,11 +668,14 @@
       </m:oMath>
       <w:r>
         <w:rPr>
-          <w:rFonts w:hint="eastAsia"/>
+          <w:rFonts w:hint="eastAsia" w:eastAsia="黑体"/>
         </w:rPr>
         <w:t xml:space="preserve">；可变电容</w:t>
       </w:r>
       <w:r>
+        <w:rPr>
+          <w:rFonts w:eastAsia="黑体"/>
+        </w:rPr>
         <w:t xml:space="preserve"> </w:t>
       </w:r>
       <m:oMath>
@@ -594,15 +699,21 @@
         </m:sSub>
       </m:oMath>
       <w:r>
+        <w:rPr>
+          <w:rFonts w:eastAsia="黑体"/>
+        </w:rPr>
         <w:t xml:space="preserve"> </w:t>
       </w:r>
       <w:r>
         <w:rPr>
-          <w:rFonts w:hint="eastAsia"/>
+          <w:rFonts w:hint="eastAsia" w:eastAsia="黑体"/>
         </w:rPr>
         <w:t xml:space="preserve">一端接</w:t>
       </w:r>
       <w:r>
+        <w:rPr>
+          <w:rFonts w:eastAsia="黑体"/>
+        </w:rPr>
         <w:t xml:space="preserve"> </w:t>
       </w:r>
       <m:oMath>
@@ -621,11 +732,14 @@
       </m:oMath>
       <w:r>
         <w:rPr>
-          <w:rFonts w:hint="eastAsia"/>
+          <w:rFonts w:hint="eastAsia" w:eastAsia="黑体"/>
         </w:rPr>
         <w:t xml:space="preserve">、另一端接</w:t>
       </w:r>
       <w:r>
+        <w:rPr>
+          <w:rFonts w:eastAsia="黑体"/>
+        </w:rPr>
         <w:t xml:space="preserve"> </w:t>
       </w:r>
       <m:oMath>
@@ -643,15 +757,21 @@
         </m:sSub>
       </m:oMath>
       <w:r>
+        <w:rPr>
+          <w:rFonts w:eastAsia="黑体"/>
+        </w:rPr>
         <w:t xml:space="preserve"> </w:t>
       </w:r>
       <w:r>
         <w:rPr>
-          <w:rFonts w:hint="eastAsia"/>
+          <w:rFonts w:hint="eastAsia" w:eastAsia="黑体"/>
         </w:rPr>
         <w:t xml:space="preserve">与</w:t>
       </w:r>
       <w:r>
+        <w:rPr>
+          <w:rFonts w:eastAsia="黑体"/>
+        </w:rPr>
         <w:t xml:space="preserve"> </w:t>
       </w:r>
       <m:oMath>
@@ -660,15 +780,21 @@
         </m:r>
       </m:oMath>
       <w:r>
+        <w:rPr>
+          <w:rFonts w:eastAsia="黑体"/>
+        </w:rPr>
         <w:t xml:space="preserve"> </w:t>
       </w:r>
       <w:r>
         <w:rPr>
-          <w:rFonts w:hint="eastAsia"/>
+          <w:rFonts w:hint="eastAsia" w:eastAsia="黑体"/>
         </w:rPr>
         <w:t xml:space="preserve">并联构成可调谐振回路；反馈支路从电感抽头</w:t>
       </w:r>
       <w:r>
+        <w:rPr>
+          <w:rFonts w:eastAsia="黑体"/>
+        </w:rPr>
         <w:t xml:space="preserve"> </w:t>
       </w:r>
       <m:oMath>
@@ -695,15 +821,21 @@
         </m:sSub>
       </m:oMath>
       <w:r>
+        <w:rPr>
+          <w:rFonts w:eastAsia="黑体"/>
+        </w:rPr>
         <w:t xml:space="preserve"> </w:t>
       </w:r>
       <w:r>
         <w:rPr>
-          <w:rFonts w:hint="eastAsia"/>
+          <w:rFonts w:hint="eastAsia" w:eastAsia="黑体"/>
         </w:rPr>
         <w:t xml:space="preserve">或电容分压点经耦合电容接</w:t>
       </w:r>
       <w:r>
+        <w:rPr>
+          <w:rFonts w:eastAsia="黑体"/>
+        </w:rPr>
         <w:t xml:space="preserve"> </w:t>
       </w:r>
       <m:oMath>
@@ -722,7 +854,7 @@
       </m:oMath>
       <w:r>
         <w:rPr>
-          <w:rFonts w:hint="eastAsia"/>
+          <w:rFonts w:hint="eastAsia" w:eastAsia="黑体"/>
         </w:rPr>
         <w:t xml:space="preserve">，构成正反馈。</w:t>
       </w:r>
@@ -731,20 +863,26 @@
       <w:pPr/>
       <w:r>
         <w:rPr>
-          <w:rFonts w:hint="eastAsia"/>
+          <w:rFonts w:hint="eastAsia" w:eastAsia="黑体"/>
         </w:rPr>
         <w:t xml:space="preserve">该电路为可变频率</w:t>
       </w:r>
       <w:r>
+        <w:rPr>
+          <w:rFonts w:eastAsia="黑体"/>
+        </w:rPr>
         <w:t xml:space="preserve"> LC </w:t>
       </w:r>
       <w:r>
         <w:rPr>
-          <w:rFonts w:hint="eastAsia"/>
+          <w:rFonts w:hint="eastAsia" w:eastAsia="黑体"/>
         </w:rPr>
         <w:t xml:space="preserve">振荡器（VFO），通过改变</w:t>
       </w:r>
       <w:r>
+        <w:rPr>
+          <w:rFonts w:eastAsia="黑体"/>
+        </w:rPr>
         <w:t xml:space="preserve"> </w:t>
       </w:r>
       <m:oMath>
@@ -768,15 +906,21 @@
         </m:sSub>
       </m:oMath>
       <w:r>
+        <w:rPr>
+          <w:rFonts w:eastAsia="黑体"/>
+        </w:rPr>
         <w:t xml:space="preserve"> </w:t>
       </w:r>
       <w:r>
         <w:rPr>
-          <w:rFonts w:hint="eastAsia"/>
+          <w:rFonts w:hint="eastAsia" w:eastAsia="黑体"/>
         </w:rPr>
         <w:t xml:space="preserve">或</w:t>
       </w:r>
       <w:r>
+        <w:rPr>
+          <w:rFonts w:eastAsia="黑体"/>
+        </w:rPr>
         <w:t xml:space="preserve"> </w:t>
       </w:r>
       <m:oMath>
@@ -785,11 +929,14 @@
         </m:r>
       </m:oMath>
       <w:r>
+        <w:rPr>
+          <w:rFonts w:eastAsia="黑体"/>
+        </w:rPr>
         <w:t xml:space="preserve"> </w:t>
       </w:r>
       <w:r>
         <w:rPr>
-          <w:rFonts w:hint="eastAsia"/>
+          <w:rFonts w:hint="eastAsia" w:eastAsia="黑体"/>
         </w:rPr>
         <w:t xml:space="preserve">连续调谐输出频率，</w:t>
       </w:r>
@@ -856,7 +1003,7 @@
       </m:oMath>
       <w:r>
         <w:rPr>
-          <w:rFonts w:hint="eastAsia"/>
+          <w:rFonts w:hint="eastAsia" w:eastAsia="黑体"/>
         </w:rPr>
         <w:t xml:space="preserve">，反馈取自抽头/分压点满足相位条件。</w:t>
       </w:r>
@@ -869,7 +1016,7 @@
       </w:pPr>
       <w:r>
         <w:rPr>
-          <w:rFonts w:hint="eastAsia"/>
+          <w:rFonts w:hint="eastAsia" w:eastAsia="黑体"/>
         </w:rPr>
         <w:t xml:space="preserve">工作原理</w:t>
       </w:r>
@@ -879,11 +1026,14 @@
         <w:pStyle w:val="FirstParagraph"/>
       </w:pPr>
       <w:r>
+        <w:rPr>
+          <w:rFonts w:eastAsia="黑体"/>
+        </w:rPr>
         <w:t xml:space="preserve">LC </w:t>
       </w:r>
       <w:r>
         <w:rPr>
-          <w:rFonts w:hint="eastAsia"/>
+          <w:rFonts w:hint="eastAsia" w:eastAsia="黑体"/>
         </w:rPr>
         <w:t xml:space="preserve">回路在谐振频率处阻抗最大且相移为零，配合适当的反馈接法形成正反馈，环路增益在该频率满足起振条件而其他频率被抑制，从而输出正弦波；改变回路电容或电感即可连续调谐输出频率。</w:t>
       </w:r>
@@ -896,7 +1046,7 @@
       </w:pPr>
       <w:r>
         <w:rPr>
-          <w:rFonts w:hint="eastAsia"/>
+          <w:rFonts w:hint="eastAsia" w:eastAsia="黑体"/>
         </w:rPr>
         <w:t xml:space="preserve">关键计算公式</w:t>
       </w:r>
@@ -910,7 +1060,7 @@
       </w:pPr>
       <w:r>
         <w:rPr>
-          <w:rFonts w:hint="eastAsia"/>
+          <w:rFonts w:hint="eastAsia" w:eastAsia="黑体"/>
         </w:rPr>
         <w:t xml:space="preserve">振荡（谐振）频率：</w:t>
       </w:r>
@@ -987,7 +1137,7 @@
       </w:pPr>
       <w:r>
         <w:rPr>
-          <w:rFonts w:hint="eastAsia"/>
+          <w:rFonts w:hint="eastAsia" w:eastAsia="黑体"/>
         </w:rPr>
         <w:t xml:space="preserve">可变电容调谐频率比：</w:t>
       </w:r>
@@ -1178,7 +1328,7 @@
       </w:pPr>
       <w:r>
         <w:rPr>
-          <w:rFonts w:hint="eastAsia"/>
+          <w:rFonts w:hint="eastAsia" w:eastAsia="黑体"/>
         </w:rPr>
         <w:t xml:space="preserve">谐振回路品质因数：</w:t>
       </w:r>
@@ -1305,7 +1455,7 @@
             </w:pPr>
             <w:r>
               <w:rPr>
-                <w:rFonts w:hint="eastAsia"/>
+                <w:rFonts w:hint="eastAsia" w:eastAsia="黑体"/>
               </w:rPr>
               <w:t xml:space="preserve">符号</w:t>
             </w:r>
@@ -1319,7 +1469,7 @@
             </w:pPr>
             <w:r>
               <w:rPr>
-                <w:rFonts w:hint="eastAsia"/>
+                <w:rFonts w:hint="eastAsia" w:eastAsia="黑体"/>
               </w:rPr>
               <w:t xml:space="preserve">含义</w:t>
             </w:r>
@@ -1333,7 +1483,7 @@
             </w:pPr>
             <w:r>
               <w:rPr>
-                <w:rFonts w:hint="eastAsia"/>
+                <w:rFonts w:hint="eastAsia" w:eastAsia="黑体"/>
               </w:rPr>
               <w:t xml:space="preserve">单位</w:t>
             </w:r>
@@ -1353,12 +1503,21 @@
               </m:r>
             </m:oMath>
             <w:r>
+              <w:rPr>
+                <w:rFonts w:eastAsia="黑体"/>
+              </w:rPr>
               <w:t xml:space="preserve"> </w:t>
             </w:r>
             <w:r>
+              <w:rPr>
+                <w:rFonts w:eastAsia="黑体"/>
+              </w:rPr>
               <w:t xml:space="preserve">/</w:t>
             </w:r>
             <w:r>
+              <w:rPr>
+                <w:rFonts w:eastAsia="黑体"/>
+              </w:rPr>
               <w:t xml:space="preserve"> </w:t>
             </w:r>
             <m:oMath>
@@ -1376,16 +1535,19 @@
             </w:pPr>
             <w:r>
               <w:rPr>
-                <w:rFonts w:hint="eastAsia"/>
+                <w:rFonts w:hint="eastAsia" w:eastAsia="黑体"/>
               </w:rPr>
               <w:t xml:space="preserve">谐振电感</w:t>
             </w:r>
             <w:r>
+              <w:rPr>
+                <w:rFonts w:eastAsia="黑体"/>
+              </w:rPr>
               <w:t xml:space="preserve"> / </w:t>
             </w:r>
             <w:r>
               <w:rPr>
-                <w:rFonts w:hint="eastAsia"/>
+                <w:rFonts w:hint="eastAsia" w:eastAsia="黑体"/>
               </w:rPr>
               <w:t xml:space="preserve">电容</w:t>
             </w:r>
@@ -1398,6 +1560,9 @@
               <w:pStyle w:val="Compact"/>
             </w:pPr>
             <w:r>
+              <w:rPr>
+                <w:rFonts w:eastAsia="黑体"/>
+              </w:rPr>
               <w:t xml:space="preserve">H / F</w:t>
             </w:r>
           </w:p>
@@ -1425,6 +1590,9 @@
               </m:sSub>
             </m:oMath>
             <w:r>
+              <w:rPr>
+                <w:rFonts w:eastAsia="黑体"/>
+              </w:rPr>
               <w:t xml:space="preserve">​</w:t>
             </w:r>
           </w:p>
@@ -1437,7 +1605,7 @@
             </w:pPr>
             <w:r>
               <w:rPr>
-                <w:rFonts w:hint="eastAsia"/>
+                <w:rFonts w:hint="eastAsia" w:eastAsia="黑体"/>
               </w:rPr>
               <w:t xml:space="preserve">振荡频率</w:t>
             </w:r>
@@ -1450,6 +1618,9 @@
               <w:pStyle w:val="Compact"/>
             </w:pPr>
             <w:r>
+              <w:rPr>
+                <w:rFonts w:eastAsia="黑体"/>
+              </w:rPr>
               <w:t xml:space="preserve">Hz</w:t>
             </w:r>
           </w:p>
@@ -1483,12 +1654,21 @@
               </m:sSub>
             </m:oMath>
             <w:r>
+              <w:rPr>
+                <w:rFonts w:eastAsia="黑体"/>
+              </w:rPr>
               <w:t xml:space="preserve"> </w:t>
             </w:r>
             <w:r>
+              <w:rPr>
+                <w:rFonts w:eastAsia="黑体"/>
+              </w:rPr>
               <w:t xml:space="preserve">/</w:t>
             </w:r>
             <w:r>
+              <w:rPr>
+                <w:rFonts w:eastAsia="黑体"/>
+              </w:rPr>
               <w:t xml:space="preserve"> </w:t>
             </w:r>
             <m:oMath>
@@ -1521,16 +1701,19 @@
             </w:pPr>
             <w:r>
               <w:rPr>
-                <w:rFonts w:hint="eastAsia"/>
+                <w:rFonts w:hint="eastAsia" w:eastAsia="黑体"/>
               </w:rPr>
               <w:t xml:space="preserve">可调电容最大</w:t>
             </w:r>
             <w:r>
+              <w:rPr>
+                <w:rFonts w:eastAsia="黑体"/>
+              </w:rPr>
               <w:t xml:space="preserve"> / </w:t>
             </w:r>
             <w:r>
               <w:rPr>
-                <w:rFonts w:hint="eastAsia"/>
+                <w:rFonts w:hint="eastAsia" w:eastAsia="黑体"/>
               </w:rPr>
               <w:t xml:space="preserve">最小值</w:t>
             </w:r>
@@ -1543,6 +1726,9 @@
               <w:pStyle w:val="Compact"/>
             </w:pPr>
             <w:r>
+              <w:rPr>
+                <w:rFonts w:eastAsia="黑体"/>
+              </w:rPr>
               <w:t xml:space="preserve">F</w:t>
             </w:r>
           </w:p>
@@ -1582,6 +1768,9 @@
               </m:sSub>
             </m:oMath>
             <w:r>
+              <w:rPr>
+                <w:rFonts w:eastAsia="黑体"/>
+              </w:rPr>
               <w:t xml:space="preserve">​</w:t>
             </w:r>
           </w:p>
@@ -1594,7 +1783,7 @@
             </w:pPr>
             <w:r>
               <w:rPr>
-                <w:rFonts w:hint="eastAsia"/>
+                <w:rFonts w:hint="eastAsia" w:eastAsia="黑体"/>
               </w:rPr>
               <w:t xml:space="preserve">寄生电容</w:t>
             </w:r>
@@ -1607,6 +1796,9 @@
               <w:pStyle w:val="Compact"/>
             </w:pPr>
             <w:r>
+              <w:rPr>
+                <w:rFonts w:eastAsia="黑体"/>
+              </w:rPr>
               <w:t xml:space="preserve">F</w:t>
             </w:r>
           </w:p>
@@ -1634,6 +1826,9 @@
               </m:sSub>
             </m:oMath>
             <w:r>
+              <w:rPr>
+                <w:rFonts w:eastAsia="黑体"/>
+              </w:rPr>
               <w:t xml:space="preserve">​</w:t>
             </w:r>
           </w:p>
@@ -1646,7 +1841,7 @@
             </w:pPr>
             <w:r>
               <w:rPr>
-                <w:rFonts w:hint="eastAsia"/>
+                <w:rFonts w:hint="eastAsia" w:eastAsia="黑体"/>
               </w:rPr>
               <w:t xml:space="preserve">回路等效并联电阻</w:t>
             </w:r>
@@ -1659,6 +1854,9 @@
               <w:pStyle w:val="Compact"/>
             </w:pPr>
             <w:r>
+              <w:rPr>
+                <w:rFonts w:eastAsia="黑体"/>
+              </w:rPr>
               <w:t xml:space="preserve">Ω</w:t>
             </w:r>
           </w:p>
@@ -1677,6 +1875,9 @@
               </m:r>
             </m:oMath>
             <w:r>
+              <w:rPr>
+                <w:rFonts w:eastAsia="黑体"/>
+              </w:rPr>
               <w:t xml:space="preserve">​</w:t>
             </w:r>
           </w:p>
@@ -1689,7 +1890,7 @@
             </w:pPr>
             <w:r>
               <w:rPr>
-                <w:rFonts w:hint="eastAsia"/>
+                <w:rFonts w:hint="eastAsia" w:eastAsia="黑体"/>
               </w:rPr>
               <w:t xml:space="preserve">品质因数</w:t>
             </w:r>
@@ -1703,7 +1904,7 @@
             </w:pPr>
             <w:r>
               <w:rPr>
-                <w:rFonts w:hint="eastAsia"/>
+                <w:rFonts w:hint="eastAsia" w:eastAsia="黑体"/>
               </w:rPr>
               <w:t xml:space="preserve">（无量纲）</w:t>
             </w:r>
@@ -1719,7 +1920,7 @@
       </w:pPr>
       <w:r>
         <w:rPr>
-          <w:rFonts w:hint="eastAsia"/>
+          <w:rFonts w:hint="eastAsia" w:eastAsia="黑体"/>
         </w:rPr>
         <w:t xml:space="preserve">元件调整影响</w:t>
       </w:r>
@@ -1739,6 +1940,7 @@
       </m:oMath>
       <w:r>
         <w:rPr>
+          <w:rFonts w:eastAsia="黑体"/>
           <w:b/>
           <w:bCs/>
         </w:rPr>
@@ -1746,7 +1948,7 @@
       </w:r>
       <w:r>
         <w:rPr>
-          <w:rFonts w:hint="eastAsia"/>
+          <w:rFonts w:hint="eastAsia" w:eastAsia="黑体"/>
           <w:b/>
           <w:bCs/>
         </w:rPr>
@@ -1754,6 +1956,7 @@
       </w:r>
       <w:r>
         <w:rPr>
+          <w:rFonts w:eastAsia="黑体"/>
           <w:b/>
           <w:bCs/>
         </w:rPr>
@@ -1766,6 +1969,7 @@
       </m:oMath>
       <w:r>
         <w:rPr>
+          <w:rFonts w:eastAsia="黑体"/>
           <w:b/>
           <w:bCs/>
         </w:rPr>
@@ -1773,19 +1977,28 @@
       </w:r>
       <w:r>
         <w:rPr>
-          <w:rFonts w:hint="eastAsia"/>
+          <w:rFonts w:hint="eastAsia" w:eastAsia="黑体"/>
           <w:b/>
           <w:bCs/>
         </w:rPr>
         <w:t xml:space="preserve">增大</w:t>
       </w:r>
       <w:r>
+        <w:rPr>
+          <w:rFonts w:eastAsia="黑体"/>
+        </w:rPr>
         <w:t xml:space="preserve"> </w:t>
       </w:r>
       <w:r>
+        <w:rPr>
+          <w:rFonts w:eastAsia="黑体"/>
+        </w:rPr>
         <w:t xml:space="preserve">→</w:t>
       </w:r>
       <w:r>
+        <w:rPr>
+          <w:rFonts w:eastAsia="黑体"/>
+        </w:rPr>
         <w:t xml:space="preserve"> </w:t>
       </w:r>
       <m:oMath>
@@ -1803,11 +2016,14 @@
         </m:sSub>
       </m:oMath>
       <w:r>
+        <w:rPr>
+          <w:rFonts w:eastAsia="黑体"/>
+        </w:rPr>
         <w:t xml:space="preserve"> </w:t>
       </w:r>
       <w:r>
         <w:rPr>
-          <w:rFonts w:hint="eastAsia"/>
+          <w:rFonts w:hint="eastAsia" w:eastAsia="黑体"/>
         </w:rPr>
         <w:t xml:space="preserve">下降。</w:t>
       </w:r>
@@ -1822,21 +2038,27 @@
       </w:pPr>
       <w:r>
         <w:rPr>
-          <w:rFonts w:hint="eastAsia"/>
+          <w:rFonts w:hint="eastAsia" w:eastAsia="黑体"/>
           <w:b/>
           <w:bCs/>
         </w:rPr>
         <w:t xml:space="preserve">调谐电容范围增大</w:t>
       </w:r>
       <w:r>
+        <w:rPr>
+          <w:rFonts w:eastAsia="黑体"/>
+        </w:rPr>
         <w:t xml:space="preserve"> </w:t>
       </w:r>
       <w:r>
+        <w:rPr>
+          <w:rFonts w:eastAsia="黑体"/>
+        </w:rPr>
         <w:t xml:space="preserve">→ </w:t>
       </w:r>
       <w:r>
         <w:rPr>
-          <w:rFonts w:hint="eastAsia"/>
+          <w:rFonts w:hint="eastAsia" w:eastAsia="黑体"/>
         </w:rPr>
         <w:t xml:space="preserve">频率覆盖范围增宽。</w:t>
       </w:r>
@@ -1856,6 +2078,7 @@
       </m:oMath>
       <w:r>
         <w:rPr>
+          <w:rFonts w:eastAsia="黑体"/>
           <w:b/>
           <w:bCs/>
         </w:rPr>
@@ -1863,21 +2086,27 @@
       </w:r>
       <w:r>
         <w:rPr>
-          <w:rFonts w:hint="eastAsia"/>
+          <w:rFonts w:hint="eastAsia" w:eastAsia="黑体"/>
           <w:b/>
           <w:bCs/>
         </w:rPr>
         <w:t xml:space="preserve">增大</w:t>
       </w:r>
       <w:r>
+        <w:rPr>
+          <w:rFonts w:eastAsia="黑体"/>
+        </w:rPr>
         <w:t xml:space="preserve"> </w:t>
       </w:r>
       <w:r>
+        <w:rPr>
+          <w:rFonts w:eastAsia="黑体"/>
+        </w:rPr>
         <w:t xml:space="preserve">→ </w:t>
       </w:r>
       <w:r>
         <w:rPr>
-          <w:rFonts w:hint="eastAsia"/>
+          <w:rFonts w:hint="eastAsia" w:eastAsia="黑体"/>
         </w:rPr>
         <w:t xml:space="preserve">频谱更纯、频率稳定度与相位噪声更好。</w:t>
       </w:r>
@@ -1892,21 +2121,27 @@
       </w:pPr>
       <w:r>
         <w:rPr>
-          <w:rFonts w:hint="eastAsia"/>
+          <w:rFonts w:hint="eastAsia" w:eastAsia="黑体"/>
           <w:b/>
           <w:bCs/>
         </w:rPr>
         <w:t xml:space="preserve">寄生电容影响增大</w:t>
       </w:r>
       <w:r>
+        <w:rPr>
+          <w:rFonts w:eastAsia="黑体"/>
+        </w:rPr>
         <w:t xml:space="preserve"> </w:t>
       </w:r>
       <w:r>
+        <w:rPr>
+          <w:rFonts w:eastAsia="黑体"/>
+        </w:rPr>
         <w:t xml:space="preserve">→ </w:t>
       </w:r>
       <w:r>
         <w:rPr>
-          <w:rFonts w:hint="eastAsia"/>
+          <w:rFonts w:hint="eastAsia" w:eastAsia="黑体"/>
         </w:rPr>
         <w:t xml:space="preserve">频率覆盖比受压缩、调谐非线性。</w:t>
       </w:r>
@@ -1919,7 +2154,7 @@
       </w:pPr>
       <w:r>
         <w:rPr>
-          <w:rFonts w:hint="eastAsia"/>
+          <w:rFonts w:hint="eastAsia" w:eastAsia="黑体"/>
         </w:rPr>
         <w:t xml:space="preserve">典型参数示例</w:t>
       </w:r>
@@ -1934,11 +2169,14 @@
       </w:pPr>
       <w:r>
         <w:rPr>
-          <w:rFonts w:hint="eastAsia"/>
+          <w:rFonts w:hint="eastAsia" w:eastAsia="黑体"/>
         </w:rPr>
         <w:t xml:space="preserve">取</w:t>
       </w:r>
       <w:r>
+        <w:rPr>
+          <w:rFonts w:eastAsia="黑体"/>
+        </w:rPr>
         <w:t xml:space="preserve"> </w:t>
       </w:r>
       <m:oMath>
@@ -1969,6 +2207,9 @@
         </m:r>
       </m:oMath>
       <w:r>
+        <w:rPr>
+          <w:rFonts w:eastAsia="黑体"/>
+        </w:rPr>
         <w:t xml:space="preserve">、</w:t>
       </w:r>
       <m:oMath>
@@ -2006,7 +2247,7 @@
       </m:oMath>
       <w:r>
         <w:rPr>
-          <w:rFonts w:hint="eastAsia"/>
+          <w:rFonts w:hint="eastAsia" w:eastAsia="黑体"/>
         </w:rPr>
         <w:t xml:space="preserve">：</w:t>
       </w:r>
@@ -2134,7 +2375,7 @@
       </m:oMath>
       <w:r>
         <w:rPr>
-          <w:rFonts w:hint="eastAsia"/>
+          <w:rFonts w:hint="eastAsia" w:eastAsia="黑体"/>
         </w:rPr>
         <w:t xml:space="preserve">，</w:t>
       </w:r>
@@ -2179,11 +2420,14 @@
       </m:oMath>
       <w:r>
         <w:rPr>
-          <w:rFonts w:hint="eastAsia"/>
+          <w:rFonts w:hint="eastAsia" w:eastAsia="黑体"/>
         </w:rPr>
         <w:t xml:space="preserve">，覆盖比约</w:t>
       </w:r>
       <w:r>
+        <w:rPr>
+          <w:rFonts w:eastAsia="黑体"/>
+        </w:rPr>
         <w:t xml:space="preserve"> 3.16。</w:t>
       </w:r>
     </w:p>
@@ -2197,11 +2441,14 @@
       </w:pPr>
       <w:r>
         <w:rPr>
-          <w:rFonts w:hint="eastAsia"/>
+          <w:rFonts w:hint="eastAsia" w:eastAsia="黑体"/>
         </w:rPr>
         <w:t xml:space="preserve">若</w:t>
       </w:r>
       <w:r>
+        <w:rPr>
+          <w:rFonts w:eastAsia="黑体"/>
+        </w:rPr>
         <w:t xml:space="preserve"> </w:t>
       </w:r>
       <m:oMath>
@@ -2251,11 +2498,14 @@
       </m:oMath>
       <w:r>
         <w:rPr>
-          <w:rFonts w:hint="eastAsia"/>
+          <w:rFonts w:hint="eastAsia" w:eastAsia="黑体"/>
         </w:rPr>
         <w:t xml:space="preserve">，覆盖比变为</w:t>
       </w:r>
       <w:r>
+        <w:rPr>
+          <w:rFonts w:eastAsia="黑体"/>
+        </w:rPr>
         <w:t xml:space="preserve"> </w:t>
       </w:r>
       <m:oMath>
@@ -2311,6 +2561,9 @@
         </m:r>
       </m:oMath>
       <w:r>
+        <w:rPr>
+          <w:rFonts w:eastAsia="黑体"/>
+        </w:rPr>
         <w:t xml:space="preserve">。</w:t>
       </w:r>
     </w:p>
@@ -2322,7 +2575,7 @@
       </w:pPr>
       <w:r>
         <w:rPr>
-          <w:rFonts w:hint="eastAsia"/>
+          <w:rFonts w:hint="eastAsia" w:eastAsia="黑体"/>
         </w:rPr>
         <w:t xml:space="preserve">常见器件型号</w:t>
       </w:r>
@@ -2337,7 +2590,7 @@
       </w:pPr>
       <w:r>
         <w:rPr>
-          <w:rFonts w:hint="eastAsia"/>
+          <w:rFonts w:hint="eastAsia" w:eastAsia="黑体"/>
         </w:rPr>
         <w:t xml:space="preserve">晶体管：2SC1674、2N3904、J310（FET）；可变电容：MV104（变容二极管）、空气可变电容。</w:t>
       </w:r>
@@ -2350,7 +2603,7 @@
       </w:pPr>
       <w:r>
         <w:rPr>
-          <w:rFonts w:hint="eastAsia"/>
+          <w:rFonts w:hint="eastAsia" w:eastAsia="黑体"/>
         </w:rPr>
         <w:t xml:space="preserve">注意事项</w:t>
       </w:r>
@@ -2365,7 +2618,7 @@
       </w:pPr>
       <w:r>
         <w:rPr>
-          <w:rFonts w:hint="eastAsia"/>
+          <w:rFonts w:hint="eastAsia" w:eastAsia="黑体"/>
         </w:rPr>
         <w:t xml:space="preserve">调谐范围与寄生电容直接相关，布局要减小杂散电容与引线电感。</w:t>
       </w:r>
@@ -2380,7 +2633,7 @@
       </w:pPr>
       <w:r>
         <w:rPr>
-          <w:rFonts w:hint="eastAsia"/>
+          <w:rFonts w:hint="eastAsia" w:eastAsia="黑体"/>
         </w:rPr>
         <w:t xml:space="preserve">变容二极管调谐需控制偏压范围，避免非线性与相位噪声恶化。</w:t>
       </w:r>
@@ -2395,7 +2648,7 @@
       </w:pPr>
       <w:r>
         <w:rPr>
-          <w:rFonts w:hint="eastAsia"/>
+          <w:rFonts w:hint="eastAsia" w:eastAsia="黑体"/>
         </w:rPr>
         <w:t xml:space="preserve">机械可变电容易受振动微扰，精密场合采用锁相环锁定。</w:t>
       </w:r>
@@ -2408,7 +2661,7 @@
       </w:pPr>
       <w:r>
         <w:rPr>
-          <w:rFonts w:hint="eastAsia"/>
+          <w:rFonts w:hint="eastAsia" w:eastAsia="黑体"/>
         </w:rPr>
         <w:t xml:space="preserve">参考资料</w:t>
       </w:r>
@@ -2422,6 +2675,9 @@
         </w:numPr>
       </w:pPr>
       <w:r>
+        <w:rPr>
+          <w:rFonts w:eastAsia="黑体"/>
+        </w:rPr>
         <w:t xml:space="preserve">Wikipedia: Variable-frequency oscillator。</w:t>
       </w:r>
     </w:p>
@@ -2435,7 +2691,7 @@
       </w:pPr>
       <w:r>
         <w:rPr>
-          <w:rFonts w:hint="eastAsia"/>
+          <w:rFonts w:hint="eastAsia" w:eastAsia="黑体"/>
         </w:rPr>
         <w:t xml:space="preserve">《高频电子线路》（张肃文）。</w:t>
       </w:r>
@@ -2450,16 +2706,19 @@
       </w:pPr>
       <w:r>
         <w:rPr>
-          <w:rFonts w:hint="eastAsia"/>
+          <w:rFonts w:hint="eastAsia" w:eastAsia="黑体"/>
         </w:rPr>
         <w:t xml:space="preserve">《射频电路设计——理论与应用》（Reinhold</w:t>
       </w:r>
       <w:r>
+        <w:rPr>
+          <w:rFonts w:eastAsia="黑体"/>
+        </w:rPr>
         <w:t xml:space="preserve"> </w:t>
       </w:r>
       <w:r>
         <w:rPr>
-          <w:rFonts w:hint="eastAsia"/>
+          <w:rFonts w:hint="eastAsia" w:eastAsia="黑体"/>
         </w:rPr>
         <w:t xml:space="preserve">Ludwig）。</w:t>
       </w:r>
@@ -2473,11 +2732,11 @@
       </w:pPr>
       <w:r>
         <w:rPr>
-          <w:rFonts w:ascii="Times New Roman" w:hAnsi="Times New Roman"/>
+          <w:rFonts w:ascii="Times New Roman" w:hAnsi="Times New Roman" w:eastAsia="黑体"/>
           <w:color w:val="555555"/>
           <w:sz w:val="21"/>
         </w:rPr>
-        <w:t>材料收集者：杜文杰</w:t>
+        <w:t>材料收集者：杜文杰，WX手机：19519196569，QQ:3478827729</w:t>
       </w:r>
     </w:p>
     <w:sectPr>
@@ -2497,7 +2756,7 @@
 </file>
 
 <file path=word/footer1.xml><?xml version="1.0" encoding="utf-8"?>
-<w:ftr xmlns:m="http://schemas.openxmlformats.org/officeDocument/2006/math" xmlns:mc="http://schemas.openxmlformats.org/markup-compatibility/2006" xmlns:mo="http://schemas.microsoft.com/office/mac/office/2008/main" xmlns:mv="urn:schemas-microsoft-com:mac:vml" xmlns:o="urn:schemas-microsoft-com:office:office" xmlns:r="http://schemas.openxmlformats.org/officeDocument/2006/relationships" xmlns:v="urn:schemas-microsoft-com:vml" xmlns:w10="urn:schemas-microsoft-com:office:word" xmlns:w14="http://schemas.microsoft.com/office/word/2010/wordml" xmlns:w="http://schemas.openxmlformats.org/wordprocessingml/2006/main" xmlns:wne="http://schemas.microsoft.com/office/word/2006/wordml" xmlns:wp14="http://schemas.microsoft.com/office/word/2010/wordprocessingDrawing" xmlns:wp="http://schemas.openxmlformats.org/drawingml/2006/wordprocessingDrawing" xmlns:wpc="http://schemas.microsoft.com/office/word/2010/wordprocessingCanvas" xmlns:wpg="http://schemas.microsoft.com/office/word/2010/wordprocessingGroup" xmlns:wpi="http://schemas.microsoft.com/office/word/2010/wordprocessingInk" xmlns:wps="http://schemas.microsoft.com/office/word/2010/wordprocessingShape" mc:Ignorable="w14 wp14">
+<w:ftr xmlns:mc="http://schemas.openxmlformats.org/markup-compatibility/2006" xmlns:w="http://schemas.openxmlformats.org/wordprocessingml/2006/main" xmlns:m="http://schemas.openxmlformats.org/officeDocument/2006/math" xmlns:mo="http://schemas.microsoft.com/office/mac/office/2008/main" xmlns:mv="urn:schemas-microsoft-com:mac:vml" xmlns:o="urn:schemas-microsoft-com:office:office" xmlns:r="http://schemas.openxmlformats.org/officeDocument/2006/relationships" xmlns:v="urn:schemas-microsoft-com:vml" xmlns:w10="urn:schemas-microsoft-com:office:word" xmlns:w14="http://schemas.microsoft.com/office/word/2010/wordml" xmlns:wne="http://schemas.microsoft.com/office/word/2006/wordml" xmlns:wp14="http://schemas.microsoft.com/office/word/2010/wordprocessingDrawing" xmlns:wp="http://schemas.openxmlformats.org/drawingml/2006/wordprocessingDrawing" xmlns:wpc="http://schemas.microsoft.com/office/word/2010/wordprocessingCanvas" xmlns:wpg="http://schemas.microsoft.com/office/word/2010/wordprocessingGroup" xmlns:wpi="http://schemas.microsoft.com/office/word/2010/wordprocessingInk" xmlns:wps="http://schemas.microsoft.com/office/word/2010/wordprocessingShape" mc:Ignorable="w14 wp14">
   <w:p>
     <w:pPr>
       <w:pStyle w:val="Footer"/>
@@ -2505,12 +2764,14 @@
     </w:pPr>
     <w:r>
       <w:rPr>
+        <w:rFonts w:eastAsia="黑体"/>
         <w:sz w:val="18"/>
       </w:rPr>
       <w:t xml:space="preserve">第 </w:t>
     </w:r>
     <w:r>
       <w:rPr>
+        <w:rFonts w:eastAsia="黑体"/>
         <w:sz w:val="18"/>
       </w:rPr>
       <w:fldChar w:fldCharType="begin"/>
@@ -2519,6 +2780,7 @@
     </w:r>
     <w:r>
       <w:rPr>
+        <w:rFonts w:eastAsia="黑体"/>
         <w:sz w:val="18"/>
       </w:rPr>
       <w:t xml:space="preserve"> 页</w:t>
@@ -2532,6 +2794,9 @@
   <w:footnote w:type="continuationSeparator" w:id="0">
     <w:p>
       <w:r>
+        <w:rPr>
+          <w:rFonts w:eastAsia="黑体"/>
+        </w:rPr>
         <w:continuationSeparator/>
       </w:r>
     </w:p>
@@ -2539,6 +2804,9 @@
   <w:footnote w:type="separator" w:id="-1">
     <w:p>
       <w:r>
+        <w:rPr>
+          <w:rFonts w:eastAsia="黑体"/>
+        </w:rPr>
         <w:separator/>
       </w:r>
     </w:p>
@@ -2547,7 +2815,7 @@
 </file>
 
 <file path=word/header1.xml><?xml version="1.0" encoding="utf-8"?>
-<w:hdr xmlns:m="http://schemas.openxmlformats.org/officeDocument/2006/math" xmlns:mc="http://schemas.openxmlformats.org/markup-compatibility/2006" xmlns:mo="http://schemas.microsoft.com/office/mac/office/2008/main" xmlns:mv="urn:schemas-microsoft-com:mac:vml" xmlns:o="urn:schemas-microsoft-com:office:office" xmlns:r="http://schemas.openxmlformats.org/officeDocument/2006/relationships" xmlns:v="urn:schemas-microsoft-com:vml" xmlns:w10="urn:schemas-microsoft-com:office:word" xmlns:w14="http://schemas.microsoft.com/office/word/2010/wordml" xmlns:w="http://schemas.openxmlformats.org/wordprocessingml/2006/main" xmlns:wne="http://schemas.microsoft.com/office/word/2006/wordml" xmlns:wp14="http://schemas.microsoft.com/office/word/2010/wordprocessingDrawing" xmlns:wp="http://schemas.openxmlformats.org/drawingml/2006/wordprocessingDrawing" xmlns:wpc="http://schemas.microsoft.com/office/word/2010/wordprocessingCanvas" xmlns:wpg="http://schemas.microsoft.com/office/word/2010/wordprocessingGroup" xmlns:wpi="http://schemas.microsoft.com/office/word/2010/wordprocessingInk" xmlns:wps="http://schemas.microsoft.com/office/word/2010/wordprocessingShape" mc:Ignorable="w14 wp14">
+<w:hdr xmlns:mc="http://schemas.openxmlformats.org/markup-compatibility/2006" xmlns:w="http://schemas.openxmlformats.org/wordprocessingml/2006/main" xmlns:m="http://schemas.openxmlformats.org/officeDocument/2006/math" xmlns:mo="http://schemas.microsoft.com/office/mac/office/2008/main" xmlns:mv="urn:schemas-microsoft-com:mac:vml" xmlns:o="urn:schemas-microsoft-com:office:office" xmlns:r="http://schemas.openxmlformats.org/officeDocument/2006/relationships" xmlns:v="urn:schemas-microsoft-com:vml" xmlns:w10="urn:schemas-microsoft-com:office:word" xmlns:w14="http://schemas.microsoft.com/office/word/2010/wordml" xmlns:wne="http://schemas.microsoft.com/office/word/2006/wordml" xmlns:wp14="http://schemas.microsoft.com/office/word/2010/wordprocessingDrawing" xmlns:wp="http://schemas.openxmlformats.org/drawingml/2006/wordprocessingDrawing" xmlns:wpc="http://schemas.microsoft.com/office/word/2010/wordprocessingCanvas" xmlns:wpg="http://schemas.microsoft.com/office/word/2010/wordprocessingGroup" xmlns:wpi="http://schemas.microsoft.com/office/word/2010/wordprocessingInk" xmlns:wps="http://schemas.microsoft.com/office/word/2010/wordprocessingShape" mc:Ignorable="w14 wp14">
   <w:p>
     <w:pPr>
       <w:pStyle w:val="Header"/>
@@ -2555,7 +2823,7 @@
     </w:pPr>
     <w:r>
       <w:rPr>
-        <w:rFonts w:ascii="Times New Roman" w:hAnsi="Times New Roman"/>
+        <w:rFonts w:ascii="Times New Roman" w:hAnsi="Times New Roman" w:eastAsia="黑体"/>
         <w:sz w:val="18"/>
         <w:rFonts w:eastAsia="黑体"/>
         <w:rFonts w:eastAsia="黑体"/>
@@ -2567,7 +2835,7 @@
 </file>
 
 <file path=word/numbering.xml><?xml version="1.0" encoding="utf-8"?>
-<w:numbering xmlns:m="http://schemas.openxmlformats.org/officeDocument/2006/math" xmlns:mc="http://schemas.openxmlformats.org/markup-compatibility/2006" xmlns:mo="http://schemas.microsoft.com/office/mac/office/2008/main" xmlns:mv="urn:schemas-microsoft-com:mac:vml" xmlns:o="urn:schemas-microsoft-com:office:office" xmlns:r="http://schemas.openxmlformats.org/officeDocument/2006/relationships" xmlns:v="urn:schemas-microsoft-com:vml" xmlns:w="http://schemas.openxmlformats.org/wordprocessingml/2006/main" xmlns:w10="urn:schemas-microsoft-com:office:word" xmlns:w14="http://schemas.microsoft.com/office/word/2010/wordml" xmlns:wne="http://schemas.microsoft.com/office/word/2006/wordml" xmlns:wp="http://schemas.openxmlformats.org/drawingml/2006/wordprocessingDrawing" xmlns:wp14="http://schemas.microsoft.com/office/word/2010/wordprocessingDrawing" xmlns:wpc="http://schemas.microsoft.com/office/word/2010/wordprocessingCanvas" xmlns:wpg="http://schemas.microsoft.com/office/word/2010/wordprocessingGroup" xmlns:wpi="http://schemas.microsoft.com/office/word/2010/wordprocessingInk" xmlns:wps="http://schemas.microsoft.com/office/word/2010/wordprocessingShape" mc:Ignorable="w14 wp14">
+<w:numbering xmlns:mc="http://schemas.openxmlformats.org/markup-compatibility/2006" xmlns:w="http://schemas.openxmlformats.org/wordprocessingml/2006/main" xmlns:m="http://schemas.openxmlformats.org/officeDocument/2006/math" xmlns:mo="http://schemas.microsoft.com/office/mac/office/2008/main" xmlns:mv="urn:schemas-microsoft-com:mac:vml" xmlns:o="urn:schemas-microsoft-com:office:office" xmlns:r="http://schemas.openxmlformats.org/officeDocument/2006/relationships" xmlns:v="urn:schemas-microsoft-com:vml" xmlns:w10="urn:schemas-microsoft-com:office:word" xmlns:w14="http://schemas.microsoft.com/office/word/2010/wordml" xmlns:wne="http://schemas.microsoft.com/office/word/2006/wordml" xmlns:wp="http://schemas.openxmlformats.org/drawingml/2006/wordprocessingDrawing" xmlns:wp14="http://schemas.microsoft.com/office/word/2010/wordprocessingDrawing" xmlns:wpc="http://schemas.microsoft.com/office/word/2010/wordprocessingCanvas" xmlns:wpg="http://schemas.microsoft.com/office/word/2010/wordprocessingGroup" xmlns:wpi="http://schemas.microsoft.com/office/word/2010/wordprocessingInk" xmlns:wps="http://schemas.microsoft.com/office/word/2010/wordprocessingShape" mc:Ignorable="w14 wp14">
   <w:abstractNum w:abstractNumId="0">
     <w:nsid w:val="FFFFFF7C"/>
     <w:multiLevelType w:val="singleLevel"/>
@@ -2654,7 +2922,7 @@
         <w:ind w:hanging="360" w:left="1440"/>
       </w:pPr>
       <w:rPr>
-        <w:rFonts w:ascii="Symbol" w:hAnsi="Symbol" w:hint="default"/>
+        <w:rFonts w:ascii="Symbol" w:hAnsi="Symbol" w:hint="default" w:eastAsia="黑体"/>
       </w:rPr>
     </w:lvl>
   </w:abstractNum>
@@ -2675,7 +2943,7 @@
         <w:ind w:hanging="360" w:left="1080"/>
       </w:pPr>
       <w:rPr>
-        <w:rFonts w:ascii="Symbol" w:hAnsi="Symbol" w:hint="default"/>
+        <w:rFonts w:ascii="Symbol" w:hAnsi="Symbol" w:hint="default" w:eastAsia="黑体"/>
       </w:rPr>
     </w:lvl>
   </w:abstractNum>
@@ -2696,7 +2964,7 @@
         <w:ind w:hanging="360" w:left="720"/>
       </w:pPr>
       <w:rPr>
-        <w:rFonts w:ascii="Symbol" w:hAnsi="Symbol" w:hint="default"/>
+        <w:rFonts w:ascii="Symbol" w:hAnsi="Symbol" w:hint="default" w:eastAsia="黑体"/>
       </w:rPr>
     </w:lvl>
   </w:abstractNum>
@@ -2735,7 +3003,7 @@
         <w:ind w:hanging="360" w:left="360"/>
       </w:pPr>
       <w:rPr>
-        <w:rFonts w:ascii="Symbol" w:hAnsi="Symbol" w:hint="default"/>
+        <w:rFonts w:ascii="Symbol" w:hAnsi="Symbol" w:hint="default" w:eastAsia="黑体"/>
       </w:rPr>
     </w:lvl>
   </w:abstractNum>
@@ -2826,7 +3094,7 @@
         <w:ind w:left="720" w:hanging="360"/>
       </w:pPr>
       <w:rPr>
-        <w:rFonts w:ascii="Symbol" w:hAnsi="Symbol" w:cs="Symbol" w:hint="default"/>
+        <w:rFonts w:ascii="Symbol" w:hAnsi="Symbol" w:cs="Symbol" w:hint="default" w:eastAsia="黑体"/>
       </w:rPr>
     </w:lvl>
     <w:lvl w:ilvl="1">
@@ -2837,7 +3105,7 @@
         <w:ind w:left="1440" w:hanging="360"/>
       </w:pPr>
       <w:rPr>
-        <w:rFonts w:ascii="Courier New" w:hAnsi="Courier New" w:cs="Courier New" w:hint="default"/>
+        <w:rFonts w:ascii="Courier New" w:hAnsi="Courier New" w:cs="Courier New" w:hint="default" w:eastAsia="黑体"/>
       </w:rPr>
     </w:lvl>
     <w:lvl w:ilvl="2">
@@ -2848,7 +3116,7 @@
         <w:ind w:left="2160" w:hanging="360"/>
       </w:pPr>
       <w:rPr>
-        <w:rFonts w:ascii="Wingdings" w:hAnsi="Wingdings" w:cs="Wingdings" w:hint="default"/>
+        <w:rFonts w:ascii="Wingdings" w:hAnsi="Wingdings" w:cs="Wingdings" w:hint="default" w:eastAsia="黑体"/>
       </w:rPr>
     </w:lvl>
     <w:lvl w:ilvl="3">
@@ -2859,7 +3127,7 @@
         <w:ind w:left="2880" w:hanging="360"/>
       </w:pPr>
       <w:rPr>
-        <w:rFonts w:ascii="Symbol" w:hAnsi="Symbol" w:cs="Symbol" w:hint="default"/>
+        <w:rFonts w:ascii="Symbol" w:hAnsi="Symbol" w:cs="Symbol" w:hint="default" w:eastAsia="黑体"/>
       </w:rPr>
     </w:lvl>
     <w:lvl w:ilvl="4">
@@ -2870,7 +3138,7 @@
         <w:ind w:left="3600" w:hanging="360"/>
       </w:pPr>
       <w:rPr>
-        <w:rFonts w:ascii="Courier New" w:hAnsi="Courier New" w:cs="Courier New" w:hint="default"/>
+        <w:rFonts w:ascii="Courier New" w:hAnsi="Courier New" w:cs="Courier New" w:hint="default" w:eastAsia="黑体"/>
       </w:rPr>
     </w:lvl>
     <w:lvl w:ilvl="5">
@@ -2881,7 +3149,7 @@
         <w:ind w:left="4320" w:hanging="360"/>
       </w:pPr>
       <w:rPr>
-        <w:rFonts w:ascii="Wingdings" w:hAnsi="Wingdings" w:cs="Wingdings" w:hint="default"/>
+        <w:rFonts w:ascii="Wingdings" w:hAnsi="Wingdings" w:cs="Wingdings" w:hint="default" w:eastAsia="黑体"/>
       </w:rPr>
     </w:lvl>
     <w:lvl w:ilvl="6">
@@ -2892,7 +3160,7 @@
         <w:ind w:left="5040" w:hanging="360"/>
       </w:pPr>
       <w:rPr>
-        <w:rFonts w:ascii="Symbol" w:hAnsi="Symbol" w:cs="Symbol" w:hint="default"/>
+        <w:rFonts w:ascii="Symbol" w:hAnsi="Symbol" w:cs="Symbol" w:hint="default" w:eastAsia="黑体"/>
       </w:rPr>
     </w:lvl>
     <w:lvl w:ilvl="7">
@@ -2903,7 +3171,7 @@
         <w:ind w:left="5760" w:hanging="360"/>
       </w:pPr>
       <w:rPr>
-        <w:rFonts w:ascii="Courier New" w:hAnsi="Courier New" w:cs="Courier New" w:hint="default"/>
+        <w:rFonts w:ascii="Courier New" w:hAnsi="Courier New" w:cs="Courier New" w:hint="default" w:eastAsia="黑体"/>
       </w:rPr>
     </w:lvl>
     <w:lvl w:ilvl="8">
@@ -2914,7 +3182,7 @@
         <w:ind w:left="6480" w:hanging="360"/>
       </w:pPr>
       <w:rPr>
-        <w:rFonts w:ascii="Wingdings" w:hAnsi="Wingdings" w:cs="Wingdings" w:hint="default"/>
+        <w:rFonts w:ascii="Wingdings" w:hAnsi="Wingdings" w:cs="Wingdings" w:hint="default" w:eastAsia="黑体"/>
       </w:rPr>
     </w:lvl>
   </w:abstractNum>
@@ -2970,11 +3238,11 @@
 </file>
 
 <file path=word/styles.xml><?xml version="1.0" encoding="utf-8"?>
-<w:styles xmlns:mc="http://schemas.openxmlformats.org/markup-compatibility/2006" xmlns:r="http://schemas.openxmlformats.org/officeDocument/2006/relationships" xmlns:w="http://schemas.openxmlformats.org/wordprocessingml/2006/main" xmlns:w14="http://schemas.microsoft.com/office/word/2010/wordml" mc:Ignorable="w14">
+<w:styles xmlns:mc="http://schemas.openxmlformats.org/markup-compatibility/2006" xmlns:w="http://schemas.openxmlformats.org/wordprocessingml/2006/main" xmlns:r="http://schemas.openxmlformats.org/officeDocument/2006/relationships" xmlns:w14="http://schemas.microsoft.com/office/word/2010/wordml" mc:Ignorable="w14">
   <w:docDefaults>
     <w:rPrDefault>
       <w:rPr>
-        <w:rFonts w:asciiTheme="minorHAnsi" w:cstheme="minorBidi" w:eastAsiaTheme="minorEastAsia" w:hAnsiTheme="minorHAnsi"/>
+        <w:rFonts w:asciiTheme="minorHAnsi" w:cstheme="minorBidi" w:hAnsiTheme="minorHAnsi" w:eastAsia="黑体"/>
         <w:sz w:val="22"/>
         <w:szCs w:val="22"/>
         <w:lang w:bidi="ar-SA" w:eastAsia="en-US" w:val="en-US"/>
@@ -3196,7 +3464,7 @@
       <w:outlineLvl w:val="0"/>
     </w:pPr>
     <w:rPr>
-      <w:rFonts w:ascii="Times New Roman" w:asciiTheme="majorHAnsi" w:cstheme="majorBidi" w:eastAsia="黑体" w:eastAsiaTheme="majorEastAsia" w:hAnsi="Times New Roman" w:hAnsiTheme="majorHAnsi"/>
+      <w:rFonts w:ascii="Times New Roman" w:asciiTheme="majorHAnsi" w:cstheme="majorBidi" w:eastAsia="黑体" w:hAnsi="Times New Roman" w:hAnsiTheme="majorHAnsi"/>
       <w:b/>
       <w:bCs/>
       <w:color w:val="1F3864"/>
@@ -3220,7 +3488,7 @@
       <w:outlineLvl w:val="1"/>
     </w:pPr>
     <w:rPr>
-      <w:rFonts w:ascii="Times New Roman" w:asciiTheme="majorHAnsi" w:cstheme="majorBidi" w:eastAsia="黑体" w:eastAsiaTheme="majorEastAsia" w:hAnsi="Times New Roman" w:hAnsiTheme="majorHAnsi"/>
+      <w:rFonts w:ascii="Times New Roman" w:asciiTheme="majorHAnsi" w:cstheme="majorBidi" w:eastAsia="黑体" w:hAnsi="Times New Roman" w:hAnsiTheme="majorHAnsi"/>
       <w:b/>
       <w:bCs/>
       <w:color w:val="2E4E7E"/>
@@ -3244,7 +3512,7 @@
       <w:outlineLvl w:val="2"/>
     </w:pPr>
     <w:rPr>
-      <w:rFonts w:ascii="Times New Roman" w:asciiTheme="majorHAnsi" w:cstheme="majorBidi" w:eastAsia="黑体" w:eastAsiaTheme="majorEastAsia" w:hAnsi="Times New Roman" w:hAnsiTheme="majorHAnsi"/>
+      <w:rFonts w:ascii="Times New Roman" w:asciiTheme="majorHAnsi" w:cstheme="majorBidi" w:eastAsia="黑体" w:hAnsi="Times New Roman" w:hAnsiTheme="majorHAnsi"/>
       <w:b/>
       <w:bCs/>
       <w:color w:val="2E4E7E"/>
@@ -3268,7 +3536,7 @@
       <w:outlineLvl w:val="3"/>
     </w:pPr>
     <w:rPr>
-      <w:rFonts w:ascii="Times New Roman" w:asciiTheme="majorHAnsi" w:cstheme="majorBidi" w:eastAsia="黑体" w:eastAsiaTheme="majorEastAsia" w:hAnsi="Times New Roman" w:hAnsiTheme="majorHAnsi"/>
+      <w:rFonts w:ascii="Times New Roman" w:asciiTheme="majorHAnsi" w:cstheme="majorBidi" w:eastAsia="黑体" w:hAnsi="Times New Roman" w:hAnsiTheme="majorHAnsi"/>
       <w:b/>
       <w:bCs/>
       <w:i/>
@@ -3294,7 +3562,7 @@
       <w:outlineLvl w:val="4"/>
     </w:pPr>
     <w:rPr>
-      <w:rFonts w:ascii="Times New Roman" w:asciiTheme="majorHAnsi" w:cstheme="majorBidi" w:eastAsia="黑体" w:eastAsiaTheme="majorEastAsia" w:hAnsi="Times New Roman" w:hAnsiTheme="majorHAnsi"/>
+      <w:rFonts w:ascii="Times New Roman" w:asciiTheme="majorHAnsi" w:cstheme="majorBidi" w:eastAsia="黑体" w:hAnsi="Times New Roman" w:hAnsiTheme="majorHAnsi"/>
       <w:b/>
       <w:color w:val="333333"/>
       <w:sz w:val="22"/>
@@ -3317,7 +3585,7 @@
       <w:outlineLvl w:val="5"/>
     </w:pPr>
     <w:rPr>
-      <w:rFonts w:asciiTheme="majorHAnsi" w:cstheme="majorBidi" w:eastAsiaTheme="majorEastAsia" w:hAnsiTheme="majorHAnsi"/>
+      <w:rFonts w:asciiTheme="majorHAnsi" w:cstheme="majorBidi" w:hAnsiTheme="majorHAnsi" w:eastAsia="黑体"/>
       <w:i/>
       <w:iCs/>
       <w:color w:themeColor="accent1" w:themeShade="7F" w:val="243F60"/>
@@ -3340,7 +3608,7 @@
       <w:outlineLvl w:val="6"/>
     </w:pPr>
     <w:rPr>
-      <w:rFonts w:asciiTheme="majorHAnsi" w:cstheme="majorBidi" w:eastAsiaTheme="majorEastAsia" w:hAnsiTheme="majorHAnsi"/>
+      <w:rFonts w:asciiTheme="majorHAnsi" w:cstheme="majorBidi" w:hAnsiTheme="majorHAnsi" w:eastAsia="黑体"/>
       <w:i/>
       <w:iCs/>
       <w:color w:themeColor="text1" w:themeTint="BF" w:val="404040"/>
@@ -3363,7 +3631,7 @@
       <w:outlineLvl w:val="7"/>
     </w:pPr>
     <w:rPr>
-      <w:rFonts w:asciiTheme="majorHAnsi" w:cstheme="majorBidi" w:eastAsiaTheme="majorEastAsia" w:hAnsiTheme="majorHAnsi"/>
+      <w:rFonts w:asciiTheme="majorHAnsi" w:cstheme="majorBidi" w:hAnsiTheme="majorHAnsi" w:eastAsia="黑体"/>
       <w:color w:themeColor="accent1" w:val="4F81BD"/>
       <w:sz w:val="20"/>
       <w:szCs w:val="20"/>
@@ -3386,7 +3654,7 @@
       <w:outlineLvl w:val="8"/>
     </w:pPr>
     <w:rPr>
-      <w:rFonts w:asciiTheme="majorHAnsi" w:cstheme="majorBidi" w:eastAsiaTheme="majorEastAsia" w:hAnsiTheme="majorHAnsi"/>
+      <w:rFonts w:asciiTheme="majorHAnsi" w:cstheme="majorBidi" w:hAnsiTheme="majorHAnsi" w:eastAsia="黑体"/>
       <w:i/>
       <w:iCs/>
       <w:color w:themeColor="text1" w:themeTint="BF" w:val="404040"/>
@@ -3437,7 +3705,7 @@
     <w:uiPriority w:val="9"/>
     <w:rsid w:val="00FC693F"/>
     <w:rPr>
-      <w:rFonts w:asciiTheme="majorHAnsi" w:cstheme="majorBidi" w:eastAsiaTheme="majorEastAsia" w:hAnsiTheme="majorHAnsi"/>
+      <w:rFonts w:asciiTheme="majorHAnsi" w:cstheme="majorBidi" w:hAnsiTheme="majorHAnsi" w:eastAsia="黑体"/>
       <w:b/>
       <w:bCs/>
       <w:color w:themeColor="accent1" w:themeShade="BF" w:val="365F91"/>
@@ -3452,7 +3720,7 @@
     <w:uiPriority w:val="9"/>
     <w:rsid w:val="00FC693F"/>
     <w:rPr>
-      <w:rFonts w:asciiTheme="majorHAnsi" w:cstheme="majorBidi" w:eastAsiaTheme="majorEastAsia" w:hAnsiTheme="majorHAnsi"/>
+      <w:rFonts w:asciiTheme="majorHAnsi" w:cstheme="majorBidi" w:hAnsiTheme="majorHAnsi" w:eastAsia="黑体"/>
       <w:b/>
       <w:bCs/>
       <w:color w:themeColor="accent1" w:val="4F81BD"/>
@@ -3467,7 +3735,7 @@
     <w:uiPriority w:val="9"/>
     <w:rsid w:val="00FC693F"/>
     <w:rPr>
-      <w:rFonts w:asciiTheme="majorHAnsi" w:cstheme="majorBidi" w:eastAsiaTheme="majorEastAsia" w:hAnsiTheme="majorHAnsi"/>
+      <w:rFonts w:asciiTheme="majorHAnsi" w:cstheme="majorBidi" w:hAnsiTheme="majorHAnsi" w:eastAsia="黑体"/>
       <w:b/>
       <w:bCs/>
       <w:color w:themeColor="accent1" w:val="4F81BD"/>
@@ -3490,7 +3758,7 @@
       <w:contextualSpacing/>
     </w:pPr>
     <w:rPr>
-      <w:rFonts w:ascii="Times New Roman" w:asciiTheme="majorHAnsi" w:cstheme="majorBidi" w:eastAsia="黑体" w:eastAsiaTheme="majorEastAsia" w:hAnsi="Times New Roman" w:hAnsiTheme="majorHAnsi"/>
+      <w:rFonts w:ascii="Times New Roman" w:asciiTheme="majorHAnsi" w:cstheme="majorBidi" w:eastAsia="黑体" w:hAnsi="Times New Roman" w:hAnsiTheme="majorHAnsi"/>
       <w:b/>
       <w:color w:val="1F3864"/>
       <w:spacing w:val="5"/>
@@ -3506,7 +3774,7 @@
     <w:uiPriority w:val="10"/>
     <w:rsid w:val="00FC693F"/>
     <w:rPr>
-      <w:rFonts w:asciiTheme="majorHAnsi" w:cstheme="majorBidi" w:eastAsiaTheme="majorEastAsia" w:hAnsiTheme="majorHAnsi"/>
+      <w:rFonts w:asciiTheme="majorHAnsi" w:cstheme="majorBidi" w:hAnsiTheme="majorHAnsi" w:eastAsia="黑体"/>
       <w:color w:themeColor="text2" w:themeShade="BF" w:val="17365D"/>
       <w:spacing w:val="5"/>
       <w:kern w:val="28"/>
@@ -3528,7 +3796,7 @@
       </w:numPr>
     </w:pPr>
     <w:rPr>
-      <w:rFonts w:asciiTheme="majorHAnsi" w:cstheme="majorBidi" w:eastAsiaTheme="majorEastAsia" w:hAnsiTheme="majorHAnsi"/>
+      <w:rFonts w:asciiTheme="majorHAnsi" w:cstheme="majorBidi" w:hAnsiTheme="majorHAnsi" w:eastAsia="黑体"/>
       <w:i/>
       <w:iCs/>
       <w:color w:themeColor="accent1" w:val="4F81BD"/>
@@ -3544,7 +3812,7 @@
     <w:uiPriority w:val="11"/>
     <w:rsid w:val="00FC693F"/>
     <w:rPr>
-      <w:rFonts w:asciiTheme="majorHAnsi" w:cstheme="majorBidi" w:eastAsiaTheme="majorEastAsia" w:hAnsiTheme="majorHAnsi"/>
+      <w:rFonts w:asciiTheme="majorHAnsi" w:cstheme="majorBidi" w:hAnsiTheme="majorHAnsi" w:eastAsia="黑体"/>
       <w:i/>
       <w:iCs/>
       <w:color w:themeColor="accent1" w:val="4F81BD"/>
@@ -3611,6 +3879,7 @@
       <w:spacing w:after="120"/>
     </w:pPr>
     <w:rPr>
+      <w:rFonts w:eastAsia="黑体"/>
       <w:sz w:val="16"/>
       <w:szCs w:val="16"/>
     </w:rPr>
@@ -3622,6 +3891,7 @@
     <w:uiPriority w:val="99"/>
     <w:rsid w:val="00AA1D8D"/>
     <w:rPr>
+      <w:rFonts w:eastAsia="黑体"/>
       <w:sz w:val="16"/>
       <w:szCs w:val="16"/>
     </w:rPr>
@@ -3791,7 +4061,7 @@
       </w:tabs>
     </w:pPr>
     <w:rPr>
-      <w:rFonts w:ascii="Courier" w:hAnsi="Courier"/>
+      <w:rFonts w:ascii="Courier" w:hAnsi="Courier" w:eastAsia="黑体"/>
       <w:sz w:val="20"/>
       <w:szCs w:val="20"/>
     </w:rPr>
@@ -3803,7 +4073,7 @@
     <w:uiPriority w:val="99"/>
     <w:rsid w:val="0029639D"/>
     <w:rPr>
-      <w:rFonts w:ascii="Courier" w:hAnsi="Courier"/>
+      <w:rFonts w:ascii="Courier" w:hAnsi="Courier" w:eastAsia="黑体"/>
       <w:sz w:val="20"/>
       <w:szCs w:val="20"/>
     </w:rPr>
@@ -3839,6 +4109,7 @@
     <w:uiPriority w:val="29"/>
     <w:rsid w:val="00FC693F"/>
     <w:rPr>
+      <w:rFonts w:eastAsia="黑体"/>
       <w:i/>
       <w:iCs/>
       <w:color w:themeColor="text1" w:val="000000"/>
@@ -3852,7 +4123,7 @@
     <w:semiHidden/>
     <w:rsid w:val="00FC693F"/>
     <w:rPr>
-      <w:rFonts w:asciiTheme="majorHAnsi" w:cstheme="majorBidi" w:eastAsiaTheme="majorEastAsia" w:hAnsiTheme="majorHAnsi"/>
+      <w:rFonts w:asciiTheme="majorHAnsi" w:cstheme="majorBidi" w:hAnsiTheme="majorHAnsi" w:eastAsia="黑体"/>
       <w:b/>
       <w:bCs/>
       <w:i/>
@@ -3868,7 +4139,7 @@
     <w:semiHidden/>
     <w:rsid w:val="00FC693F"/>
     <w:rPr>
-      <w:rFonts w:asciiTheme="majorHAnsi" w:cstheme="majorBidi" w:eastAsiaTheme="majorEastAsia" w:hAnsiTheme="majorHAnsi"/>
+      <w:rFonts w:asciiTheme="majorHAnsi" w:cstheme="majorBidi" w:hAnsiTheme="majorHAnsi" w:eastAsia="黑体"/>
       <w:color w:themeColor="accent1" w:themeShade="7F" w:val="243F60"/>
     </w:rPr>
   </w:style>
@@ -3880,7 +4151,7 @@
     <w:semiHidden/>
     <w:rsid w:val="00FC693F"/>
     <w:rPr>
-      <w:rFonts w:asciiTheme="majorHAnsi" w:cstheme="majorBidi" w:eastAsiaTheme="majorEastAsia" w:hAnsiTheme="majorHAnsi"/>
+      <w:rFonts w:asciiTheme="majorHAnsi" w:cstheme="majorBidi" w:hAnsiTheme="majorHAnsi" w:eastAsia="黑体"/>
       <w:i/>
       <w:iCs/>
       <w:color w:themeColor="accent1" w:themeShade="7F" w:val="243F60"/>
@@ -3894,7 +4165,7 @@
     <w:semiHidden/>
     <w:rsid w:val="00FC693F"/>
     <w:rPr>
-      <w:rFonts w:asciiTheme="majorHAnsi" w:cstheme="majorBidi" w:eastAsiaTheme="majorEastAsia" w:hAnsiTheme="majorHAnsi"/>
+      <w:rFonts w:asciiTheme="majorHAnsi" w:cstheme="majorBidi" w:hAnsiTheme="majorHAnsi" w:eastAsia="黑体"/>
       <w:i/>
       <w:iCs/>
       <w:color w:themeColor="text1" w:themeTint="BF" w:val="404040"/>
@@ -3908,7 +4179,7 @@
     <w:semiHidden/>
     <w:rsid w:val="00FC693F"/>
     <w:rPr>
-      <w:rFonts w:asciiTheme="majorHAnsi" w:cstheme="majorBidi" w:eastAsiaTheme="majorEastAsia" w:hAnsiTheme="majorHAnsi"/>
+      <w:rFonts w:asciiTheme="majorHAnsi" w:cstheme="majorBidi" w:hAnsiTheme="majorHAnsi" w:eastAsia="黑体"/>
       <w:color w:themeColor="accent1" w:val="4F81BD"/>
       <w:sz w:val="20"/>
       <w:szCs w:val="20"/>
@@ -3922,7 +4193,7 @@
     <w:semiHidden/>
     <w:rsid w:val="00FC693F"/>
     <w:rPr>
-      <w:rFonts w:asciiTheme="majorHAnsi" w:cstheme="majorBidi" w:eastAsiaTheme="majorEastAsia" w:hAnsiTheme="majorHAnsi"/>
+      <w:rFonts w:asciiTheme="majorHAnsi" w:cstheme="majorBidi" w:hAnsiTheme="majorHAnsi" w:eastAsia="黑体"/>
       <w:i/>
       <w:iCs/>
       <w:color w:themeColor="text1" w:themeTint="BF" w:val="404040"/>
@@ -3943,6 +4214,7 @@
       <w:spacing w:line="240" w:lineRule="auto"/>
     </w:pPr>
     <w:rPr>
+      <w:rFonts w:eastAsia="黑体"/>
       <w:b/>
       <w:bCs/>
       <w:color w:themeColor="accent1" w:val="4F81BD"/>
@@ -3957,6 +4229,7 @@
     <w:qFormat/>
     <w:rsid w:val="00FC693F"/>
     <w:rPr>
+      <w:rFonts w:eastAsia="黑体"/>
       <w:b/>
       <w:bCs/>
     </w:rPr>
@@ -3968,6 +4241,7 @@
     <w:qFormat/>
     <w:rsid w:val="00FC693F"/>
     <w:rPr>
+      <w:rFonts w:eastAsia="黑体"/>
       <w:i/>
       <w:iCs/>
     </w:rPr>
@@ -3988,6 +4262,7 @@
       <w:ind w:left="936" w:right="936"/>
     </w:pPr>
     <w:rPr>
+      <w:rFonts w:eastAsia="黑体"/>
       <w:b/>
       <w:bCs/>
       <w:i/>
@@ -4002,6 +4277,7 @@
     <w:uiPriority w:val="30"/>
     <w:rsid w:val="00FC693F"/>
     <w:rPr>
+      <w:rFonts w:eastAsia="黑体"/>
       <w:b/>
       <w:bCs/>
       <w:i/>
@@ -4016,6 +4292,7 @@
     <w:qFormat/>
     <w:rsid w:val="00FC693F"/>
     <w:rPr>
+      <w:rFonts w:eastAsia="黑体"/>
       <w:i/>
       <w:iCs/>
       <w:color w:themeColor="text1" w:themeTint="7F" w:val="808080"/>
@@ -4028,6 +4305,7 @@
     <w:qFormat/>
     <w:rsid w:val="00FC693F"/>
     <w:rPr>
+      <w:rFonts w:eastAsia="黑体"/>
       <w:b/>
       <w:bCs/>
       <w:i/>
@@ -4042,6 +4320,7 @@
     <w:qFormat/>
     <w:rsid w:val="00FC693F"/>
     <w:rPr>
+      <w:rFonts w:eastAsia="黑体"/>
       <w:smallCaps/>
       <w:color w:themeColor="accent2" w:val="C0504D"/>
       <w:u w:val="single"/>
@@ -4054,6 +4333,7 @@
     <w:qFormat/>
     <w:rsid w:val="00FC693F"/>
     <w:rPr>
+      <w:rFonts w:eastAsia="黑体"/>
       <w:b/>
       <w:bCs/>
       <w:smallCaps/>
@@ -4069,6 +4349,7 @@
     <w:qFormat/>
     <w:rsid w:val="00FC693F"/>
     <w:rPr>
+      <w:rFonts w:eastAsia="黑体"/>
       <w:b/>
       <w:bCs/>
       <w:smallCaps/>
@@ -4123,6 +4404,7 @@
       <w:spacing w:after="0" w:line="240" w:lineRule="auto"/>
     </w:pPr>
     <w:rPr>
+      <w:rFonts w:eastAsia="黑体"/>
       <w:color w:themeColor="text1" w:themeShade="BF" w:val="000000"/>
     </w:rPr>
     <w:tblPr>
@@ -4145,6 +4427,7 @@
         <w:spacing w:after="0" w:before="0" w:line="240" w:lineRule="auto"/>
       </w:pPr>
       <w:rPr>
+        <w:rFonts w:eastAsia="黑体"/>
         <w:b/>
         <w:bCs/>
       </w:rPr>
@@ -4165,6 +4448,7 @@
         <w:spacing w:after="0" w:before="0" w:line="240" w:lineRule="auto"/>
       </w:pPr>
       <w:rPr>
+        <w:rFonts w:eastAsia="黑体"/>
         <w:b/>
         <w:bCs/>
       </w:rPr>
@@ -4182,12 +4466,14 @@
     </w:tblStylePr>
     <w:tblStylePr w:type="firstCol">
       <w:rPr>
+        <w:rFonts w:eastAsia="黑体"/>
         <w:b/>
         <w:bCs/>
       </w:rPr>
     </w:tblStylePr>
     <w:tblStylePr w:type="lastCol">
       <w:rPr>
+        <w:rFonts w:eastAsia="黑体"/>
         <w:b/>
         <w:bCs/>
       </w:rPr>
@@ -4226,6 +4512,7 @@
       <w:spacing w:after="0" w:line="240" w:lineRule="auto"/>
     </w:pPr>
     <w:rPr>
+      <w:rFonts w:eastAsia="黑体"/>
       <w:color w:themeColor="accent1" w:themeShade="BF" w:val="365F91"/>
     </w:rPr>
     <w:tblPr>
@@ -4248,6 +4535,7 @@
         <w:spacing w:after="0" w:before="0" w:line="240" w:lineRule="auto"/>
       </w:pPr>
       <w:rPr>
+        <w:rFonts w:eastAsia="黑体"/>
         <w:b/>
         <w:bCs/>
       </w:rPr>
@@ -4268,6 +4556,7 @@
         <w:spacing w:after="0" w:before="0" w:line="240" w:lineRule="auto"/>
       </w:pPr>
       <w:rPr>
+        <w:rFonts w:eastAsia="黑体"/>
         <w:b/>
         <w:bCs/>
       </w:rPr>
@@ -4285,12 +4574,14 @@
     </w:tblStylePr>
     <w:tblStylePr w:type="firstCol">
       <w:rPr>
+        <w:rFonts w:eastAsia="黑体"/>
         <w:b/>
         <w:bCs/>
       </w:rPr>
     </w:tblStylePr>
     <w:tblStylePr w:type="lastCol">
       <w:rPr>
+        <w:rFonts w:eastAsia="黑体"/>
         <w:b/>
         <w:bCs/>
       </w:rPr>
@@ -4329,6 +4620,7 @@
       <w:spacing w:after="0" w:line="240" w:lineRule="auto"/>
     </w:pPr>
     <w:rPr>
+      <w:rFonts w:eastAsia="黑体"/>
       <w:color w:themeColor="accent2" w:themeShade="BF" w:val="943634"/>
     </w:rPr>
     <w:tblPr>
@@ -4351,6 +4643,7 @@
         <w:spacing w:after="0" w:before="0" w:line="240" w:lineRule="auto"/>
       </w:pPr>
       <w:rPr>
+        <w:rFonts w:eastAsia="黑体"/>
         <w:b/>
         <w:bCs/>
       </w:rPr>
@@ -4371,6 +4664,7 @@
         <w:spacing w:after="0" w:before="0" w:line="240" w:lineRule="auto"/>
       </w:pPr>
       <w:rPr>
+        <w:rFonts w:eastAsia="黑体"/>
         <w:b/>
         <w:bCs/>
       </w:rPr>
@@ -4388,12 +4682,14 @@
     </w:tblStylePr>
     <w:tblStylePr w:type="firstCol">
       <w:rPr>
+        <w:rFonts w:eastAsia="黑体"/>
         <w:b/>
         <w:bCs/>
       </w:rPr>
     </w:tblStylePr>
     <w:tblStylePr w:type="lastCol">
       <w:rPr>
+        <w:rFonts w:eastAsia="黑体"/>
         <w:b/>
         <w:bCs/>
       </w:rPr>
@@ -4432,6 +4728,7 @@
       <w:spacing w:after="0" w:line="240" w:lineRule="auto"/>
     </w:pPr>
     <w:rPr>
+      <w:rFonts w:eastAsia="黑体"/>
       <w:color w:themeColor="accent3" w:themeShade="BF" w:val="76923C"/>
     </w:rPr>
     <w:tblPr>
@@ -4454,6 +4751,7 @@
         <w:spacing w:after="0" w:before="0" w:line="240" w:lineRule="auto"/>
       </w:pPr>
       <w:rPr>
+        <w:rFonts w:eastAsia="黑体"/>
         <w:b/>
         <w:bCs/>
       </w:rPr>
@@ -4474,6 +4772,7 @@
         <w:spacing w:after="0" w:before="0" w:line="240" w:lineRule="auto"/>
       </w:pPr>
       <w:rPr>
+        <w:rFonts w:eastAsia="黑体"/>
         <w:b/>
         <w:bCs/>
       </w:rPr>
@@ -4491,12 +4790,14 @@
     </w:tblStylePr>
     <w:tblStylePr w:type="firstCol">
       <w:rPr>
+        <w:rFonts w:eastAsia="黑体"/>
         <w:b/>
         <w:bCs/>
       </w:rPr>
     </w:tblStylePr>
     <w:tblStylePr w:type="lastCol">
       <w:rPr>
+        <w:rFonts w:eastAsia="黑体"/>
         <w:b/>
         <w:bCs/>
       </w:rPr>
@@ -4535,6 +4836,7 @@
       <w:spacing w:after="0" w:line="240" w:lineRule="auto"/>
     </w:pPr>
     <w:rPr>
+      <w:rFonts w:eastAsia="黑体"/>
       <w:color w:themeColor="accent4" w:themeShade="BF" w:val="5F497A"/>
     </w:rPr>
     <w:tblPr>
@@ -4557,6 +4859,7 @@
         <w:spacing w:after="0" w:before="0" w:line="240" w:lineRule="auto"/>
       </w:pPr>
       <w:rPr>
+        <w:rFonts w:eastAsia="黑体"/>
         <w:b/>
         <w:bCs/>
       </w:rPr>
@@ -4577,6 +4880,7 @@
         <w:spacing w:after="0" w:before="0" w:line="240" w:lineRule="auto"/>
       </w:pPr>
       <w:rPr>
+        <w:rFonts w:eastAsia="黑体"/>
         <w:b/>
         <w:bCs/>
       </w:rPr>
@@ -4594,12 +4898,14 @@
     </w:tblStylePr>
     <w:tblStylePr w:type="firstCol">
       <w:rPr>
+        <w:rFonts w:eastAsia="黑体"/>
         <w:b/>
         <w:bCs/>
       </w:rPr>
     </w:tblStylePr>
     <w:tblStylePr w:type="lastCol">
       <w:rPr>
+        <w:rFonts w:eastAsia="黑体"/>
         <w:b/>
         <w:bCs/>
       </w:rPr>
@@ -4638,6 +4944,7 @@
       <w:spacing w:after="0" w:line="240" w:lineRule="auto"/>
     </w:pPr>
     <w:rPr>
+      <w:rFonts w:eastAsia="黑体"/>
       <w:color w:themeColor="accent5" w:themeShade="BF" w:val="31849B"/>
     </w:rPr>
     <w:tblPr>
@@ -4660,6 +4967,7 @@
         <w:spacing w:after="0" w:before="0" w:line="240" w:lineRule="auto"/>
       </w:pPr>
       <w:rPr>
+        <w:rFonts w:eastAsia="黑体"/>
         <w:b/>
         <w:bCs/>
       </w:rPr>
@@ -4680,6 +4988,7 @@
         <w:spacing w:after="0" w:before="0" w:line="240" w:lineRule="auto"/>
       </w:pPr>
       <w:rPr>
+        <w:rFonts w:eastAsia="黑体"/>
         <w:b/>
         <w:bCs/>
       </w:rPr>
@@ -4697,12 +5006,14 @@
     </w:tblStylePr>
     <w:tblStylePr w:type="firstCol">
       <w:rPr>
+        <w:rFonts w:eastAsia="黑体"/>
         <w:b/>
         <w:bCs/>
       </w:rPr>
     </w:tblStylePr>
     <w:tblStylePr w:type="lastCol">
       <w:rPr>
+        <w:rFonts w:eastAsia="黑体"/>
         <w:b/>
         <w:bCs/>
       </w:rPr>
@@ -4741,6 +5052,7 @@
       <w:spacing w:after="0" w:line="240" w:lineRule="auto"/>
     </w:pPr>
     <w:rPr>
+      <w:rFonts w:eastAsia="黑体"/>
       <w:color w:themeColor="accent6" w:themeShade="BF" w:val="E36C0A"/>
     </w:rPr>
     <w:tblPr>
@@ -4763,6 +5075,7 @@
         <w:spacing w:after="0" w:before="0" w:line="240" w:lineRule="auto"/>
       </w:pPr>
       <w:rPr>
+        <w:rFonts w:eastAsia="黑体"/>
         <w:b/>
         <w:bCs/>
       </w:rPr>
@@ -4783,6 +5096,7 @@
         <w:spacing w:after="0" w:before="0" w:line="240" w:lineRule="auto"/>
       </w:pPr>
       <w:rPr>
+        <w:rFonts w:eastAsia="黑体"/>
         <w:b/>
         <w:bCs/>
       </w:rPr>
@@ -4800,12 +5114,14 @@
     </w:tblStylePr>
     <w:tblStylePr w:type="firstCol">
       <w:rPr>
+        <w:rFonts w:eastAsia="黑体"/>
         <w:b/>
         <w:bCs/>
       </w:rPr>
     </w:tblStylePr>
     <w:tblStylePr w:type="lastCol">
       <w:rPr>
+        <w:rFonts w:eastAsia="黑体"/>
         <w:b/>
         <w:bCs/>
       </w:rPr>
@@ -4865,6 +5181,7 @@
         <w:spacing w:after="0" w:before="0" w:line="240" w:lineRule="auto"/>
       </w:pPr>
       <w:rPr>
+        <w:rFonts w:eastAsia="黑体"/>
         <w:b/>
         <w:bCs/>
         <w:color w:themeColor="background1" w:val="FFFFFF"/>
@@ -4879,6 +5196,7 @@
         <w:spacing w:after="0" w:before="0" w:line="240" w:lineRule="auto"/>
       </w:pPr>
       <w:rPr>
+        <w:rFonts w:eastAsia="黑体"/>
         <w:b/>
         <w:bCs/>
       </w:rPr>
@@ -4894,12 +5212,14 @@
     </w:tblStylePr>
     <w:tblStylePr w:type="firstCol">
       <w:rPr>
+        <w:rFonts w:eastAsia="黑体"/>
         <w:b/>
         <w:bCs/>
       </w:rPr>
     </w:tblStylePr>
     <w:tblStylePr w:type="lastCol">
       <w:rPr>
+        <w:rFonts w:eastAsia="黑体"/>
         <w:b/>
         <w:bCs/>
       </w:rPr>
@@ -4957,6 +5277,7 @@
         <w:spacing w:after="0" w:before="0" w:line="240" w:lineRule="auto"/>
       </w:pPr>
       <w:rPr>
+        <w:rFonts w:eastAsia="黑体"/>
         <w:b/>
         <w:bCs/>
         <w:color w:themeColor="background1" w:val="FFFFFF"/>
@@ -4971,6 +5292,7 @@
         <w:spacing w:after="0" w:before="0" w:line="240" w:lineRule="auto"/>
       </w:pPr>
       <w:rPr>
+        <w:rFonts w:eastAsia="黑体"/>
         <w:b/>
         <w:bCs/>
       </w:rPr>
@@ -4986,12 +5308,14 @@
     </w:tblStylePr>
     <w:tblStylePr w:type="firstCol">
       <w:rPr>
+        <w:rFonts w:eastAsia="黑体"/>
         <w:b/>
         <w:bCs/>
       </w:rPr>
     </w:tblStylePr>
     <w:tblStylePr w:type="lastCol">
       <w:rPr>
+        <w:rFonts w:eastAsia="黑体"/>
         <w:b/>
         <w:bCs/>
       </w:rPr>
@@ -5049,6 +5373,7 @@
         <w:spacing w:after="0" w:before="0" w:line="240" w:lineRule="auto"/>
       </w:pPr>
       <w:rPr>
+        <w:rFonts w:eastAsia="黑体"/>
         <w:b/>
         <w:bCs/>
         <w:color w:themeColor="background1" w:val="FFFFFF"/>
@@ -5063,6 +5388,7 @@
         <w:spacing w:after="0" w:before="0" w:line="240" w:lineRule="auto"/>
       </w:pPr>
       <w:rPr>
+        <w:rFonts w:eastAsia="黑体"/>
         <w:b/>
         <w:bCs/>
       </w:rPr>
@@ -5078,12 +5404,14 @@
     </w:tblStylePr>
     <w:tblStylePr w:type="firstCol">
       <w:rPr>
+        <w:rFonts w:eastAsia="黑体"/>
         <w:b/>
         <w:bCs/>
       </w:rPr>
     </w:tblStylePr>
     <w:tblStylePr w:type="lastCol">
       <w:rPr>
+        <w:rFonts w:eastAsia="黑体"/>
         <w:b/>
         <w:bCs/>
       </w:rPr>
@@ -5141,6 +5469,7 @@
         <w:spacing w:after="0" w:before="0" w:line="240" w:lineRule="auto"/>
       </w:pPr>
       <w:rPr>
+        <w:rFonts w:eastAsia="黑体"/>
         <w:b/>
         <w:bCs/>
         <w:color w:themeColor="background1" w:val="FFFFFF"/>
@@ -5155,6 +5484,7 @@
         <w:spacing w:after="0" w:before="0" w:line="240" w:lineRule="auto"/>
       </w:pPr>
       <w:rPr>
+        <w:rFonts w:eastAsia="黑体"/>
         <w:b/>
         <w:bCs/>
       </w:rPr>
@@ -5170,12 +5500,14 @@
     </w:tblStylePr>
     <w:tblStylePr w:type="firstCol">
       <w:rPr>
+        <w:rFonts w:eastAsia="黑体"/>
         <w:b/>
         <w:bCs/>
       </w:rPr>
     </w:tblStylePr>
     <w:tblStylePr w:type="lastCol">
       <w:rPr>
+        <w:rFonts w:eastAsia="黑体"/>
         <w:b/>
         <w:bCs/>
       </w:rPr>
@@ -5233,6 +5565,7 @@
         <w:spacing w:after="0" w:before="0" w:line="240" w:lineRule="auto"/>
       </w:pPr>
       <w:rPr>
+        <w:rFonts w:eastAsia="黑体"/>
         <w:b/>
         <w:bCs/>
         <w:color w:themeColor="background1" w:val="FFFFFF"/>
@@ -5247,6 +5580,7 @@
         <w:spacing w:after="0" w:before="0" w:line="240" w:lineRule="auto"/>
       </w:pPr>
       <w:rPr>
+        <w:rFonts w:eastAsia="黑体"/>
         <w:b/>
         <w:bCs/>
       </w:rPr>
@@ -5262,12 +5596,14 @@
     </w:tblStylePr>
     <w:tblStylePr w:type="firstCol">
       <w:rPr>
+        <w:rFonts w:eastAsia="黑体"/>
         <w:b/>
         <w:bCs/>
       </w:rPr>
     </w:tblStylePr>
     <w:tblStylePr w:type="lastCol">
       <w:rPr>
+        <w:rFonts w:eastAsia="黑体"/>
         <w:b/>
         <w:bCs/>
       </w:rPr>
@@ -5325,6 +5661,7 @@
         <w:spacing w:after="0" w:before="0" w:line="240" w:lineRule="auto"/>
       </w:pPr>
       <w:rPr>
+        <w:rFonts w:eastAsia="黑体"/>
         <w:b/>
         <w:bCs/>
         <w:color w:themeColor="background1" w:val="FFFFFF"/>
@@ -5339,6 +5676,7 @@
         <w:spacing w:after="0" w:before="0" w:line="240" w:lineRule="auto"/>
       </w:pPr>
       <w:rPr>
+        <w:rFonts w:eastAsia="黑体"/>
         <w:b/>
         <w:bCs/>
       </w:rPr>
@@ -5354,12 +5692,14 @@
     </w:tblStylePr>
     <w:tblStylePr w:type="firstCol">
       <w:rPr>
+        <w:rFonts w:eastAsia="黑体"/>
         <w:b/>
         <w:bCs/>
       </w:rPr>
     </w:tblStylePr>
     <w:tblStylePr w:type="lastCol">
       <w:rPr>
+        <w:rFonts w:eastAsia="黑体"/>
         <w:b/>
         <w:bCs/>
       </w:rPr>
@@ -5417,6 +5757,7 @@
         <w:spacing w:after="0" w:before="0" w:line="240" w:lineRule="auto"/>
       </w:pPr>
       <w:rPr>
+        <w:rFonts w:eastAsia="黑体"/>
         <w:b/>
         <w:bCs/>
         <w:color w:themeColor="background1" w:val="FFFFFF"/>
@@ -5431,6 +5772,7 @@
         <w:spacing w:after="0" w:before="0" w:line="240" w:lineRule="auto"/>
       </w:pPr>
       <w:rPr>
+        <w:rFonts w:eastAsia="黑体"/>
         <w:b/>
         <w:bCs/>
       </w:rPr>
@@ -5446,12 +5788,14 @@
     </w:tblStylePr>
     <w:tblStylePr w:type="firstCol">
       <w:rPr>
+        <w:rFonts w:eastAsia="黑体"/>
         <w:b/>
         <w:bCs/>
       </w:rPr>
     </w:tblStylePr>
     <w:tblStylePr w:type="lastCol">
       <w:rPr>
+        <w:rFonts w:eastAsia="黑体"/>
         <w:b/>
         <w:bCs/>
       </w:rPr>
@@ -5511,7 +5855,7 @@
         <w:spacing w:after="0" w:before="0" w:line="240" w:lineRule="auto"/>
       </w:pPr>
       <w:rPr>
-        <w:rFonts w:asciiTheme="majorHAnsi" w:cstheme="majorBidi" w:eastAsiaTheme="majorEastAsia" w:hAnsiTheme="majorHAnsi"/>
+        <w:rFonts w:asciiTheme="majorHAnsi" w:cstheme="majorBidi" w:hAnsiTheme="majorHAnsi" w:eastAsia="黑体"/>
         <w:b/>
         <w:bCs/>
       </w:rPr>
@@ -5532,7 +5876,7 @@
         <w:spacing w:after="0" w:before="0" w:line="240" w:lineRule="auto"/>
       </w:pPr>
       <w:rPr>
-        <w:rFonts w:asciiTheme="majorHAnsi" w:cstheme="majorBidi" w:eastAsiaTheme="majorEastAsia" w:hAnsiTheme="majorHAnsi"/>
+        <w:rFonts w:asciiTheme="majorHAnsi" w:cstheme="majorBidi" w:hAnsiTheme="majorHAnsi" w:eastAsia="黑体"/>
         <w:b/>
         <w:bCs/>
       </w:rPr>
@@ -5550,14 +5894,14 @@
     </w:tblStylePr>
     <w:tblStylePr w:type="firstCol">
       <w:rPr>
-        <w:rFonts w:asciiTheme="majorHAnsi" w:cstheme="majorBidi" w:eastAsiaTheme="majorEastAsia" w:hAnsiTheme="majorHAnsi"/>
+        <w:rFonts w:asciiTheme="majorHAnsi" w:cstheme="majorBidi" w:hAnsiTheme="majorHAnsi" w:eastAsia="黑体"/>
         <w:b/>
         <w:bCs/>
       </w:rPr>
     </w:tblStylePr>
     <w:tblStylePr w:type="lastCol">
       <w:rPr>
-        <w:rFonts w:asciiTheme="majorHAnsi" w:cstheme="majorBidi" w:eastAsiaTheme="majorEastAsia" w:hAnsiTheme="majorHAnsi"/>
+        <w:rFonts w:asciiTheme="majorHAnsi" w:cstheme="majorBidi" w:hAnsiTheme="majorHAnsi" w:eastAsia="黑体"/>
         <w:b/>
         <w:bCs/>
       </w:rPr>
@@ -5641,7 +5985,7 @@
         <w:spacing w:after="0" w:before="0" w:line="240" w:lineRule="auto"/>
       </w:pPr>
       <w:rPr>
-        <w:rFonts w:asciiTheme="majorHAnsi" w:cstheme="majorBidi" w:eastAsiaTheme="majorEastAsia" w:hAnsiTheme="majorHAnsi"/>
+        <w:rFonts w:asciiTheme="majorHAnsi" w:cstheme="majorBidi" w:hAnsiTheme="majorHAnsi" w:eastAsia="黑体"/>
         <w:b/>
         <w:bCs/>
       </w:rPr>
@@ -5662,7 +6006,7 @@
         <w:spacing w:after="0" w:before="0" w:line="240" w:lineRule="auto"/>
       </w:pPr>
       <w:rPr>
-        <w:rFonts w:asciiTheme="majorHAnsi" w:cstheme="majorBidi" w:eastAsiaTheme="majorEastAsia" w:hAnsiTheme="majorHAnsi"/>
+        <w:rFonts w:asciiTheme="majorHAnsi" w:cstheme="majorBidi" w:hAnsiTheme="majorHAnsi" w:eastAsia="黑体"/>
         <w:b/>
         <w:bCs/>
       </w:rPr>
@@ -5680,14 +6024,14 @@
     </w:tblStylePr>
     <w:tblStylePr w:type="firstCol">
       <w:rPr>
-        <w:rFonts w:asciiTheme="majorHAnsi" w:cstheme="majorBidi" w:eastAsiaTheme="majorEastAsia" w:hAnsiTheme="majorHAnsi"/>
+        <w:rFonts w:asciiTheme="majorHAnsi" w:cstheme="majorBidi" w:hAnsiTheme="majorHAnsi" w:eastAsia="黑体"/>
         <w:b/>
         <w:bCs/>
       </w:rPr>
     </w:tblStylePr>
     <w:tblStylePr w:type="lastCol">
       <w:rPr>
-        <w:rFonts w:asciiTheme="majorHAnsi" w:cstheme="majorBidi" w:eastAsiaTheme="majorEastAsia" w:hAnsiTheme="majorHAnsi"/>
+        <w:rFonts w:asciiTheme="majorHAnsi" w:cstheme="majorBidi" w:hAnsiTheme="majorHAnsi" w:eastAsia="黑体"/>
         <w:b/>
         <w:bCs/>
       </w:rPr>
@@ -5771,7 +6115,7 @@
         <w:spacing w:after="0" w:before="0" w:line="240" w:lineRule="auto"/>
       </w:pPr>
       <w:rPr>
-        <w:rFonts w:asciiTheme="majorHAnsi" w:cstheme="majorBidi" w:eastAsiaTheme="majorEastAsia" w:hAnsiTheme="majorHAnsi"/>
+        <w:rFonts w:asciiTheme="majorHAnsi" w:cstheme="majorBidi" w:hAnsiTheme="majorHAnsi" w:eastAsia="黑体"/>
         <w:b/>
         <w:bCs/>
       </w:rPr>
@@ -5792,7 +6136,7 @@
         <w:spacing w:after="0" w:before="0" w:line="240" w:lineRule="auto"/>
       </w:pPr>
       <w:rPr>
-        <w:rFonts w:asciiTheme="majorHAnsi" w:cstheme="majorBidi" w:eastAsiaTheme="majorEastAsia" w:hAnsiTheme="majorHAnsi"/>
+        <w:rFonts w:asciiTheme="majorHAnsi" w:cstheme="majorBidi" w:hAnsiTheme="majorHAnsi" w:eastAsia="黑体"/>
         <w:b/>
         <w:bCs/>
       </w:rPr>
@@ -5810,14 +6154,14 @@
     </w:tblStylePr>
     <w:tblStylePr w:type="firstCol">
       <w:rPr>
-        <w:rFonts w:asciiTheme="majorHAnsi" w:cstheme="majorBidi" w:eastAsiaTheme="majorEastAsia" w:hAnsiTheme="majorHAnsi"/>
+        <w:rFonts w:asciiTheme="majorHAnsi" w:cstheme="majorBidi" w:hAnsiTheme="majorHAnsi" w:eastAsia="黑体"/>
         <w:b/>
         <w:bCs/>
       </w:rPr>
     </w:tblStylePr>
     <w:tblStylePr w:type="lastCol">
       <w:rPr>
-        <w:rFonts w:asciiTheme="majorHAnsi" w:cstheme="majorBidi" w:eastAsiaTheme="majorEastAsia" w:hAnsiTheme="majorHAnsi"/>
+        <w:rFonts w:asciiTheme="majorHAnsi" w:cstheme="majorBidi" w:hAnsiTheme="majorHAnsi" w:eastAsia="黑体"/>
         <w:b/>
         <w:bCs/>
       </w:rPr>
@@ -5901,7 +6245,7 @@
         <w:spacing w:after="0" w:before="0" w:line="240" w:lineRule="auto"/>
       </w:pPr>
       <w:rPr>
-        <w:rFonts w:asciiTheme="majorHAnsi" w:cstheme="majorBidi" w:eastAsiaTheme="majorEastAsia" w:hAnsiTheme="majorHAnsi"/>
+        <w:rFonts w:asciiTheme="majorHAnsi" w:cstheme="majorBidi" w:hAnsiTheme="majorHAnsi" w:eastAsia="黑体"/>
         <w:b/>
         <w:bCs/>
       </w:rPr>
@@ -5922,7 +6266,7 @@
         <w:spacing w:after="0" w:before="0" w:line="240" w:lineRule="auto"/>
       </w:pPr>
       <w:rPr>
-        <w:rFonts w:asciiTheme="majorHAnsi" w:cstheme="majorBidi" w:eastAsiaTheme="majorEastAsia" w:hAnsiTheme="majorHAnsi"/>
+        <w:rFonts w:asciiTheme="majorHAnsi" w:cstheme="majorBidi" w:hAnsiTheme="majorHAnsi" w:eastAsia="黑体"/>
         <w:b/>
         <w:bCs/>
       </w:rPr>
@@ -5940,14 +6284,14 @@
     </w:tblStylePr>
     <w:tblStylePr w:type="firstCol">
       <w:rPr>
-        <w:rFonts w:asciiTheme="majorHAnsi" w:cstheme="majorBidi" w:eastAsiaTheme="majorEastAsia" w:hAnsiTheme="majorHAnsi"/>
+        <w:rFonts w:asciiTheme="majorHAnsi" w:cstheme="majorBidi" w:hAnsiTheme="majorHAnsi" w:eastAsia="黑体"/>
         <w:b/>
         <w:bCs/>
       </w:rPr>
     </w:tblStylePr>
     <w:tblStylePr w:type="lastCol">
       <w:rPr>
-        <w:rFonts w:asciiTheme="majorHAnsi" w:cstheme="majorBidi" w:eastAsiaTheme="majorEastAsia" w:hAnsiTheme="majorHAnsi"/>
+        <w:rFonts w:asciiTheme="majorHAnsi" w:cstheme="majorBidi" w:hAnsiTheme="majorHAnsi" w:eastAsia="黑体"/>
         <w:b/>
         <w:bCs/>
       </w:rPr>
@@ -6031,7 +6375,7 @@
         <w:spacing w:after="0" w:before="0" w:line="240" w:lineRule="auto"/>
       </w:pPr>
       <w:rPr>
-        <w:rFonts w:asciiTheme="majorHAnsi" w:cstheme="majorBidi" w:eastAsiaTheme="majorEastAsia" w:hAnsiTheme="majorHAnsi"/>
+        <w:rFonts w:asciiTheme="majorHAnsi" w:cstheme="majorBidi" w:hAnsiTheme="majorHAnsi" w:eastAsia="黑体"/>
         <w:b/>
         <w:bCs/>
       </w:rPr>
@@ -6052,7 +6396,7 @@
         <w:spacing w:after="0" w:before="0" w:line="240" w:lineRule="auto"/>
       </w:pPr>
       <w:rPr>
-        <w:rFonts w:asciiTheme="majorHAnsi" w:cstheme="majorBidi" w:eastAsiaTheme="majorEastAsia" w:hAnsiTheme="majorHAnsi"/>
+        <w:rFonts w:asciiTheme="majorHAnsi" w:cstheme="majorBidi" w:hAnsiTheme="majorHAnsi" w:eastAsia="黑体"/>
         <w:b/>
         <w:bCs/>
       </w:rPr>
@@ -6070,14 +6414,14 @@
     </w:tblStylePr>
     <w:tblStylePr w:type="firstCol">
       <w:rPr>
-        <w:rFonts w:asciiTheme="majorHAnsi" w:cstheme="majorBidi" w:eastAsiaTheme="majorEastAsia" w:hAnsiTheme="majorHAnsi"/>
+        <w:rFonts w:asciiTheme="majorHAnsi" w:cstheme="majorBidi" w:hAnsiTheme="majorHAnsi" w:eastAsia="黑体"/>
         <w:b/>
         <w:bCs/>
       </w:rPr>
     </w:tblStylePr>
     <w:tblStylePr w:type="lastCol">
       <w:rPr>
-        <w:rFonts w:asciiTheme="majorHAnsi" w:cstheme="majorBidi" w:eastAsiaTheme="majorEastAsia" w:hAnsiTheme="majorHAnsi"/>
+        <w:rFonts w:asciiTheme="majorHAnsi" w:cstheme="majorBidi" w:hAnsiTheme="majorHAnsi" w:eastAsia="黑体"/>
         <w:b/>
         <w:bCs/>
       </w:rPr>
@@ -6161,7 +6505,7 @@
         <w:spacing w:after="0" w:before="0" w:line="240" w:lineRule="auto"/>
       </w:pPr>
       <w:rPr>
-        <w:rFonts w:asciiTheme="majorHAnsi" w:cstheme="majorBidi" w:eastAsiaTheme="majorEastAsia" w:hAnsiTheme="majorHAnsi"/>
+        <w:rFonts w:asciiTheme="majorHAnsi" w:cstheme="majorBidi" w:hAnsiTheme="majorHAnsi" w:eastAsia="黑体"/>
         <w:b/>
         <w:bCs/>
       </w:rPr>
@@ -6182,7 +6526,7 @@
         <w:spacing w:after="0" w:before="0" w:line="240" w:lineRule="auto"/>
       </w:pPr>
       <w:rPr>
-        <w:rFonts w:asciiTheme="majorHAnsi" w:cstheme="majorBidi" w:eastAsiaTheme="majorEastAsia" w:hAnsiTheme="majorHAnsi"/>
+        <w:rFonts w:asciiTheme="majorHAnsi" w:cstheme="majorBidi" w:hAnsiTheme="majorHAnsi" w:eastAsia="黑体"/>
         <w:b/>
         <w:bCs/>
       </w:rPr>
@@ -6200,14 +6544,14 @@
     </w:tblStylePr>
     <w:tblStylePr w:type="firstCol">
       <w:rPr>
-        <w:rFonts w:asciiTheme="majorHAnsi" w:cstheme="majorBidi" w:eastAsiaTheme="majorEastAsia" w:hAnsiTheme="majorHAnsi"/>
+        <w:rFonts w:asciiTheme="majorHAnsi" w:cstheme="majorBidi" w:hAnsiTheme="majorHAnsi" w:eastAsia="黑体"/>
         <w:b/>
         <w:bCs/>
       </w:rPr>
     </w:tblStylePr>
     <w:tblStylePr w:type="lastCol">
       <w:rPr>
-        <w:rFonts w:asciiTheme="majorHAnsi" w:cstheme="majorBidi" w:eastAsiaTheme="majorEastAsia" w:hAnsiTheme="majorHAnsi"/>
+        <w:rFonts w:asciiTheme="majorHAnsi" w:cstheme="majorBidi" w:hAnsiTheme="majorHAnsi" w:eastAsia="黑体"/>
         <w:b/>
         <w:bCs/>
       </w:rPr>
@@ -6291,7 +6635,7 @@
         <w:spacing w:after="0" w:before="0" w:line="240" w:lineRule="auto"/>
       </w:pPr>
       <w:rPr>
-        <w:rFonts w:asciiTheme="majorHAnsi" w:cstheme="majorBidi" w:eastAsiaTheme="majorEastAsia" w:hAnsiTheme="majorHAnsi"/>
+        <w:rFonts w:asciiTheme="majorHAnsi" w:cstheme="majorBidi" w:hAnsiTheme="majorHAnsi" w:eastAsia="黑体"/>
         <w:b/>
         <w:bCs/>
       </w:rPr>
@@ -6312,7 +6656,7 @@
         <w:spacing w:after="0" w:before="0" w:line="240" w:lineRule="auto"/>
       </w:pPr>
       <w:rPr>
-        <w:rFonts w:asciiTheme="majorHAnsi" w:cstheme="majorBidi" w:eastAsiaTheme="majorEastAsia" w:hAnsiTheme="majorHAnsi"/>
+        <w:rFonts w:asciiTheme="majorHAnsi" w:cstheme="majorBidi" w:hAnsiTheme="majorHAnsi" w:eastAsia="黑体"/>
         <w:b/>
         <w:bCs/>
       </w:rPr>
@@ -6330,14 +6674,14 @@
     </w:tblStylePr>
     <w:tblStylePr w:type="firstCol">
       <w:rPr>
-        <w:rFonts w:asciiTheme="majorHAnsi" w:cstheme="majorBidi" w:eastAsiaTheme="majorEastAsia" w:hAnsiTheme="majorHAnsi"/>
+        <w:rFonts w:asciiTheme="majorHAnsi" w:cstheme="majorBidi" w:hAnsiTheme="majorHAnsi" w:eastAsia="黑体"/>
         <w:b/>
         <w:bCs/>
       </w:rPr>
     </w:tblStylePr>
     <w:tblStylePr w:type="lastCol">
       <w:rPr>
-        <w:rFonts w:asciiTheme="majorHAnsi" w:cstheme="majorBidi" w:eastAsiaTheme="majorEastAsia" w:hAnsiTheme="majorHAnsi"/>
+        <w:rFonts w:asciiTheme="majorHAnsi" w:cstheme="majorBidi" w:hAnsiTheme="majorHAnsi" w:eastAsia="黑体"/>
         <w:b/>
         <w:bCs/>
       </w:rPr>
@@ -6420,6 +6764,7 @@
         <w:spacing w:after="0" w:before="0" w:line="240" w:lineRule="auto"/>
       </w:pPr>
       <w:rPr>
+        <w:rFonts w:eastAsia="黑体"/>
         <w:b/>
         <w:bCs/>
         <w:color w:themeColor="background1" w:val="FFFFFF"/>
@@ -6442,6 +6787,7 @@
         <w:spacing w:after="0" w:before="0" w:line="240" w:lineRule="auto"/>
       </w:pPr>
       <w:rPr>
+        <w:rFonts w:eastAsia="黑体"/>
         <w:b/>
         <w:bCs/>
       </w:rPr>
@@ -6459,12 +6805,14 @@
     </w:tblStylePr>
     <w:tblStylePr w:type="firstCol">
       <w:rPr>
+        <w:rFonts w:eastAsia="黑体"/>
         <w:b/>
         <w:bCs/>
       </w:rPr>
     </w:tblStylePr>
     <w:tblStylePr w:type="lastCol">
       <w:rPr>
+        <w:rFonts w:eastAsia="黑体"/>
         <w:b/>
         <w:bCs/>
       </w:rPr>
@@ -6526,6 +6874,7 @@
         <w:spacing w:after="0" w:before="0" w:line="240" w:lineRule="auto"/>
       </w:pPr>
       <w:rPr>
+        <w:rFonts w:eastAsia="黑体"/>
         <w:b/>
         <w:bCs/>
         <w:color w:themeColor="background1" w:val="FFFFFF"/>
@@ -6548,6 +6897,7 @@
         <w:spacing w:after="0" w:before="0" w:line="240" w:lineRule="auto"/>
       </w:pPr>
       <w:rPr>
+        <w:rFonts w:eastAsia="黑体"/>
         <w:b/>
         <w:bCs/>
       </w:rPr>
@@ -6565,12 +6915,14 @@
     </w:tblStylePr>
     <w:tblStylePr w:type="firstCol">
       <w:rPr>
+        <w:rFonts w:eastAsia="黑体"/>
         <w:b/>
         <w:bCs/>
       </w:rPr>
     </w:tblStylePr>
     <w:tblStylePr w:type="lastCol">
       <w:rPr>
+        <w:rFonts w:eastAsia="黑体"/>
         <w:b/>
         <w:bCs/>
       </w:rPr>
@@ -6632,6 +6984,7 @@
         <w:spacing w:after="0" w:before="0" w:line="240" w:lineRule="auto"/>
       </w:pPr>
       <w:rPr>
+        <w:rFonts w:eastAsia="黑体"/>
         <w:b/>
         <w:bCs/>
         <w:color w:themeColor="background1" w:val="FFFFFF"/>
@@ -6654,6 +7007,7 @@
         <w:spacing w:after="0" w:before="0" w:line="240" w:lineRule="auto"/>
       </w:pPr>
       <w:rPr>
+        <w:rFonts w:eastAsia="黑体"/>
         <w:b/>
         <w:bCs/>
       </w:rPr>
@@ -6671,12 +7025,14 @@
     </w:tblStylePr>
     <w:tblStylePr w:type="firstCol">
       <w:rPr>
+        <w:rFonts w:eastAsia="黑体"/>
         <w:b/>
         <w:bCs/>
       </w:rPr>
     </w:tblStylePr>
     <w:tblStylePr w:type="lastCol">
       <w:rPr>
+        <w:rFonts w:eastAsia="黑体"/>
         <w:b/>
         <w:bCs/>
       </w:rPr>
@@ -6738,6 +7094,7 @@
         <w:spacing w:after="0" w:before="0" w:line="240" w:lineRule="auto"/>
       </w:pPr>
       <w:rPr>
+        <w:rFonts w:eastAsia="黑体"/>
         <w:b/>
         <w:bCs/>
         <w:color w:themeColor="background1" w:val="FFFFFF"/>
@@ -6760,6 +7117,7 @@
         <w:spacing w:after="0" w:before="0" w:line="240" w:lineRule="auto"/>
       </w:pPr>
       <w:rPr>
+        <w:rFonts w:eastAsia="黑体"/>
         <w:b/>
         <w:bCs/>
       </w:rPr>
@@ -6777,12 +7135,14 @@
     </w:tblStylePr>
     <w:tblStylePr w:type="firstCol">
       <w:rPr>
+        <w:rFonts w:eastAsia="黑体"/>
         <w:b/>
         <w:bCs/>
       </w:rPr>
     </w:tblStylePr>
     <w:tblStylePr w:type="lastCol">
       <w:rPr>
+        <w:rFonts w:eastAsia="黑体"/>
         <w:b/>
         <w:bCs/>
       </w:rPr>
@@ -6844,6 +7204,7 @@
         <w:spacing w:after="0" w:before="0" w:line="240" w:lineRule="auto"/>
       </w:pPr>
       <w:rPr>
+        <w:rFonts w:eastAsia="黑体"/>
         <w:b/>
         <w:bCs/>
         <w:color w:themeColor="background1" w:val="FFFFFF"/>
@@ -6866,6 +7227,7 @@
         <w:spacing w:after="0" w:before="0" w:line="240" w:lineRule="auto"/>
       </w:pPr>
       <w:rPr>
+        <w:rFonts w:eastAsia="黑体"/>
         <w:b/>
         <w:bCs/>
       </w:rPr>
@@ -6883,12 +7245,14 @@
     </w:tblStylePr>
     <w:tblStylePr w:type="firstCol">
       <w:rPr>
+        <w:rFonts w:eastAsia="黑体"/>
         <w:b/>
         <w:bCs/>
       </w:rPr>
     </w:tblStylePr>
     <w:tblStylePr w:type="lastCol">
       <w:rPr>
+        <w:rFonts w:eastAsia="黑体"/>
         <w:b/>
         <w:bCs/>
       </w:rPr>
@@ -6950,6 +7314,7 @@
         <w:spacing w:after="0" w:before="0" w:line="240" w:lineRule="auto"/>
       </w:pPr>
       <w:rPr>
+        <w:rFonts w:eastAsia="黑体"/>
         <w:b/>
         <w:bCs/>
         <w:color w:themeColor="background1" w:val="FFFFFF"/>
@@ -6972,6 +7337,7 @@
         <w:spacing w:after="0" w:before="0" w:line="240" w:lineRule="auto"/>
       </w:pPr>
       <w:rPr>
+        <w:rFonts w:eastAsia="黑体"/>
         <w:b/>
         <w:bCs/>
       </w:rPr>
@@ -6989,12 +7355,14 @@
     </w:tblStylePr>
     <w:tblStylePr w:type="firstCol">
       <w:rPr>
+        <w:rFonts w:eastAsia="黑体"/>
         <w:b/>
         <w:bCs/>
       </w:rPr>
     </w:tblStylePr>
     <w:tblStylePr w:type="lastCol">
       <w:rPr>
+        <w:rFonts w:eastAsia="黑体"/>
         <w:b/>
         <w:bCs/>
       </w:rPr>
@@ -7056,6 +7424,7 @@
         <w:spacing w:after="0" w:before="0" w:line="240" w:lineRule="auto"/>
       </w:pPr>
       <w:rPr>
+        <w:rFonts w:eastAsia="黑体"/>
         <w:b/>
         <w:bCs/>
         <w:color w:themeColor="background1" w:val="FFFFFF"/>
@@ -7078,6 +7447,7 @@
         <w:spacing w:after="0" w:before="0" w:line="240" w:lineRule="auto"/>
       </w:pPr>
       <w:rPr>
+        <w:rFonts w:eastAsia="黑体"/>
         <w:b/>
         <w:bCs/>
       </w:rPr>
@@ -7095,12 +7465,14 @@
     </w:tblStylePr>
     <w:tblStylePr w:type="firstCol">
       <w:rPr>
+        <w:rFonts w:eastAsia="黑体"/>
         <w:b/>
         <w:bCs/>
       </w:rPr>
     </w:tblStylePr>
     <w:tblStylePr w:type="lastCol">
       <w:rPr>
+        <w:rFonts w:eastAsia="黑体"/>
         <w:b/>
         <w:bCs/>
       </w:rPr>
@@ -7159,6 +7531,7 @@
         <w:spacing w:after="0" w:before="0" w:line="240" w:lineRule="auto"/>
       </w:pPr>
       <w:rPr>
+        <w:rFonts w:eastAsia="黑体"/>
         <w:b/>
         <w:bCs/>
         <w:color w:themeColor="background1" w:val="FFFFFF"/>
@@ -7181,6 +7554,7 @@
         <w:spacing w:after="0" w:before="0" w:line="240" w:lineRule="auto"/>
       </w:pPr>
       <w:rPr>
+        <w:rFonts w:eastAsia="黑体"/>
         <w:color w:val="auto"/>
       </w:rPr>
       <w:tblPr/>
@@ -7198,6 +7572,7 @@
     </w:tblStylePr>
     <w:tblStylePr w:type="firstCol">
       <w:rPr>
+        <w:rFonts w:eastAsia="黑体"/>
         <w:b/>
         <w:bCs/>
         <w:color w:themeColor="background1" w:val="FFFFFF"/>
@@ -7217,6 +7592,7 @@
     </w:tblStylePr>
     <w:tblStylePr w:type="lastCol">
       <w:rPr>
+        <w:rFonts w:eastAsia="黑体"/>
         <w:b/>
         <w:bCs/>
         <w:color w:themeColor="background1" w:val="FFFFFF"/>
@@ -7265,6 +7641,7 @@
     </w:tblStylePr>
     <w:tblStylePr w:type="nwCell">
       <w:rPr>
+        <w:rFonts w:eastAsia="黑体"/>
         <w:color w:themeColor="background1" w:val="FFFFFF"/>
       </w:rPr>
       <w:tblPr/>
@@ -7308,6 +7685,7 @@
         <w:spacing w:after="0" w:before="0" w:line="240" w:lineRule="auto"/>
       </w:pPr>
       <w:rPr>
+        <w:rFonts w:eastAsia="黑体"/>
         <w:b/>
         <w:bCs/>
         <w:color w:themeColor="background1" w:val="FFFFFF"/>
@@ -7330,6 +7708,7 @@
         <w:spacing w:after="0" w:before="0" w:line="240" w:lineRule="auto"/>
       </w:pPr>
       <w:rPr>
+        <w:rFonts w:eastAsia="黑体"/>
         <w:color w:val="auto"/>
       </w:rPr>
       <w:tblPr/>
@@ -7347,6 +7726,7 @@
     </w:tblStylePr>
     <w:tblStylePr w:type="firstCol">
       <w:rPr>
+        <w:rFonts w:eastAsia="黑体"/>
         <w:b/>
         <w:bCs/>
         <w:color w:themeColor="background1" w:val="FFFFFF"/>
@@ -7366,6 +7746,7 @@
     </w:tblStylePr>
     <w:tblStylePr w:type="lastCol">
       <w:rPr>
+        <w:rFonts w:eastAsia="黑体"/>
         <w:b/>
         <w:bCs/>
         <w:color w:themeColor="background1" w:val="FFFFFF"/>
@@ -7414,6 +7795,7 @@
     </w:tblStylePr>
     <w:tblStylePr w:type="nwCell">
       <w:rPr>
+        <w:rFonts w:eastAsia="黑体"/>
         <w:color w:themeColor="background1" w:val="FFFFFF"/>
       </w:rPr>
       <w:tblPr/>
@@ -7457,6 +7839,7 @@
         <w:spacing w:after="0" w:before="0" w:line="240" w:lineRule="auto"/>
       </w:pPr>
       <w:rPr>
+        <w:rFonts w:eastAsia="黑体"/>
         <w:b/>
         <w:bCs/>
         <w:color w:themeColor="background1" w:val="FFFFFF"/>
@@ -7479,6 +7862,7 @@
         <w:spacing w:after="0" w:before="0" w:line="240" w:lineRule="auto"/>
       </w:pPr>
       <w:rPr>
+        <w:rFonts w:eastAsia="黑体"/>
         <w:color w:val="auto"/>
       </w:rPr>
       <w:tblPr/>
@@ -7496,6 +7880,7 @@
     </w:tblStylePr>
     <w:tblStylePr w:type="firstCol">
       <w:rPr>
+        <w:rFonts w:eastAsia="黑体"/>
         <w:b/>
         <w:bCs/>
         <w:color w:themeColor="background1" w:val="FFFFFF"/>
@@ -7515,6 +7900,7 @@
     </w:tblStylePr>
     <w:tblStylePr w:type="lastCol">
       <w:rPr>
+        <w:rFonts w:eastAsia="黑体"/>
         <w:b/>
         <w:bCs/>
         <w:color w:themeColor="background1" w:val="FFFFFF"/>
@@ -7563,6 +7949,7 @@
     </w:tblStylePr>
     <w:tblStylePr w:type="nwCell">
       <w:rPr>
+        <w:rFonts w:eastAsia="黑体"/>
         <w:color w:themeColor="background1" w:val="FFFFFF"/>
       </w:rPr>
       <w:tblPr/>
@@ -7606,6 +7993,7 @@
         <w:spacing w:after="0" w:before="0" w:line="240" w:lineRule="auto"/>
       </w:pPr>
       <w:rPr>
+        <w:rFonts w:eastAsia="黑体"/>
         <w:b/>
         <w:bCs/>
         <w:color w:themeColor="background1" w:val="FFFFFF"/>
@@ -7628,6 +8016,7 @@
         <w:spacing w:after="0" w:before="0" w:line="240" w:lineRule="auto"/>
       </w:pPr>
       <w:rPr>
+        <w:rFonts w:eastAsia="黑体"/>
         <w:color w:val="auto"/>
       </w:rPr>
       <w:tblPr/>
@@ -7645,6 +8034,7 @@
     </w:tblStylePr>
     <w:tblStylePr w:type="firstCol">
       <w:rPr>
+        <w:rFonts w:eastAsia="黑体"/>
         <w:b/>
         <w:bCs/>
         <w:color w:themeColor="background1" w:val="FFFFFF"/>
@@ -7664,6 +8054,7 @@
     </w:tblStylePr>
     <w:tblStylePr w:type="lastCol">
       <w:rPr>
+        <w:rFonts w:eastAsia="黑体"/>
         <w:b/>
         <w:bCs/>
         <w:color w:themeColor="background1" w:val="FFFFFF"/>
@@ -7712,6 +8103,7 @@
     </w:tblStylePr>
     <w:tblStylePr w:type="nwCell">
       <w:rPr>
+        <w:rFonts w:eastAsia="黑体"/>
         <w:color w:themeColor="background1" w:val="FFFFFF"/>
       </w:rPr>
       <w:tblPr/>
@@ -7755,6 +8147,7 @@
         <w:spacing w:after="0" w:before="0" w:line="240" w:lineRule="auto"/>
       </w:pPr>
       <w:rPr>
+        <w:rFonts w:eastAsia="黑体"/>
         <w:b/>
         <w:bCs/>
         <w:color w:themeColor="background1" w:val="FFFFFF"/>
@@ -7777,6 +8170,7 @@
         <w:spacing w:after="0" w:before="0" w:line="240" w:lineRule="auto"/>
       </w:pPr>
       <w:rPr>
+        <w:rFonts w:eastAsia="黑体"/>
         <w:color w:val="auto"/>
       </w:rPr>
       <w:tblPr/>
@@ -7794,6 +8188,7 @@
     </w:tblStylePr>
     <w:tblStylePr w:type="firstCol">
       <w:rPr>
+        <w:rFonts w:eastAsia="黑体"/>
         <w:b/>
         <w:bCs/>
         <w:color w:themeColor="background1" w:val="FFFFFF"/>
@@ -7813,6 +8208,7 @@
     </w:tblStylePr>
     <w:tblStylePr w:type="lastCol">
       <w:rPr>
+        <w:rFonts w:eastAsia="黑体"/>
         <w:b/>
         <w:bCs/>
         <w:color w:themeColor="background1" w:val="FFFFFF"/>
@@ -7861,6 +8257,7 @@
     </w:tblStylePr>
     <w:tblStylePr w:type="nwCell">
       <w:rPr>
+        <w:rFonts w:eastAsia="黑体"/>
         <w:color w:themeColor="background1" w:val="FFFFFF"/>
       </w:rPr>
       <w:tblPr/>
@@ -7904,6 +8301,7 @@
         <w:spacing w:after="0" w:before="0" w:line="240" w:lineRule="auto"/>
       </w:pPr>
       <w:rPr>
+        <w:rFonts w:eastAsia="黑体"/>
         <w:b/>
         <w:bCs/>
         <w:color w:themeColor="background1" w:val="FFFFFF"/>
@@ -7926,6 +8324,7 @@
         <w:spacing w:after="0" w:before="0" w:line="240" w:lineRule="auto"/>
       </w:pPr>
       <w:rPr>
+        <w:rFonts w:eastAsia="黑体"/>
         <w:color w:val="auto"/>
       </w:rPr>
       <w:tblPr/>
@@ -7943,6 +8342,7 @@
     </w:tblStylePr>
     <w:tblStylePr w:type="firstCol">
       <w:rPr>
+        <w:rFonts w:eastAsia="黑体"/>
         <w:b/>
         <w:bCs/>
         <w:color w:themeColor="background1" w:val="FFFFFF"/>
@@ -7962,6 +8362,7 @@
     </w:tblStylePr>
     <w:tblStylePr w:type="lastCol">
       <w:rPr>
+        <w:rFonts w:eastAsia="黑体"/>
         <w:b/>
         <w:bCs/>
         <w:color w:themeColor="background1" w:val="FFFFFF"/>
@@ -8010,6 +8411,7 @@
     </w:tblStylePr>
     <w:tblStylePr w:type="nwCell">
       <w:rPr>
+        <w:rFonts w:eastAsia="黑体"/>
         <w:color w:themeColor="background1" w:val="FFFFFF"/>
       </w:rPr>
       <w:tblPr/>
@@ -8053,6 +8455,7 @@
         <w:spacing w:after="0" w:before="0" w:line="240" w:lineRule="auto"/>
       </w:pPr>
       <w:rPr>
+        <w:rFonts w:eastAsia="黑体"/>
         <w:b/>
         <w:bCs/>
         <w:color w:themeColor="background1" w:val="FFFFFF"/>
@@ -8075,6 +8478,7 @@
         <w:spacing w:after="0" w:before="0" w:line="240" w:lineRule="auto"/>
       </w:pPr>
       <w:rPr>
+        <w:rFonts w:eastAsia="黑体"/>
         <w:color w:val="auto"/>
       </w:rPr>
       <w:tblPr/>
@@ -8092,6 +8496,7 @@
     </w:tblStylePr>
     <w:tblStylePr w:type="firstCol">
       <w:rPr>
+        <w:rFonts w:eastAsia="黑体"/>
         <w:b/>
         <w:bCs/>
         <w:color w:themeColor="background1" w:val="FFFFFF"/>
@@ -8111,6 +8516,7 @@
     </w:tblStylePr>
     <w:tblStylePr w:type="lastCol">
       <w:rPr>
+        <w:rFonts w:eastAsia="黑体"/>
         <w:b/>
         <w:bCs/>
         <w:color w:themeColor="background1" w:val="FFFFFF"/>
@@ -8159,6 +8565,7 @@
     </w:tblStylePr>
     <w:tblStylePr w:type="nwCell">
       <w:rPr>
+        <w:rFonts w:eastAsia="黑体"/>
         <w:color w:themeColor="background1" w:val="FFFFFF"/>
       </w:rPr>
       <w:tblPr/>
@@ -8183,6 +8590,7 @@
       <w:spacing w:after="0" w:line="240" w:lineRule="auto"/>
     </w:pPr>
     <w:rPr>
+      <w:rFonts w:eastAsia="黑体"/>
       <w:color w:themeColor="text1" w:val="000000"/>
     </w:rPr>
     <w:tblPr>
@@ -8202,7 +8610,7 @@
     </w:tblPr>
     <w:tblStylePr w:type="firstRow">
       <w:rPr>
-        <w:rFonts w:asciiTheme="majorHAnsi" w:cstheme="majorBidi" w:eastAsiaTheme="majorEastAsia" w:hAnsiTheme="majorHAnsi"/>
+        <w:rFonts w:asciiTheme="majorHAnsi" w:cstheme="majorBidi" w:hAnsiTheme="majorHAnsi" w:eastAsia="黑体"/>
       </w:rPr>
       <w:tblPr/>
       <w:tcPr>
@@ -8214,6 +8622,7 @@
     </w:tblStylePr>
     <w:tblStylePr w:type="lastRow">
       <w:rPr>
+        <w:rFonts w:eastAsia="黑体"/>
         <w:b/>
         <w:bCs/>
         <w:color w:themeColor="text2" w:val="1F497D"/>
@@ -8228,12 +8637,14 @@
     </w:tblStylePr>
     <w:tblStylePr w:type="firstCol">
       <w:rPr>
+        <w:rFonts w:eastAsia="黑体"/>
         <w:b/>
         <w:bCs/>
       </w:rPr>
     </w:tblStylePr>
     <w:tblStylePr w:type="lastCol">
       <w:rPr>
+        <w:rFonts w:eastAsia="黑体"/>
         <w:b/>
         <w:bCs/>
       </w:rPr>
@@ -8267,6 +8678,7 @@
       <w:spacing w:after="0" w:line="240" w:lineRule="auto"/>
     </w:pPr>
     <w:rPr>
+      <w:rFonts w:eastAsia="黑体"/>
       <w:color w:themeColor="text1" w:val="000000"/>
     </w:rPr>
     <w:tblPr>
@@ -8286,7 +8698,7 @@
     </w:tblPr>
     <w:tblStylePr w:type="firstRow">
       <w:rPr>
-        <w:rFonts w:asciiTheme="majorHAnsi" w:cstheme="majorBidi" w:eastAsiaTheme="majorEastAsia" w:hAnsiTheme="majorHAnsi"/>
+        <w:rFonts w:asciiTheme="majorHAnsi" w:cstheme="majorBidi" w:hAnsiTheme="majorHAnsi" w:eastAsia="黑体"/>
       </w:rPr>
       <w:tblPr/>
       <w:tcPr>
@@ -8298,6 +8710,7 @@
     </w:tblStylePr>
     <w:tblStylePr w:type="lastRow">
       <w:rPr>
+        <w:rFonts w:eastAsia="黑体"/>
         <w:b/>
         <w:bCs/>
         <w:color w:themeColor="text2" w:val="1F497D"/>
@@ -8312,12 +8725,14 @@
     </w:tblStylePr>
     <w:tblStylePr w:type="firstCol">
       <w:rPr>
+        <w:rFonts w:eastAsia="黑体"/>
         <w:b/>
         <w:bCs/>
       </w:rPr>
     </w:tblStylePr>
     <w:tblStylePr w:type="lastCol">
       <w:rPr>
+        <w:rFonts w:eastAsia="黑体"/>
         <w:b/>
         <w:bCs/>
       </w:rPr>
@@ -8351,6 +8766,7 @@
       <w:spacing w:after="0" w:line="240" w:lineRule="auto"/>
     </w:pPr>
     <w:rPr>
+      <w:rFonts w:eastAsia="黑体"/>
       <w:color w:themeColor="text1" w:val="000000"/>
     </w:rPr>
     <w:tblPr>
@@ -8370,7 +8786,7 @@
     </w:tblPr>
     <w:tblStylePr w:type="firstRow">
       <w:rPr>
-        <w:rFonts w:asciiTheme="majorHAnsi" w:cstheme="majorBidi" w:eastAsiaTheme="majorEastAsia" w:hAnsiTheme="majorHAnsi"/>
+        <w:rFonts w:asciiTheme="majorHAnsi" w:cstheme="majorBidi" w:hAnsiTheme="majorHAnsi" w:eastAsia="黑体"/>
       </w:rPr>
       <w:tblPr/>
       <w:tcPr>
@@ -8382,6 +8798,7 @@
     </w:tblStylePr>
     <w:tblStylePr w:type="lastRow">
       <w:rPr>
+        <w:rFonts w:eastAsia="黑体"/>
         <w:b/>
         <w:bCs/>
         <w:color w:themeColor="text2" w:val="1F497D"/>
@@ -8396,12 +8813,14 @@
     </w:tblStylePr>
     <w:tblStylePr w:type="firstCol">
       <w:rPr>
+        <w:rFonts w:eastAsia="黑体"/>
         <w:b/>
         <w:bCs/>
       </w:rPr>
     </w:tblStylePr>
     <w:tblStylePr w:type="lastCol">
       <w:rPr>
+        <w:rFonts w:eastAsia="黑体"/>
         <w:b/>
         <w:bCs/>
       </w:rPr>
@@ -8435,6 +8854,7 @@
       <w:spacing w:after="0" w:line="240" w:lineRule="auto"/>
     </w:pPr>
     <w:rPr>
+      <w:rFonts w:eastAsia="黑体"/>
       <w:color w:themeColor="text1" w:val="000000"/>
     </w:rPr>
     <w:tblPr>
@@ -8454,7 +8874,7 @@
     </w:tblPr>
     <w:tblStylePr w:type="firstRow">
       <w:rPr>
-        <w:rFonts w:asciiTheme="majorHAnsi" w:cstheme="majorBidi" w:eastAsiaTheme="majorEastAsia" w:hAnsiTheme="majorHAnsi"/>
+        <w:rFonts w:asciiTheme="majorHAnsi" w:cstheme="majorBidi" w:hAnsiTheme="majorHAnsi" w:eastAsia="黑体"/>
       </w:rPr>
       <w:tblPr/>
       <w:tcPr>
@@ -8466,6 +8886,7 @@
     </w:tblStylePr>
     <w:tblStylePr w:type="lastRow">
       <w:rPr>
+        <w:rFonts w:eastAsia="黑体"/>
         <w:b/>
         <w:bCs/>
         <w:color w:themeColor="text2" w:val="1F497D"/>
@@ -8480,12 +8901,14 @@
     </w:tblStylePr>
     <w:tblStylePr w:type="firstCol">
       <w:rPr>
+        <w:rFonts w:eastAsia="黑体"/>
         <w:b/>
         <w:bCs/>
       </w:rPr>
     </w:tblStylePr>
     <w:tblStylePr w:type="lastCol">
       <w:rPr>
+        <w:rFonts w:eastAsia="黑体"/>
         <w:b/>
         <w:bCs/>
       </w:rPr>
@@ -8519,6 +8942,7 @@
       <w:spacing w:after="0" w:line="240" w:lineRule="auto"/>
     </w:pPr>
     <w:rPr>
+      <w:rFonts w:eastAsia="黑体"/>
       <w:color w:themeColor="text1" w:val="000000"/>
     </w:rPr>
     <w:tblPr>
@@ -8538,7 +8962,7 @@
     </w:tblPr>
     <w:tblStylePr w:type="firstRow">
       <w:rPr>
-        <w:rFonts w:asciiTheme="majorHAnsi" w:cstheme="majorBidi" w:eastAsiaTheme="majorEastAsia" w:hAnsiTheme="majorHAnsi"/>
+        <w:rFonts w:asciiTheme="majorHAnsi" w:cstheme="majorBidi" w:hAnsiTheme="majorHAnsi" w:eastAsia="黑体"/>
       </w:rPr>
       <w:tblPr/>
       <w:tcPr>
@@ -8550,6 +8974,7 @@
     </w:tblStylePr>
     <w:tblStylePr w:type="lastRow">
       <w:rPr>
+        <w:rFonts w:eastAsia="黑体"/>
         <w:b/>
         <w:bCs/>
         <w:color w:themeColor="text2" w:val="1F497D"/>
@@ -8564,12 +8989,14 @@
     </w:tblStylePr>
     <w:tblStylePr w:type="firstCol">
       <w:rPr>
+        <w:rFonts w:eastAsia="黑体"/>
         <w:b/>
         <w:bCs/>
       </w:rPr>
     </w:tblStylePr>
     <w:tblStylePr w:type="lastCol">
       <w:rPr>
+        <w:rFonts w:eastAsia="黑体"/>
         <w:b/>
         <w:bCs/>
       </w:rPr>
@@ -8603,6 +9030,7 @@
       <w:spacing w:after="0" w:line="240" w:lineRule="auto"/>
     </w:pPr>
     <w:rPr>
+      <w:rFonts w:eastAsia="黑体"/>
       <w:color w:themeColor="text1" w:val="000000"/>
     </w:rPr>
     <w:tblPr>
@@ -8622,7 +9050,7 @@
     </w:tblPr>
     <w:tblStylePr w:type="firstRow">
       <w:rPr>
-        <w:rFonts w:asciiTheme="majorHAnsi" w:cstheme="majorBidi" w:eastAsiaTheme="majorEastAsia" w:hAnsiTheme="majorHAnsi"/>
+        <w:rFonts w:asciiTheme="majorHAnsi" w:cstheme="majorBidi" w:hAnsiTheme="majorHAnsi" w:eastAsia="黑体"/>
       </w:rPr>
       <w:tblPr/>
       <w:tcPr>
@@ -8634,6 +9062,7 @@
     </w:tblStylePr>
     <w:tblStylePr w:type="lastRow">
       <w:rPr>
+        <w:rFonts w:eastAsia="黑体"/>
         <w:b/>
         <w:bCs/>
         <w:color w:themeColor="text2" w:val="1F497D"/>
@@ -8648,12 +9077,14 @@
     </w:tblStylePr>
     <w:tblStylePr w:type="firstCol">
       <w:rPr>
+        <w:rFonts w:eastAsia="黑体"/>
         <w:b/>
         <w:bCs/>
       </w:rPr>
     </w:tblStylePr>
     <w:tblStylePr w:type="lastCol">
       <w:rPr>
+        <w:rFonts w:eastAsia="黑体"/>
         <w:b/>
         <w:bCs/>
       </w:rPr>
@@ -8687,6 +9118,7 @@
       <w:spacing w:after="0" w:line="240" w:lineRule="auto"/>
     </w:pPr>
     <w:rPr>
+      <w:rFonts w:eastAsia="黑体"/>
       <w:color w:themeColor="text1" w:val="000000"/>
     </w:rPr>
     <w:tblPr>
@@ -8706,7 +9138,7 @@
     </w:tblPr>
     <w:tblStylePr w:type="firstRow">
       <w:rPr>
-        <w:rFonts w:asciiTheme="majorHAnsi" w:cstheme="majorBidi" w:eastAsiaTheme="majorEastAsia" w:hAnsiTheme="majorHAnsi"/>
+        <w:rFonts w:asciiTheme="majorHAnsi" w:cstheme="majorBidi" w:hAnsiTheme="majorHAnsi" w:eastAsia="黑体"/>
       </w:rPr>
       <w:tblPr/>
       <w:tcPr>
@@ -8718,6 +9150,7 @@
     </w:tblStylePr>
     <w:tblStylePr w:type="lastRow">
       <w:rPr>
+        <w:rFonts w:eastAsia="黑体"/>
         <w:b/>
         <w:bCs/>
         <w:color w:themeColor="text2" w:val="1F497D"/>
@@ -8732,12 +9165,14 @@
     </w:tblStylePr>
     <w:tblStylePr w:type="firstCol">
       <w:rPr>
+        <w:rFonts w:eastAsia="黑体"/>
         <w:b/>
         <w:bCs/>
       </w:rPr>
     </w:tblStylePr>
     <w:tblStylePr w:type="lastCol">
       <w:rPr>
+        <w:rFonts w:eastAsia="黑体"/>
         <w:b/>
         <w:bCs/>
       </w:rPr>
@@ -8771,7 +9206,7 @@
       <w:spacing w:after="0" w:line="240" w:lineRule="auto"/>
     </w:pPr>
     <w:rPr>
-      <w:rFonts w:asciiTheme="majorHAnsi" w:cstheme="majorBidi" w:eastAsiaTheme="majorEastAsia" w:hAnsiTheme="majorHAnsi"/>
+      <w:rFonts w:asciiTheme="majorHAnsi" w:cstheme="majorBidi" w:hAnsiTheme="majorHAnsi" w:eastAsia="黑体"/>
       <w:color w:themeColor="text1" w:val="000000"/>
     </w:rPr>
     <w:tblPr>
@@ -8793,6 +9228,7 @@
     </w:tblPr>
     <w:tblStylePr w:type="firstRow">
       <w:rPr>
+        <w:rFonts w:eastAsia="黑体"/>
         <w:sz w:val="24"/>
         <w:szCs w:val="24"/>
       </w:rPr>
@@ -8899,7 +9335,7 @@
       <w:spacing w:after="0" w:line="240" w:lineRule="auto"/>
     </w:pPr>
     <w:rPr>
-      <w:rFonts w:asciiTheme="majorHAnsi" w:cstheme="majorBidi" w:eastAsiaTheme="majorEastAsia" w:hAnsiTheme="majorHAnsi"/>
+      <w:rFonts w:asciiTheme="majorHAnsi" w:cstheme="majorBidi" w:hAnsiTheme="majorHAnsi" w:eastAsia="黑体"/>
       <w:color w:themeColor="text1" w:val="000000"/>
     </w:rPr>
     <w:tblPr>
@@ -8921,6 +9357,7 @@
     </w:tblPr>
     <w:tblStylePr w:type="firstRow">
       <w:rPr>
+        <w:rFonts w:eastAsia="黑体"/>
         <w:sz w:val="24"/>
         <w:szCs w:val="24"/>
       </w:rPr>
@@ -9027,7 +9464,7 @@
       <w:spacing w:after="0" w:line="240" w:lineRule="auto"/>
     </w:pPr>
     <w:rPr>
-      <w:rFonts w:asciiTheme="majorHAnsi" w:cstheme="majorBidi" w:eastAsiaTheme="majorEastAsia" w:hAnsiTheme="majorHAnsi"/>
+      <w:rFonts w:asciiTheme="majorHAnsi" w:cstheme="majorBidi" w:hAnsiTheme="majorHAnsi" w:eastAsia="黑体"/>
       <w:color w:themeColor="text1" w:val="000000"/>
     </w:rPr>
     <w:tblPr>
@@ -9049,6 +9486,7 @@
     </w:tblPr>
     <w:tblStylePr w:type="firstRow">
       <w:rPr>
+        <w:rFonts w:eastAsia="黑体"/>
         <w:sz w:val="24"/>
         <w:szCs w:val="24"/>
       </w:rPr>
@@ -9155,7 +9593,7 @@
       <w:spacing w:after="0" w:line="240" w:lineRule="auto"/>
     </w:pPr>
     <w:rPr>
-      <w:rFonts w:asciiTheme="majorHAnsi" w:cstheme="majorBidi" w:eastAsiaTheme="majorEastAsia" w:hAnsiTheme="majorHAnsi"/>
+      <w:rFonts w:asciiTheme="majorHAnsi" w:cstheme="majorBidi" w:hAnsiTheme="majorHAnsi" w:eastAsia="黑体"/>
       <w:color w:themeColor="text1" w:val="000000"/>
     </w:rPr>
     <w:tblPr>
@@ -9177,6 +9615,7 @@
     </w:tblPr>
     <w:tblStylePr w:type="firstRow">
       <w:rPr>
+        <w:rFonts w:eastAsia="黑体"/>
         <w:sz w:val="24"/>
         <w:szCs w:val="24"/>
       </w:rPr>
@@ -9283,7 +9722,7 @@
       <w:spacing w:after="0" w:line="240" w:lineRule="auto"/>
     </w:pPr>
     <w:rPr>
-      <w:rFonts w:asciiTheme="majorHAnsi" w:cstheme="majorBidi" w:eastAsiaTheme="majorEastAsia" w:hAnsiTheme="majorHAnsi"/>
+      <w:rFonts w:asciiTheme="majorHAnsi" w:cstheme="majorBidi" w:hAnsiTheme="majorHAnsi" w:eastAsia="黑体"/>
       <w:color w:themeColor="text1" w:val="000000"/>
     </w:rPr>
     <w:tblPr>
@@ -9305,6 +9744,7 @@
     </w:tblPr>
     <w:tblStylePr w:type="firstRow">
       <w:rPr>
+        <w:rFonts w:eastAsia="黑体"/>
         <w:sz w:val="24"/>
         <w:szCs w:val="24"/>
       </w:rPr>
@@ -9411,7 +9851,7 @@
       <w:spacing w:after="0" w:line="240" w:lineRule="auto"/>
     </w:pPr>
     <w:rPr>
-      <w:rFonts w:asciiTheme="majorHAnsi" w:cstheme="majorBidi" w:eastAsiaTheme="majorEastAsia" w:hAnsiTheme="majorHAnsi"/>
+      <w:rFonts w:asciiTheme="majorHAnsi" w:cstheme="majorBidi" w:hAnsiTheme="majorHAnsi" w:eastAsia="黑体"/>
       <w:color w:themeColor="text1" w:val="000000"/>
     </w:rPr>
     <w:tblPr>
@@ -9433,6 +9873,7 @@
     </w:tblPr>
     <w:tblStylePr w:type="firstRow">
       <w:rPr>
+        <w:rFonts w:eastAsia="黑体"/>
         <w:sz w:val="24"/>
         <w:szCs w:val="24"/>
       </w:rPr>
@@ -9539,7 +9980,7 @@
       <w:spacing w:after="0" w:line="240" w:lineRule="auto"/>
     </w:pPr>
     <w:rPr>
-      <w:rFonts w:asciiTheme="majorHAnsi" w:cstheme="majorBidi" w:eastAsiaTheme="majorEastAsia" w:hAnsiTheme="majorHAnsi"/>
+      <w:rFonts w:asciiTheme="majorHAnsi" w:cstheme="majorBidi" w:hAnsiTheme="majorHAnsi" w:eastAsia="黑体"/>
       <w:color w:themeColor="text1" w:val="000000"/>
     </w:rPr>
     <w:tblPr>
@@ -9561,6 +10002,7 @@
     </w:tblPr>
     <w:tblStylePr w:type="firstRow">
       <w:rPr>
+        <w:rFonts w:eastAsia="黑体"/>
         <w:sz w:val="24"/>
         <w:szCs w:val="24"/>
       </w:rPr>
@@ -9690,12 +10132,14 @@
     </w:tcPr>
     <w:tblStylePr w:type="firstRow">
       <w:rPr>
+        <w:rFonts w:eastAsia="黑体"/>
         <w:b/>
         <w:bCs/>
       </w:rPr>
     </w:tblStylePr>
     <w:tblStylePr w:type="lastRow">
       <w:rPr>
+        <w:rFonts w:eastAsia="黑体"/>
         <w:b/>
         <w:bCs/>
       </w:rPr>
@@ -9708,12 +10152,14 @@
     </w:tblStylePr>
     <w:tblStylePr w:type="firstCol">
       <w:rPr>
+        <w:rFonts w:eastAsia="黑体"/>
         <w:b/>
         <w:bCs/>
       </w:rPr>
     </w:tblStylePr>
     <w:tblStylePr w:type="lastCol">
       <w:rPr>
+        <w:rFonts w:eastAsia="黑体"/>
         <w:b/>
         <w:bCs/>
       </w:rPr>
@@ -9763,12 +10209,14 @@
     </w:tcPr>
     <w:tblStylePr w:type="firstRow">
       <w:rPr>
+        <w:rFonts w:eastAsia="黑体"/>
         <w:b/>
         <w:bCs/>
       </w:rPr>
     </w:tblStylePr>
     <w:tblStylePr w:type="lastRow">
       <w:rPr>
+        <w:rFonts w:eastAsia="黑体"/>
         <w:b/>
         <w:bCs/>
       </w:rPr>
@@ -9781,12 +10229,14 @@
     </w:tblStylePr>
     <w:tblStylePr w:type="firstCol">
       <w:rPr>
+        <w:rFonts w:eastAsia="黑体"/>
         <w:b/>
         <w:bCs/>
       </w:rPr>
     </w:tblStylePr>
     <w:tblStylePr w:type="lastCol">
       <w:rPr>
+        <w:rFonts w:eastAsia="黑体"/>
         <w:b/>
         <w:bCs/>
       </w:rPr>
@@ -9836,12 +10286,14 @@
     </w:tcPr>
     <w:tblStylePr w:type="firstRow">
       <w:rPr>
+        <w:rFonts w:eastAsia="黑体"/>
         <w:b/>
         <w:bCs/>
       </w:rPr>
     </w:tblStylePr>
     <w:tblStylePr w:type="lastRow">
       <w:rPr>
+        <w:rFonts w:eastAsia="黑体"/>
         <w:b/>
         <w:bCs/>
       </w:rPr>
@@ -9854,12 +10306,14 @@
     </w:tblStylePr>
     <w:tblStylePr w:type="firstCol">
       <w:rPr>
+        <w:rFonts w:eastAsia="黑体"/>
         <w:b/>
         <w:bCs/>
       </w:rPr>
     </w:tblStylePr>
     <w:tblStylePr w:type="lastCol">
       <w:rPr>
+        <w:rFonts w:eastAsia="黑体"/>
         <w:b/>
         <w:bCs/>
       </w:rPr>
@@ -9909,12 +10363,14 @@
     </w:tcPr>
     <w:tblStylePr w:type="firstRow">
       <w:rPr>
+        <w:rFonts w:eastAsia="黑体"/>
         <w:b/>
         <w:bCs/>
       </w:rPr>
     </w:tblStylePr>
     <w:tblStylePr w:type="lastRow">
       <w:rPr>
+        <w:rFonts w:eastAsia="黑体"/>
         <w:b/>
         <w:bCs/>
       </w:rPr>
@@ -9927,12 +10383,14 @@
     </w:tblStylePr>
     <w:tblStylePr w:type="firstCol">
       <w:rPr>
+        <w:rFonts w:eastAsia="黑体"/>
         <w:b/>
         <w:bCs/>
       </w:rPr>
     </w:tblStylePr>
     <w:tblStylePr w:type="lastCol">
       <w:rPr>
+        <w:rFonts w:eastAsia="黑体"/>
         <w:b/>
         <w:bCs/>
       </w:rPr>
@@ -9982,12 +10440,14 @@
     </w:tcPr>
     <w:tblStylePr w:type="firstRow">
       <w:rPr>
+        <w:rFonts w:eastAsia="黑体"/>
         <w:b/>
         <w:bCs/>
       </w:rPr>
     </w:tblStylePr>
     <w:tblStylePr w:type="lastRow">
       <w:rPr>
+        <w:rFonts w:eastAsia="黑体"/>
         <w:b/>
         <w:bCs/>
       </w:rPr>
@@ -10000,12 +10460,14 @@
     </w:tblStylePr>
     <w:tblStylePr w:type="firstCol">
       <w:rPr>
+        <w:rFonts w:eastAsia="黑体"/>
         <w:b/>
         <w:bCs/>
       </w:rPr>
     </w:tblStylePr>
     <w:tblStylePr w:type="lastCol">
       <w:rPr>
+        <w:rFonts w:eastAsia="黑体"/>
         <w:b/>
         <w:bCs/>
       </w:rPr>
@@ -10055,12 +10517,14 @@
     </w:tcPr>
     <w:tblStylePr w:type="firstRow">
       <w:rPr>
+        <w:rFonts w:eastAsia="黑体"/>
         <w:b/>
         <w:bCs/>
       </w:rPr>
     </w:tblStylePr>
     <w:tblStylePr w:type="lastRow">
       <w:rPr>
+        <w:rFonts w:eastAsia="黑体"/>
         <w:b/>
         <w:bCs/>
       </w:rPr>
@@ -10073,12 +10537,14 @@
     </w:tblStylePr>
     <w:tblStylePr w:type="firstCol">
       <w:rPr>
+        <w:rFonts w:eastAsia="黑体"/>
         <w:b/>
         <w:bCs/>
       </w:rPr>
     </w:tblStylePr>
     <w:tblStylePr w:type="lastCol">
       <w:rPr>
+        <w:rFonts w:eastAsia="黑体"/>
         <w:b/>
         <w:bCs/>
       </w:rPr>
@@ -10128,12 +10594,14 @@
     </w:tcPr>
     <w:tblStylePr w:type="firstRow">
       <w:rPr>
+        <w:rFonts w:eastAsia="黑体"/>
         <w:b/>
         <w:bCs/>
       </w:rPr>
     </w:tblStylePr>
     <w:tblStylePr w:type="lastRow">
       <w:rPr>
+        <w:rFonts w:eastAsia="黑体"/>
         <w:b/>
         <w:bCs/>
       </w:rPr>
@@ -10146,12 +10614,14 @@
     </w:tblStylePr>
     <w:tblStylePr w:type="firstCol">
       <w:rPr>
+        <w:rFonts w:eastAsia="黑体"/>
         <w:b/>
         <w:bCs/>
       </w:rPr>
     </w:tblStylePr>
     <w:tblStylePr w:type="lastCol">
       <w:rPr>
+        <w:rFonts w:eastAsia="黑体"/>
         <w:b/>
         <w:bCs/>
       </w:rPr>
@@ -10178,7 +10648,7 @@
       <w:spacing w:after="0" w:line="240" w:lineRule="auto"/>
     </w:pPr>
     <w:rPr>
-      <w:rFonts w:asciiTheme="majorHAnsi" w:cstheme="majorBidi" w:eastAsiaTheme="majorEastAsia" w:hAnsiTheme="majorHAnsi"/>
+      <w:rFonts w:asciiTheme="majorHAnsi" w:cstheme="majorBidi" w:hAnsiTheme="majorHAnsi" w:eastAsia="黑体"/>
       <w:color w:themeColor="text1" w:val="000000"/>
     </w:rPr>
     <w:tblPr>
@@ -10205,6 +10675,7 @@
     </w:tcPr>
     <w:tblStylePr w:type="firstRow">
       <w:rPr>
+        <w:rFonts w:eastAsia="黑体"/>
         <w:b/>
         <w:bCs/>
         <w:color w:themeColor="text1" w:val="000000"/>
@@ -10216,6 +10687,7 @@
     </w:tblStylePr>
     <w:tblStylePr w:type="lastRow">
       <w:rPr>
+        <w:rFonts w:eastAsia="黑体"/>
         <w:b/>
         <w:bCs/>
         <w:color w:themeColor="text1" w:val="000000"/>
@@ -10235,6 +10707,7 @@
     </w:tblStylePr>
     <w:tblStylePr w:type="firstCol">
       <w:rPr>
+        <w:rFonts w:eastAsia="黑体"/>
         <w:b/>
         <w:bCs/>
         <w:color w:themeColor="text1" w:val="000000"/>
@@ -10254,6 +10727,7 @@
     </w:tblStylePr>
     <w:tblStylePr w:type="lastCol">
       <w:rPr>
+        <w:rFonts w:eastAsia="黑体"/>
         <w:b w:val="0"/>
         <w:bCs w:val="0"/>
         <w:color w:themeColor="text1" w:val="000000"/>
@@ -10303,7 +10777,7 @@
       <w:spacing w:after="0" w:line="240" w:lineRule="auto"/>
     </w:pPr>
     <w:rPr>
-      <w:rFonts w:asciiTheme="majorHAnsi" w:cstheme="majorBidi" w:eastAsiaTheme="majorEastAsia" w:hAnsiTheme="majorHAnsi"/>
+      <w:rFonts w:asciiTheme="majorHAnsi" w:cstheme="majorBidi" w:hAnsiTheme="majorHAnsi" w:eastAsia="黑体"/>
       <w:color w:themeColor="text1" w:val="000000"/>
     </w:rPr>
     <w:tblPr>
@@ -10330,6 +10804,7 @@
     </w:tcPr>
     <w:tblStylePr w:type="firstRow">
       <w:rPr>
+        <w:rFonts w:eastAsia="黑体"/>
         <w:b/>
         <w:bCs/>
         <w:color w:themeColor="text1" w:val="000000"/>
@@ -10341,6 +10816,7 @@
     </w:tblStylePr>
     <w:tblStylePr w:type="lastRow">
       <w:rPr>
+        <w:rFonts w:eastAsia="黑体"/>
         <w:b/>
         <w:bCs/>
         <w:color w:themeColor="text1" w:val="000000"/>
@@ -10360,6 +10836,7 @@
     </w:tblStylePr>
     <w:tblStylePr w:type="firstCol">
       <w:rPr>
+        <w:rFonts w:eastAsia="黑体"/>
         <w:b/>
         <w:bCs/>
         <w:color w:themeColor="text1" w:val="000000"/>
@@ -10379,6 +10856,7 @@
     </w:tblStylePr>
     <w:tblStylePr w:type="lastCol">
       <w:rPr>
+        <w:rFonts w:eastAsia="黑体"/>
         <w:b w:val="0"/>
         <w:bCs w:val="0"/>
         <w:color w:themeColor="text1" w:val="000000"/>
@@ -10428,7 +10906,7 @@
       <w:spacing w:after="0" w:line="240" w:lineRule="auto"/>
     </w:pPr>
     <w:rPr>
-      <w:rFonts w:asciiTheme="majorHAnsi" w:cstheme="majorBidi" w:eastAsiaTheme="majorEastAsia" w:hAnsiTheme="majorHAnsi"/>
+      <w:rFonts w:asciiTheme="majorHAnsi" w:cstheme="majorBidi" w:hAnsiTheme="majorHAnsi" w:eastAsia="黑体"/>
       <w:color w:themeColor="text1" w:val="000000"/>
     </w:rPr>
     <w:tblPr>
@@ -10455,6 +10933,7 @@
     </w:tcPr>
     <w:tblStylePr w:type="firstRow">
       <w:rPr>
+        <w:rFonts w:eastAsia="黑体"/>
         <w:b/>
         <w:bCs/>
         <w:color w:themeColor="text1" w:val="000000"/>
@@ -10466,6 +10945,7 @@
     </w:tblStylePr>
     <w:tblStylePr w:type="lastRow">
       <w:rPr>
+        <w:rFonts w:eastAsia="黑体"/>
         <w:b/>
         <w:bCs/>
         <w:color w:themeColor="text1" w:val="000000"/>
@@ -10485,6 +10965,7 @@
     </w:tblStylePr>
     <w:tblStylePr w:type="firstCol">
       <w:rPr>
+        <w:rFonts w:eastAsia="黑体"/>
         <w:b/>
         <w:bCs/>
         <w:color w:themeColor="text1" w:val="000000"/>
@@ -10504,6 +10985,7 @@
     </w:tblStylePr>
     <w:tblStylePr w:type="lastCol">
       <w:rPr>
+        <w:rFonts w:eastAsia="黑体"/>
         <w:b w:val="0"/>
         <w:bCs w:val="0"/>
         <w:color w:themeColor="text1" w:val="000000"/>
@@ -10553,7 +11035,7 @@
       <w:spacing w:after="0" w:line="240" w:lineRule="auto"/>
     </w:pPr>
     <w:rPr>
-      <w:rFonts w:asciiTheme="majorHAnsi" w:cstheme="majorBidi" w:eastAsiaTheme="majorEastAsia" w:hAnsiTheme="majorHAnsi"/>
+      <w:rFonts w:asciiTheme="majorHAnsi" w:cstheme="majorBidi" w:hAnsiTheme="majorHAnsi" w:eastAsia="黑体"/>
       <w:color w:themeColor="text1" w:val="000000"/>
     </w:rPr>
     <w:tblPr>
@@ -10580,6 +11062,7 @@
     </w:tcPr>
     <w:tblStylePr w:type="firstRow">
       <w:rPr>
+        <w:rFonts w:eastAsia="黑体"/>
         <w:b/>
         <w:bCs/>
         <w:color w:themeColor="text1" w:val="000000"/>
@@ -10591,6 +11074,7 @@
     </w:tblStylePr>
     <w:tblStylePr w:type="lastRow">
       <w:rPr>
+        <w:rFonts w:eastAsia="黑体"/>
         <w:b/>
         <w:bCs/>
         <w:color w:themeColor="text1" w:val="000000"/>
@@ -10610,6 +11094,7 @@
     </w:tblStylePr>
     <w:tblStylePr w:type="firstCol">
       <w:rPr>
+        <w:rFonts w:eastAsia="黑体"/>
         <w:b/>
         <w:bCs/>
         <w:color w:themeColor="text1" w:val="000000"/>
@@ -10629,6 +11114,7 @@
     </w:tblStylePr>
     <w:tblStylePr w:type="lastCol">
       <w:rPr>
+        <w:rFonts w:eastAsia="黑体"/>
         <w:b w:val="0"/>
         <w:bCs w:val="0"/>
         <w:color w:themeColor="text1" w:val="000000"/>
@@ -10678,7 +11164,7 @@
       <w:spacing w:after="0" w:line="240" w:lineRule="auto"/>
     </w:pPr>
     <w:rPr>
-      <w:rFonts w:asciiTheme="majorHAnsi" w:cstheme="majorBidi" w:eastAsiaTheme="majorEastAsia" w:hAnsiTheme="majorHAnsi"/>
+      <w:rFonts w:asciiTheme="majorHAnsi" w:cstheme="majorBidi" w:hAnsiTheme="majorHAnsi" w:eastAsia="黑体"/>
       <w:color w:themeColor="text1" w:val="000000"/>
     </w:rPr>
     <w:tblPr>
@@ -10705,6 +11191,7 @@
     </w:tcPr>
     <w:tblStylePr w:type="firstRow">
       <w:rPr>
+        <w:rFonts w:eastAsia="黑体"/>
         <w:b/>
         <w:bCs/>
         <w:color w:themeColor="text1" w:val="000000"/>
@@ -10716,6 +11203,7 @@
     </w:tblStylePr>
     <w:tblStylePr w:type="lastRow">
       <w:rPr>
+        <w:rFonts w:eastAsia="黑体"/>
         <w:b/>
         <w:bCs/>
         <w:color w:themeColor="text1" w:val="000000"/>
@@ -10735,6 +11223,7 @@
     </w:tblStylePr>
     <w:tblStylePr w:type="firstCol">
       <w:rPr>
+        <w:rFonts w:eastAsia="黑体"/>
         <w:b/>
         <w:bCs/>
         <w:color w:themeColor="text1" w:val="000000"/>
@@ -10754,6 +11243,7 @@
     </w:tblStylePr>
     <w:tblStylePr w:type="lastCol">
       <w:rPr>
+        <w:rFonts w:eastAsia="黑体"/>
         <w:b w:val="0"/>
         <w:bCs w:val="0"/>
         <w:color w:themeColor="text1" w:val="000000"/>
@@ -10803,7 +11293,7 @@
       <w:spacing w:after="0" w:line="240" w:lineRule="auto"/>
     </w:pPr>
     <w:rPr>
-      <w:rFonts w:asciiTheme="majorHAnsi" w:cstheme="majorBidi" w:eastAsiaTheme="majorEastAsia" w:hAnsiTheme="majorHAnsi"/>
+      <w:rFonts w:asciiTheme="majorHAnsi" w:cstheme="majorBidi" w:hAnsiTheme="majorHAnsi" w:eastAsia="黑体"/>
       <w:color w:themeColor="text1" w:val="000000"/>
     </w:rPr>
     <w:tblPr>
@@ -10830,6 +11320,7 @@
     </w:tcPr>
     <w:tblStylePr w:type="firstRow">
       <w:rPr>
+        <w:rFonts w:eastAsia="黑体"/>
         <w:b/>
         <w:bCs/>
         <w:color w:themeColor="text1" w:val="000000"/>
@@ -10841,6 +11332,7 @@
     </w:tblStylePr>
     <w:tblStylePr w:type="lastRow">
       <w:rPr>
+        <w:rFonts w:eastAsia="黑体"/>
         <w:b/>
         <w:bCs/>
         <w:color w:themeColor="text1" w:val="000000"/>
@@ -10860,6 +11352,7 @@
     </w:tblStylePr>
     <w:tblStylePr w:type="firstCol">
       <w:rPr>
+        <w:rFonts w:eastAsia="黑体"/>
         <w:b/>
         <w:bCs/>
         <w:color w:themeColor="text1" w:val="000000"/>
@@ -10879,6 +11372,7 @@
     </w:tblStylePr>
     <w:tblStylePr w:type="lastCol">
       <w:rPr>
+        <w:rFonts w:eastAsia="黑体"/>
         <w:b w:val="0"/>
         <w:bCs w:val="0"/>
         <w:color w:themeColor="text1" w:val="000000"/>
@@ -10928,7 +11422,7 @@
       <w:spacing w:after="0" w:line="240" w:lineRule="auto"/>
     </w:pPr>
     <w:rPr>
-      <w:rFonts w:asciiTheme="majorHAnsi" w:cstheme="majorBidi" w:eastAsiaTheme="majorEastAsia" w:hAnsiTheme="majorHAnsi"/>
+      <w:rFonts w:asciiTheme="majorHAnsi" w:cstheme="majorBidi" w:hAnsiTheme="majorHAnsi" w:eastAsia="黑体"/>
       <w:color w:themeColor="text1" w:val="000000"/>
     </w:rPr>
     <w:tblPr>
@@ -10955,6 +11449,7 @@
     </w:tcPr>
     <w:tblStylePr w:type="firstRow">
       <w:rPr>
+        <w:rFonts w:eastAsia="黑体"/>
         <w:b/>
         <w:bCs/>
         <w:color w:themeColor="text1" w:val="000000"/>
@@ -10966,6 +11461,7 @@
     </w:tblStylePr>
     <w:tblStylePr w:type="lastRow">
       <w:rPr>
+        <w:rFonts w:eastAsia="黑体"/>
         <w:b/>
         <w:bCs/>
         <w:color w:themeColor="text1" w:val="000000"/>
@@ -10985,6 +11481,7 @@
     </w:tblStylePr>
     <w:tblStylePr w:type="firstCol">
       <w:rPr>
+        <w:rFonts w:eastAsia="黑体"/>
         <w:b/>
         <w:bCs/>
         <w:color w:themeColor="text1" w:val="000000"/>
@@ -11004,6 +11501,7 @@
     </w:tblStylePr>
     <w:tblStylePr w:type="lastCol">
       <w:rPr>
+        <w:rFonts w:eastAsia="黑体"/>
         <w:b w:val="0"/>
         <w:bCs w:val="0"/>
         <w:color w:themeColor="text1" w:val="000000"/>
@@ -11076,6 +11574,7 @@
     </w:tcPr>
     <w:tblStylePr w:type="firstRow">
       <w:rPr>
+        <w:rFonts w:eastAsia="黑体"/>
         <w:b/>
         <w:bCs/>
         <w:i w:val="0"/>
@@ -11097,6 +11596,7 @@
     </w:tblStylePr>
     <w:tblStylePr w:type="lastRow">
       <w:rPr>
+        <w:rFonts w:eastAsia="黑体"/>
         <w:b/>
         <w:bCs/>
         <w:i w:val="0"/>
@@ -11118,6 +11618,7 @@
     </w:tblStylePr>
     <w:tblStylePr w:type="firstCol">
       <w:rPr>
+        <w:rFonts w:eastAsia="黑体"/>
         <w:b/>
         <w:bCs/>
         <w:i w:val="0"/>
@@ -11137,6 +11638,7 @@
     </w:tblStylePr>
     <w:tblStylePr w:type="lastCol">
       <w:rPr>
+        <w:rFonts w:eastAsia="黑体"/>
         <w:b/>
         <w:bCs/>
         <w:i w:val="0"/>
@@ -11217,6 +11719,7 @@
     </w:tcPr>
     <w:tblStylePr w:type="firstRow">
       <w:rPr>
+        <w:rFonts w:eastAsia="黑体"/>
         <w:b/>
         <w:bCs/>
         <w:i w:val="0"/>
@@ -11238,6 +11741,7 @@
     </w:tblStylePr>
     <w:tblStylePr w:type="lastRow">
       <w:rPr>
+        <w:rFonts w:eastAsia="黑体"/>
         <w:b/>
         <w:bCs/>
         <w:i w:val="0"/>
@@ -11259,6 +11763,7 @@
     </w:tblStylePr>
     <w:tblStylePr w:type="firstCol">
       <w:rPr>
+        <w:rFonts w:eastAsia="黑体"/>
         <w:b/>
         <w:bCs/>
         <w:i w:val="0"/>
@@ -11278,6 +11783,7 @@
     </w:tblStylePr>
     <w:tblStylePr w:type="lastCol">
       <w:rPr>
+        <w:rFonts w:eastAsia="黑体"/>
         <w:b/>
         <w:bCs/>
         <w:i w:val="0"/>
@@ -11358,6 +11864,7 @@
     </w:tcPr>
     <w:tblStylePr w:type="firstRow">
       <w:rPr>
+        <w:rFonts w:eastAsia="黑体"/>
         <w:b/>
         <w:bCs/>
         <w:i w:val="0"/>
@@ -11379,6 +11886,7 @@
     </w:tblStylePr>
     <w:tblStylePr w:type="lastRow">
       <w:rPr>
+        <w:rFonts w:eastAsia="黑体"/>
         <w:b/>
         <w:bCs/>
         <w:i w:val="0"/>
@@ -11400,6 +11908,7 @@
     </w:tblStylePr>
     <w:tblStylePr w:type="firstCol">
       <w:rPr>
+        <w:rFonts w:eastAsia="黑体"/>
         <w:b/>
         <w:bCs/>
         <w:i w:val="0"/>
@@ -11419,6 +11928,7 @@
     </w:tblStylePr>
     <w:tblStylePr w:type="lastCol">
       <w:rPr>
+        <w:rFonts w:eastAsia="黑体"/>
         <w:b/>
         <w:bCs/>
         <w:i w:val="0"/>
@@ -11499,6 +12009,7 @@
     </w:tcPr>
     <w:tblStylePr w:type="firstRow">
       <w:rPr>
+        <w:rFonts w:eastAsia="黑体"/>
         <w:b/>
         <w:bCs/>
         <w:i w:val="0"/>
@@ -11520,6 +12031,7 @@
     </w:tblStylePr>
     <w:tblStylePr w:type="lastRow">
       <w:rPr>
+        <w:rFonts w:eastAsia="黑体"/>
         <w:b/>
         <w:bCs/>
         <w:i w:val="0"/>
@@ -11541,6 +12053,7 @@
     </w:tblStylePr>
     <w:tblStylePr w:type="firstCol">
       <w:rPr>
+        <w:rFonts w:eastAsia="黑体"/>
         <w:b/>
         <w:bCs/>
         <w:i w:val="0"/>
@@ -11560,6 +12073,7 @@
     </w:tblStylePr>
     <w:tblStylePr w:type="lastCol">
       <w:rPr>
+        <w:rFonts w:eastAsia="黑体"/>
         <w:b/>
         <w:bCs/>
         <w:i w:val="0"/>
@@ -11640,6 +12154,7 @@
     </w:tcPr>
     <w:tblStylePr w:type="firstRow">
       <w:rPr>
+        <w:rFonts w:eastAsia="黑体"/>
         <w:b/>
         <w:bCs/>
         <w:i w:val="0"/>
@@ -11661,6 +12176,7 @@
     </w:tblStylePr>
     <w:tblStylePr w:type="lastRow">
       <w:rPr>
+        <w:rFonts w:eastAsia="黑体"/>
         <w:b/>
         <w:bCs/>
         <w:i w:val="0"/>
@@ -11682,6 +12198,7 @@
     </w:tblStylePr>
     <w:tblStylePr w:type="firstCol">
       <w:rPr>
+        <w:rFonts w:eastAsia="黑体"/>
         <w:b/>
         <w:bCs/>
         <w:i w:val="0"/>
@@ -11701,6 +12218,7 @@
     </w:tblStylePr>
     <w:tblStylePr w:type="lastCol">
       <w:rPr>
+        <w:rFonts w:eastAsia="黑体"/>
         <w:b/>
         <w:bCs/>
         <w:i w:val="0"/>
@@ -11781,6 +12299,7 @@
     </w:tcPr>
     <w:tblStylePr w:type="firstRow">
       <w:rPr>
+        <w:rFonts w:eastAsia="黑体"/>
         <w:b/>
         <w:bCs/>
         <w:i w:val="0"/>
@@ -11802,6 +12321,7 @@
     </w:tblStylePr>
     <w:tblStylePr w:type="lastRow">
       <w:rPr>
+        <w:rFonts w:eastAsia="黑体"/>
         <w:b/>
         <w:bCs/>
         <w:i w:val="0"/>
@@ -11823,6 +12343,7 @@
     </w:tblStylePr>
     <w:tblStylePr w:type="firstCol">
       <w:rPr>
+        <w:rFonts w:eastAsia="黑体"/>
         <w:b/>
         <w:bCs/>
         <w:i w:val="0"/>
@@ -11842,6 +12363,7 @@
     </w:tblStylePr>
     <w:tblStylePr w:type="lastCol">
       <w:rPr>
+        <w:rFonts w:eastAsia="黑体"/>
         <w:b/>
         <w:bCs/>
         <w:i w:val="0"/>
@@ -11922,6 +12444,7 @@
     </w:tcPr>
     <w:tblStylePr w:type="firstRow">
       <w:rPr>
+        <w:rFonts w:eastAsia="黑体"/>
         <w:b/>
         <w:bCs/>
         <w:i w:val="0"/>
@@ -11943,6 +12466,7 @@
     </w:tblStylePr>
     <w:tblStylePr w:type="lastRow">
       <w:rPr>
+        <w:rFonts w:eastAsia="黑体"/>
         <w:b/>
         <w:bCs/>
         <w:i w:val="0"/>
@@ -11964,6 +12488,7 @@
     </w:tblStylePr>
     <w:tblStylePr w:type="firstCol">
       <w:rPr>
+        <w:rFonts w:eastAsia="黑体"/>
         <w:b/>
         <w:bCs/>
         <w:i w:val="0"/>
@@ -11983,6 +12508,7 @@
     </w:tblStylePr>
     <w:tblStylePr w:type="lastCol">
       <w:rPr>
+        <w:rFonts w:eastAsia="黑体"/>
         <w:b/>
         <w:bCs/>
         <w:i w:val="0"/>
@@ -12040,6 +12566,7 @@
       <w:spacing w:after="0" w:line="240" w:lineRule="auto"/>
     </w:pPr>
     <w:rPr>
+      <w:rFonts w:eastAsia="黑体"/>
       <w:color w:themeColor="background1" w:val="FFFFFF"/>
     </w:rPr>
     <w:tblPr>
@@ -12058,6 +12585,7 @@
     </w:tcPr>
     <w:tblStylePr w:type="firstRow">
       <w:rPr>
+        <w:rFonts w:eastAsia="黑体"/>
         <w:b/>
         <w:bCs/>
       </w:rPr>
@@ -12154,6 +12682,7 @@
       <w:spacing w:after="0" w:line="240" w:lineRule="auto"/>
     </w:pPr>
     <w:rPr>
+      <w:rFonts w:eastAsia="黑体"/>
       <w:color w:themeColor="background1" w:val="FFFFFF"/>
     </w:rPr>
     <w:tblPr>
@@ -12172,6 +12701,7 @@
     </w:tcPr>
     <w:tblStylePr w:type="firstRow">
       <w:rPr>
+        <w:rFonts w:eastAsia="黑体"/>
         <w:b/>
         <w:bCs/>
       </w:rPr>
@@ -12268,6 +12798,7 @@
       <w:spacing w:after="0" w:line="240" w:lineRule="auto"/>
     </w:pPr>
     <w:rPr>
+      <w:rFonts w:eastAsia="黑体"/>
       <w:color w:themeColor="background1" w:val="FFFFFF"/>
     </w:rPr>
     <w:tblPr>
@@ -12286,6 +12817,7 @@
     </w:tcPr>
     <w:tblStylePr w:type="firstRow">
       <w:rPr>
+        <w:rFonts w:eastAsia="黑体"/>
         <w:b/>
         <w:bCs/>
       </w:rPr>
@@ -12382,6 +12914,7 @@
       <w:spacing w:after="0" w:line="240" w:lineRule="auto"/>
     </w:pPr>
     <w:rPr>
+      <w:rFonts w:eastAsia="黑体"/>
       <w:color w:themeColor="background1" w:val="FFFFFF"/>
     </w:rPr>
     <w:tblPr>
@@ -12400,6 +12933,7 @@
     </w:tcPr>
     <w:tblStylePr w:type="firstRow">
       <w:rPr>
+        <w:rFonts w:eastAsia="黑体"/>
         <w:b/>
         <w:bCs/>
       </w:rPr>
@@ -12496,6 +13030,7 @@
       <w:spacing w:after="0" w:line="240" w:lineRule="auto"/>
     </w:pPr>
     <w:rPr>
+      <w:rFonts w:eastAsia="黑体"/>
       <w:color w:themeColor="background1" w:val="FFFFFF"/>
     </w:rPr>
     <w:tblPr>
@@ -12514,6 +13049,7 @@
     </w:tcPr>
     <w:tblStylePr w:type="firstRow">
       <w:rPr>
+        <w:rFonts w:eastAsia="黑体"/>
         <w:b/>
         <w:bCs/>
       </w:rPr>
@@ -12610,6 +13146,7 @@
       <w:spacing w:after="0" w:line="240" w:lineRule="auto"/>
     </w:pPr>
     <w:rPr>
+      <w:rFonts w:eastAsia="黑体"/>
       <w:color w:themeColor="background1" w:val="FFFFFF"/>
     </w:rPr>
     <w:tblPr>
@@ -12628,6 +13165,7 @@
     </w:tcPr>
     <w:tblStylePr w:type="firstRow">
       <w:rPr>
+        <w:rFonts w:eastAsia="黑体"/>
         <w:b/>
         <w:bCs/>
       </w:rPr>
@@ -12724,6 +13262,7 @@
       <w:spacing w:after="0" w:line="240" w:lineRule="auto"/>
     </w:pPr>
     <w:rPr>
+      <w:rFonts w:eastAsia="黑体"/>
       <w:color w:themeColor="background1" w:val="FFFFFF"/>
     </w:rPr>
     <w:tblPr>
@@ -12742,6 +13281,7 @@
     </w:tcPr>
     <w:tblStylePr w:type="firstRow">
       <w:rPr>
+        <w:rFonts w:eastAsia="黑体"/>
         <w:b/>
         <w:bCs/>
       </w:rPr>
@@ -12838,6 +13378,7 @@
       <w:spacing w:after="0" w:line="240" w:lineRule="auto"/>
     </w:pPr>
     <w:rPr>
+      <w:rFonts w:eastAsia="黑体"/>
       <w:color w:themeColor="text1" w:val="000000"/>
     </w:rPr>
     <w:tblPr>
@@ -12864,6 +13405,7 @@
     </w:tcPr>
     <w:tblStylePr w:type="firstRow">
       <w:rPr>
+        <w:rFonts w:eastAsia="黑体"/>
         <w:b/>
         <w:bCs/>
       </w:rPr>
@@ -12882,6 +13424,7 @@
     </w:tblStylePr>
     <w:tblStylePr w:type="lastRow">
       <w:rPr>
+        <w:rFonts w:eastAsia="黑体"/>
         <w:b/>
         <w:bCs/>
         <w:color w:themeColor="background1" w:val="FFFFFF"/>
@@ -12896,6 +13439,7 @@
     </w:tblStylePr>
     <w:tblStylePr w:type="firstCol">
       <w:rPr>
+        <w:rFonts w:eastAsia="黑体"/>
         <w:color w:themeColor="background1" w:val="FFFFFF"/>
       </w:rPr>
       <w:tblPr/>
@@ -12913,6 +13457,7 @@
     </w:tblStylePr>
     <w:tblStylePr w:type="lastCol">
       <w:rPr>
+        <w:rFonts w:eastAsia="黑体"/>
         <w:color w:themeColor="background1" w:val="FFFFFF"/>
       </w:rPr>
       <w:tblPr/>
@@ -12942,11 +13487,13 @@
     </w:tblStylePr>
     <w:tblStylePr w:type="neCell">
       <w:rPr>
+        <w:rFonts w:eastAsia="黑体"/>
         <w:color w:themeColor="text1" w:val="000000"/>
       </w:rPr>
     </w:tblStylePr>
     <w:tblStylePr w:type="nwCell">
       <w:rPr>
+        <w:rFonts w:eastAsia="黑体"/>
         <w:color w:themeColor="text1" w:val="000000"/>
       </w:rPr>
     </w:tblStylePr>
@@ -12960,6 +13507,7 @@
       <w:spacing w:after="0" w:line="240" w:lineRule="auto"/>
     </w:pPr>
     <w:rPr>
+      <w:rFonts w:eastAsia="黑体"/>
       <w:color w:themeColor="text1" w:val="000000"/>
     </w:rPr>
     <w:tblPr>
@@ -12986,6 +13534,7 @@
     </w:tcPr>
     <w:tblStylePr w:type="firstRow">
       <w:rPr>
+        <w:rFonts w:eastAsia="黑体"/>
         <w:b/>
         <w:bCs/>
       </w:rPr>
@@ -13004,6 +13553,7 @@
     </w:tblStylePr>
     <w:tblStylePr w:type="lastRow">
       <w:rPr>
+        <w:rFonts w:eastAsia="黑体"/>
         <w:b/>
         <w:bCs/>
         <w:color w:themeColor="background1" w:val="FFFFFF"/>
@@ -13018,6 +13568,7 @@
     </w:tblStylePr>
     <w:tblStylePr w:type="firstCol">
       <w:rPr>
+        <w:rFonts w:eastAsia="黑体"/>
         <w:color w:themeColor="background1" w:val="FFFFFF"/>
       </w:rPr>
       <w:tblPr/>
@@ -13035,6 +13586,7 @@
     </w:tblStylePr>
     <w:tblStylePr w:type="lastCol">
       <w:rPr>
+        <w:rFonts w:eastAsia="黑体"/>
         <w:color w:themeColor="background1" w:val="FFFFFF"/>
       </w:rPr>
       <w:tblPr/>
@@ -13064,11 +13616,13 @@
     </w:tblStylePr>
     <w:tblStylePr w:type="neCell">
       <w:rPr>
+        <w:rFonts w:eastAsia="黑体"/>
         <w:color w:themeColor="text1" w:val="000000"/>
       </w:rPr>
     </w:tblStylePr>
     <w:tblStylePr w:type="nwCell">
       <w:rPr>
+        <w:rFonts w:eastAsia="黑体"/>
         <w:color w:themeColor="text1" w:val="000000"/>
       </w:rPr>
     </w:tblStylePr>
@@ -13082,6 +13636,7 @@
       <w:spacing w:after="0" w:line="240" w:lineRule="auto"/>
     </w:pPr>
     <w:rPr>
+      <w:rFonts w:eastAsia="黑体"/>
       <w:color w:themeColor="text1" w:val="000000"/>
     </w:rPr>
     <w:tblPr>
@@ -13108,6 +13663,7 @@
     </w:tcPr>
     <w:tblStylePr w:type="firstRow">
       <w:rPr>
+        <w:rFonts w:eastAsia="黑体"/>
         <w:b/>
         <w:bCs/>
       </w:rPr>
@@ -13126,6 +13682,7 @@
     </w:tblStylePr>
     <w:tblStylePr w:type="lastRow">
       <w:rPr>
+        <w:rFonts w:eastAsia="黑体"/>
         <w:b/>
         <w:bCs/>
         <w:color w:themeColor="background1" w:val="FFFFFF"/>
@@ -13140,6 +13697,7 @@
     </w:tblStylePr>
     <w:tblStylePr w:type="firstCol">
       <w:rPr>
+        <w:rFonts w:eastAsia="黑体"/>
         <w:color w:themeColor="background1" w:val="FFFFFF"/>
       </w:rPr>
       <w:tblPr/>
@@ -13157,6 +13715,7 @@
     </w:tblStylePr>
     <w:tblStylePr w:type="lastCol">
       <w:rPr>
+        <w:rFonts w:eastAsia="黑体"/>
         <w:color w:themeColor="background1" w:val="FFFFFF"/>
       </w:rPr>
       <w:tblPr/>
@@ -13186,11 +13745,13 @@
     </w:tblStylePr>
     <w:tblStylePr w:type="neCell">
       <w:rPr>
+        <w:rFonts w:eastAsia="黑体"/>
         <w:color w:themeColor="text1" w:val="000000"/>
       </w:rPr>
     </w:tblStylePr>
     <w:tblStylePr w:type="nwCell">
       <w:rPr>
+        <w:rFonts w:eastAsia="黑体"/>
         <w:color w:themeColor="text1" w:val="000000"/>
       </w:rPr>
     </w:tblStylePr>
@@ -13204,6 +13765,7 @@
       <w:spacing w:after="0" w:line="240" w:lineRule="auto"/>
     </w:pPr>
     <w:rPr>
+      <w:rFonts w:eastAsia="黑体"/>
       <w:color w:themeColor="text1" w:val="000000"/>
     </w:rPr>
     <w:tblPr>
@@ -13230,6 +13792,7 @@
     </w:tcPr>
     <w:tblStylePr w:type="firstRow">
       <w:rPr>
+        <w:rFonts w:eastAsia="黑体"/>
         <w:b/>
         <w:bCs/>
       </w:rPr>
@@ -13248,6 +13811,7 @@
     </w:tblStylePr>
     <w:tblStylePr w:type="lastRow">
       <w:rPr>
+        <w:rFonts w:eastAsia="黑体"/>
         <w:b/>
         <w:bCs/>
         <w:color w:themeColor="background1" w:val="FFFFFF"/>
@@ -13262,6 +13826,7 @@
     </w:tblStylePr>
     <w:tblStylePr w:type="firstCol">
       <w:rPr>
+        <w:rFonts w:eastAsia="黑体"/>
         <w:color w:themeColor="background1" w:val="FFFFFF"/>
       </w:rPr>
       <w:tblPr/>
@@ -13279,6 +13844,7 @@
     </w:tblStylePr>
     <w:tblStylePr w:type="lastCol">
       <w:rPr>
+        <w:rFonts w:eastAsia="黑体"/>
         <w:color w:themeColor="background1" w:val="FFFFFF"/>
       </w:rPr>
       <w:tblPr/>
@@ -13316,6 +13882,7 @@
       <w:spacing w:after="0" w:line="240" w:lineRule="auto"/>
     </w:pPr>
     <w:rPr>
+      <w:rFonts w:eastAsia="黑体"/>
       <w:color w:themeColor="text1" w:val="000000"/>
     </w:rPr>
     <w:tblPr>
@@ -13342,6 +13909,7 @@
     </w:tcPr>
     <w:tblStylePr w:type="firstRow">
       <w:rPr>
+        <w:rFonts w:eastAsia="黑体"/>
         <w:b/>
         <w:bCs/>
       </w:rPr>
@@ -13360,6 +13928,7 @@
     </w:tblStylePr>
     <w:tblStylePr w:type="lastRow">
       <w:rPr>
+        <w:rFonts w:eastAsia="黑体"/>
         <w:b/>
         <w:bCs/>
         <w:color w:themeColor="background1" w:val="FFFFFF"/>
@@ -13374,6 +13943,7 @@
     </w:tblStylePr>
     <w:tblStylePr w:type="firstCol">
       <w:rPr>
+        <w:rFonts w:eastAsia="黑体"/>
         <w:color w:themeColor="background1" w:val="FFFFFF"/>
       </w:rPr>
       <w:tblPr/>
@@ -13391,6 +13961,7 @@
     </w:tblStylePr>
     <w:tblStylePr w:type="lastCol">
       <w:rPr>
+        <w:rFonts w:eastAsia="黑体"/>
         <w:color w:themeColor="background1" w:val="FFFFFF"/>
       </w:rPr>
       <w:tblPr/>
@@ -13420,11 +13991,13 @@
     </w:tblStylePr>
     <w:tblStylePr w:type="neCell">
       <w:rPr>
+        <w:rFonts w:eastAsia="黑体"/>
         <w:color w:themeColor="text1" w:val="000000"/>
       </w:rPr>
     </w:tblStylePr>
     <w:tblStylePr w:type="nwCell">
       <w:rPr>
+        <w:rFonts w:eastAsia="黑体"/>
         <w:color w:themeColor="text1" w:val="000000"/>
       </w:rPr>
     </w:tblStylePr>
@@ -13438,6 +14011,7 @@
       <w:spacing w:after="0" w:line="240" w:lineRule="auto"/>
     </w:pPr>
     <w:rPr>
+      <w:rFonts w:eastAsia="黑体"/>
       <w:color w:themeColor="text1" w:val="000000"/>
     </w:rPr>
     <w:tblPr>
@@ -13464,6 +14038,7 @@
     </w:tcPr>
     <w:tblStylePr w:type="firstRow">
       <w:rPr>
+        <w:rFonts w:eastAsia="黑体"/>
         <w:b/>
         <w:bCs/>
       </w:rPr>
@@ -13482,6 +14057,7 @@
     </w:tblStylePr>
     <w:tblStylePr w:type="lastRow">
       <w:rPr>
+        <w:rFonts w:eastAsia="黑体"/>
         <w:b/>
         <w:bCs/>
         <w:color w:themeColor="background1" w:val="FFFFFF"/>
@@ -13496,6 +14072,7 @@
     </w:tblStylePr>
     <w:tblStylePr w:type="firstCol">
       <w:rPr>
+        <w:rFonts w:eastAsia="黑体"/>
         <w:color w:themeColor="background1" w:val="FFFFFF"/>
       </w:rPr>
       <w:tblPr/>
@@ -13513,6 +14090,7 @@
     </w:tblStylePr>
     <w:tblStylePr w:type="lastCol">
       <w:rPr>
+        <w:rFonts w:eastAsia="黑体"/>
         <w:color w:themeColor="background1" w:val="FFFFFF"/>
       </w:rPr>
       <w:tblPr/>
@@ -13542,11 +14120,13 @@
     </w:tblStylePr>
     <w:tblStylePr w:type="neCell">
       <w:rPr>
+        <w:rFonts w:eastAsia="黑体"/>
         <w:color w:themeColor="text1" w:val="000000"/>
       </w:rPr>
     </w:tblStylePr>
     <w:tblStylePr w:type="nwCell">
       <w:rPr>
+        <w:rFonts w:eastAsia="黑体"/>
         <w:color w:themeColor="text1" w:val="000000"/>
       </w:rPr>
     </w:tblStylePr>
@@ -13560,6 +14140,7 @@
       <w:spacing w:after="0" w:line="240" w:lineRule="auto"/>
     </w:pPr>
     <w:rPr>
+      <w:rFonts w:eastAsia="黑体"/>
       <w:color w:themeColor="text1" w:val="000000"/>
     </w:rPr>
     <w:tblPr>
@@ -13586,6 +14167,7 @@
     </w:tcPr>
     <w:tblStylePr w:type="firstRow">
       <w:rPr>
+        <w:rFonts w:eastAsia="黑体"/>
         <w:b/>
         <w:bCs/>
       </w:rPr>
@@ -13604,6 +14186,7 @@
     </w:tblStylePr>
     <w:tblStylePr w:type="lastRow">
       <w:rPr>
+        <w:rFonts w:eastAsia="黑体"/>
         <w:b/>
         <w:bCs/>
         <w:color w:themeColor="background1" w:val="FFFFFF"/>
@@ -13618,6 +14201,7 @@
     </w:tblStylePr>
     <w:tblStylePr w:type="firstCol">
       <w:rPr>
+        <w:rFonts w:eastAsia="黑体"/>
         <w:color w:themeColor="background1" w:val="FFFFFF"/>
       </w:rPr>
       <w:tblPr/>
@@ -13635,6 +14219,7 @@
     </w:tblStylePr>
     <w:tblStylePr w:type="lastCol">
       <w:rPr>
+        <w:rFonts w:eastAsia="黑体"/>
         <w:color w:themeColor="background1" w:val="FFFFFF"/>
       </w:rPr>
       <w:tblPr/>
@@ -13664,11 +14249,13 @@
     </w:tblStylePr>
     <w:tblStylePr w:type="neCell">
       <w:rPr>
+        <w:rFonts w:eastAsia="黑体"/>
         <w:color w:themeColor="text1" w:val="000000"/>
       </w:rPr>
     </w:tblStylePr>
     <w:tblStylePr w:type="nwCell">
       <w:rPr>
+        <w:rFonts w:eastAsia="黑体"/>
         <w:color w:themeColor="text1" w:val="000000"/>
       </w:rPr>
     </w:tblStylePr>
@@ -13682,6 +14269,7 @@
       <w:spacing w:after="0" w:line="240" w:lineRule="auto"/>
     </w:pPr>
     <w:rPr>
+      <w:rFonts w:eastAsia="黑体"/>
       <w:color w:themeColor="text1" w:val="000000"/>
     </w:rPr>
     <w:tblPr>
@@ -13700,6 +14288,7 @@
     </w:tcPr>
     <w:tblStylePr w:type="firstRow">
       <w:rPr>
+        <w:rFonts w:eastAsia="黑体"/>
         <w:b/>
         <w:bCs/>
         <w:color w:themeColor="background1" w:val="FFFFFF"/>
@@ -13714,6 +14303,7 @@
     </w:tblStylePr>
     <w:tblStylePr w:type="lastRow">
       <w:rPr>
+        <w:rFonts w:eastAsia="黑体"/>
         <w:b/>
         <w:bCs/>
         <w:color w:themeColor="accent2" w:themeShade="CC" w:val="9E3A38"/>
@@ -13728,12 +14318,14 @@
     </w:tblStylePr>
     <w:tblStylePr w:type="firstCol">
       <w:rPr>
+        <w:rFonts w:eastAsia="黑体"/>
         <w:b/>
         <w:bCs/>
       </w:rPr>
     </w:tblStylePr>
     <w:tblStylePr w:type="lastCol">
       <w:rPr>
+        <w:rFonts w:eastAsia="黑体"/>
         <w:b/>
         <w:bCs/>
       </w:rPr>
@@ -13768,6 +14360,7 @@
       <w:spacing w:after="0" w:line="240" w:lineRule="auto"/>
     </w:pPr>
     <w:rPr>
+      <w:rFonts w:eastAsia="黑体"/>
       <w:color w:themeColor="text1" w:val="000000"/>
     </w:rPr>
     <w:tblPr>
@@ -13786,6 +14379,7 @@
     </w:tcPr>
     <w:tblStylePr w:type="firstRow">
       <w:rPr>
+        <w:rFonts w:eastAsia="黑体"/>
         <w:b/>
         <w:bCs/>
         <w:color w:themeColor="background1" w:val="FFFFFF"/>
@@ -13800,6 +14394,7 @@
     </w:tblStylePr>
     <w:tblStylePr w:type="lastRow">
       <w:rPr>
+        <w:rFonts w:eastAsia="黑体"/>
         <w:b/>
         <w:bCs/>
         <w:color w:themeColor="accent2" w:themeShade="CC" w:val="9E3A38"/>
@@ -13814,12 +14409,14 @@
     </w:tblStylePr>
     <w:tblStylePr w:type="firstCol">
       <w:rPr>
+        <w:rFonts w:eastAsia="黑体"/>
         <w:b/>
         <w:bCs/>
       </w:rPr>
     </w:tblStylePr>
     <w:tblStylePr w:type="lastCol">
       <w:rPr>
+        <w:rFonts w:eastAsia="黑体"/>
         <w:b/>
         <w:bCs/>
       </w:rPr>
@@ -13854,6 +14451,7 @@
       <w:spacing w:after="0" w:line="240" w:lineRule="auto"/>
     </w:pPr>
     <w:rPr>
+      <w:rFonts w:eastAsia="黑体"/>
       <w:color w:themeColor="text1" w:val="000000"/>
     </w:rPr>
     <w:tblPr>
@@ -13872,6 +14470,7 @@
     </w:tcPr>
     <w:tblStylePr w:type="firstRow">
       <w:rPr>
+        <w:rFonts w:eastAsia="黑体"/>
         <w:b/>
         <w:bCs/>
         <w:color w:themeColor="background1" w:val="FFFFFF"/>
@@ -13886,6 +14485,7 @@
     </w:tblStylePr>
     <w:tblStylePr w:type="lastRow">
       <w:rPr>
+        <w:rFonts w:eastAsia="黑体"/>
         <w:b/>
         <w:bCs/>
         <w:color w:themeColor="accent2" w:themeShade="CC" w:val="9E3A38"/>
@@ -13900,12 +14500,14 @@
     </w:tblStylePr>
     <w:tblStylePr w:type="firstCol">
       <w:rPr>
+        <w:rFonts w:eastAsia="黑体"/>
         <w:b/>
         <w:bCs/>
       </w:rPr>
     </w:tblStylePr>
     <w:tblStylePr w:type="lastCol">
       <w:rPr>
+        <w:rFonts w:eastAsia="黑体"/>
         <w:b/>
         <w:bCs/>
       </w:rPr>
@@ -13940,6 +14542,7 @@
       <w:spacing w:after="0" w:line="240" w:lineRule="auto"/>
     </w:pPr>
     <w:rPr>
+      <w:rFonts w:eastAsia="黑体"/>
       <w:color w:themeColor="text1" w:val="000000"/>
     </w:rPr>
     <w:tblPr>
@@ -13958,6 +14561,7 @@
     </w:tcPr>
     <w:tblStylePr w:type="firstRow">
       <w:rPr>
+        <w:rFonts w:eastAsia="黑体"/>
         <w:b/>
         <w:bCs/>
         <w:color w:themeColor="background1" w:val="FFFFFF"/>
@@ -13972,6 +14576,7 @@
     </w:tblStylePr>
     <w:tblStylePr w:type="lastRow">
       <w:rPr>
+        <w:rFonts w:eastAsia="黑体"/>
         <w:b/>
         <w:bCs/>
         <w:color w:themeColor="accent4" w:themeShade="CC" w:val="664E82"/>
@@ -13986,12 +14591,14 @@
     </w:tblStylePr>
     <w:tblStylePr w:type="firstCol">
       <w:rPr>
+        <w:rFonts w:eastAsia="黑体"/>
         <w:b/>
         <w:bCs/>
       </w:rPr>
     </w:tblStylePr>
     <w:tblStylePr w:type="lastCol">
       <w:rPr>
+        <w:rFonts w:eastAsia="黑体"/>
         <w:b/>
         <w:bCs/>
       </w:rPr>
@@ -14026,6 +14633,7 @@
       <w:spacing w:after="0" w:line="240" w:lineRule="auto"/>
     </w:pPr>
     <w:rPr>
+      <w:rFonts w:eastAsia="黑体"/>
       <w:color w:themeColor="text1" w:val="000000"/>
     </w:rPr>
     <w:tblPr>
@@ -14044,6 +14652,7 @@
     </w:tcPr>
     <w:tblStylePr w:type="firstRow">
       <w:rPr>
+        <w:rFonts w:eastAsia="黑体"/>
         <w:b/>
         <w:bCs/>
         <w:color w:themeColor="background1" w:val="FFFFFF"/>
@@ -14058,6 +14667,7 @@
     </w:tblStylePr>
     <w:tblStylePr w:type="lastRow">
       <w:rPr>
+        <w:rFonts w:eastAsia="黑体"/>
         <w:b/>
         <w:bCs/>
         <w:color w:themeColor="accent3" w:themeShade="CC" w:val="7E9C40"/>
@@ -14072,12 +14682,14 @@
     </w:tblStylePr>
     <w:tblStylePr w:type="firstCol">
       <w:rPr>
+        <w:rFonts w:eastAsia="黑体"/>
         <w:b/>
         <w:bCs/>
       </w:rPr>
     </w:tblStylePr>
     <w:tblStylePr w:type="lastCol">
       <w:rPr>
+        <w:rFonts w:eastAsia="黑体"/>
         <w:b/>
         <w:bCs/>
       </w:rPr>
@@ -14112,6 +14724,7 @@
       <w:spacing w:after="0" w:line="240" w:lineRule="auto"/>
     </w:pPr>
     <w:rPr>
+      <w:rFonts w:eastAsia="黑体"/>
       <w:color w:themeColor="text1" w:val="000000"/>
     </w:rPr>
     <w:tblPr>
@@ -14130,6 +14743,7 @@
     </w:tcPr>
     <w:tblStylePr w:type="firstRow">
       <w:rPr>
+        <w:rFonts w:eastAsia="黑体"/>
         <w:b/>
         <w:bCs/>
         <w:color w:themeColor="background1" w:val="FFFFFF"/>
@@ -14144,6 +14758,7 @@
     </w:tblStylePr>
     <w:tblStylePr w:type="lastRow">
       <w:rPr>
+        <w:rFonts w:eastAsia="黑体"/>
         <w:b/>
         <w:bCs/>
         <w:color w:themeColor="accent6" w:themeShade="CC" w:val="F2730A"/>
@@ -14158,12 +14773,14 @@
     </w:tblStylePr>
     <w:tblStylePr w:type="firstCol">
       <w:rPr>
+        <w:rFonts w:eastAsia="黑体"/>
         <w:b/>
         <w:bCs/>
       </w:rPr>
     </w:tblStylePr>
     <w:tblStylePr w:type="lastCol">
       <w:rPr>
+        <w:rFonts w:eastAsia="黑体"/>
         <w:b/>
         <w:bCs/>
       </w:rPr>
@@ -14198,6 +14815,7 @@
       <w:spacing w:after="0" w:line="240" w:lineRule="auto"/>
     </w:pPr>
     <w:rPr>
+      <w:rFonts w:eastAsia="黑体"/>
       <w:color w:themeColor="text1" w:val="000000"/>
     </w:rPr>
     <w:tblPr>
@@ -14216,6 +14834,7 @@
     </w:tcPr>
     <w:tblStylePr w:type="firstRow">
       <w:rPr>
+        <w:rFonts w:eastAsia="黑体"/>
         <w:b/>
         <w:bCs/>
         <w:color w:themeColor="background1" w:val="FFFFFF"/>
@@ -14230,6 +14849,7 @@
     </w:tblStylePr>
     <w:tblStylePr w:type="lastRow">
       <w:rPr>
+        <w:rFonts w:eastAsia="黑体"/>
         <w:b/>
         <w:bCs/>
         <w:color w:themeColor="accent5" w:themeShade="CC" w:val="348DA5"/>
@@ -14244,12 +14864,14 @@
     </w:tblStylePr>
     <w:tblStylePr w:type="firstCol">
       <w:rPr>
+        <w:rFonts w:eastAsia="黑体"/>
         <w:b/>
         <w:bCs/>
       </w:rPr>
     </w:tblStylePr>
     <w:tblStylePr w:type="lastCol">
       <w:rPr>
+        <w:rFonts w:eastAsia="黑体"/>
         <w:b/>
         <w:bCs/>
       </w:rPr>
@@ -14284,6 +14906,7 @@
       <w:spacing w:after="0" w:line="240" w:lineRule="auto"/>
     </w:pPr>
     <w:rPr>
+      <w:rFonts w:eastAsia="黑体"/>
       <w:color w:themeColor="text1" w:val="000000"/>
     </w:rPr>
     <w:tblPr>
@@ -14305,6 +14928,7 @@
     </w:tcPr>
     <w:tblStylePr w:type="firstRow">
       <w:rPr>
+        <w:rFonts w:eastAsia="黑体"/>
         <w:b/>
         <w:bCs/>
       </w:rPr>
@@ -14315,6 +14939,7 @@
     </w:tblStylePr>
     <w:tblStylePr w:type="lastRow">
       <w:rPr>
+        <w:rFonts w:eastAsia="黑体"/>
         <w:b/>
         <w:bCs/>
         <w:color w:themeColor="text1" w:val="000000"/>
@@ -14326,6 +14951,7 @@
     </w:tblStylePr>
     <w:tblStylePr w:type="firstCol">
       <w:rPr>
+        <w:rFonts w:eastAsia="黑体"/>
         <w:color w:themeColor="background1" w:val="FFFFFF"/>
       </w:rPr>
       <w:tblPr/>
@@ -14335,6 +14961,7 @@
     </w:tblStylePr>
     <w:tblStylePr w:type="lastCol">
       <w:rPr>
+        <w:rFonts w:eastAsia="黑体"/>
         <w:color w:themeColor="background1" w:val="FFFFFF"/>
       </w:rPr>
       <w:tblPr/>
@@ -14364,6 +14991,7 @@
       <w:spacing w:after="0" w:line="240" w:lineRule="auto"/>
     </w:pPr>
     <w:rPr>
+      <w:rFonts w:eastAsia="黑体"/>
       <w:color w:themeColor="text1" w:val="000000"/>
     </w:rPr>
     <w:tblPr>
@@ -14385,6 +15013,7 @@
     </w:tcPr>
     <w:tblStylePr w:type="firstRow">
       <w:rPr>
+        <w:rFonts w:eastAsia="黑体"/>
         <w:b/>
         <w:bCs/>
       </w:rPr>
@@ -14395,6 +15024,7 @@
     </w:tblStylePr>
     <w:tblStylePr w:type="lastRow">
       <w:rPr>
+        <w:rFonts w:eastAsia="黑体"/>
         <w:b/>
         <w:bCs/>
         <w:color w:themeColor="text1" w:val="000000"/>
@@ -14406,6 +15036,7 @@
     </w:tblStylePr>
     <w:tblStylePr w:type="firstCol">
       <w:rPr>
+        <w:rFonts w:eastAsia="黑体"/>
         <w:color w:themeColor="background1" w:val="FFFFFF"/>
       </w:rPr>
       <w:tblPr/>
@@ -14415,6 +15046,7 @@
     </w:tblStylePr>
     <w:tblStylePr w:type="lastCol">
       <w:rPr>
+        <w:rFonts w:eastAsia="黑体"/>
         <w:color w:themeColor="background1" w:val="FFFFFF"/>
       </w:rPr>
       <w:tblPr/>
@@ -14444,6 +15076,7 @@
       <w:spacing w:after="0" w:line="240" w:lineRule="auto"/>
     </w:pPr>
     <w:rPr>
+      <w:rFonts w:eastAsia="黑体"/>
       <w:color w:themeColor="text1" w:val="000000"/>
     </w:rPr>
     <w:tblPr>
@@ -14465,6 +15098,7 @@
     </w:tcPr>
     <w:tblStylePr w:type="firstRow">
       <w:rPr>
+        <w:rFonts w:eastAsia="黑体"/>
         <w:b/>
         <w:bCs/>
       </w:rPr>
@@ -14475,6 +15109,7 @@
     </w:tblStylePr>
     <w:tblStylePr w:type="lastRow">
       <w:rPr>
+        <w:rFonts w:eastAsia="黑体"/>
         <w:b/>
         <w:bCs/>
         <w:color w:themeColor="text1" w:val="000000"/>
@@ -14486,6 +15121,7 @@
     </w:tblStylePr>
     <w:tblStylePr w:type="firstCol">
       <w:rPr>
+        <w:rFonts w:eastAsia="黑体"/>
         <w:color w:themeColor="background1" w:val="FFFFFF"/>
       </w:rPr>
       <w:tblPr/>
@@ -14495,6 +15131,7 @@
     </w:tblStylePr>
     <w:tblStylePr w:type="lastCol">
       <w:rPr>
+        <w:rFonts w:eastAsia="黑体"/>
         <w:color w:themeColor="background1" w:val="FFFFFF"/>
       </w:rPr>
       <w:tblPr/>
@@ -14524,6 +15161,7 @@
       <w:spacing w:after="0" w:line="240" w:lineRule="auto"/>
     </w:pPr>
     <w:rPr>
+      <w:rFonts w:eastAsia="黑体"/>
       <w:color w:themeColor="text1" w:val="000000"/>
     </w:rPr>
     <w:tblPr>
@@ -14545,6 +15183,7 @@
     </w:tcPr>
     <w:tblStylePr w:type="firstRow">
       <w:rPr>
+        <w:rFonts w:eastAsia="黑体"/>
         <w:b/>
         <w:bCs/>
       </w:rPr>
@@ -14555,6 +15194,7 @@
     </w:tblStylePr>
     <w:tblStylePr w:type="lastRow">
       <w:rPr>
+        <w:rFonts w:eastAsia="黑体"/>
         <w:b/>
         <w:bCs/>
         <w:color w:themeColor="text1" w:val="000000"/>
@@ -14566,6 +15206,7 @@
     </w:tblStylePr>
     <w:tblStylePr w:type="firstCol">
       <w:rPr>
+        <w:rFonts w:eastAsia="黑体"/>
         <w:color w:themeColor="background1" w:val="FFFFFF"/>
       </w:rPr>
       <w:tblPr/>
@@ -14575,6 +15216,7 @@
     </w:tblStylePr>
     <w:tblStylePr w:type="lastCol">
       <w:rPr>
+        <w:rFonts w:eastAsia="黑体"/>
         <w:color w:themeColor="background1" w:val="FFFFFF"/>
       </w:rPr>
       <w:tblPr/>
@@ -14604,6 +15246,7 @@
       <w:spacing w:after="0" w:line="240" w:lineRule="auto"/>
     </w:pPr>
     <w:rPr>
+      <w:rFonts w:eastAsia="黑体"/>
       <w:color w:themeColor="text1" w:val="000000"/>
     </w:rPr>
     <w:tblPr>
@@ -14625,6 +15268,7 @@
     </w:tcPr>
     <w:tblStylePr w:type="firstRow">
       <w:rPr>
+        <w:rFonts w:eastAsia="黑体"/>
         <w:b/>
         <w:bCs/>
       </w:rPr>
@@ -14635,6 +15279,7 @@
     </w:tblStylePr>
     <w:tblStylePr w:type="lastRow">
       <w:rPr>
+        <w:rFonts w:eastAsia="黑体"/>
         <w:b/>
         <w:bCs/>
         <w:color w:themeColor="text1" w:val="000000"/>
@@ -14646,6 +15291,7 @@
     </w:tblStylePr>
     <w:tblStylePr w:type="firstCol">
       <w:rPr>
+        <w:rFonts w:eastAsia="黑体"/>
         <w:color w:themeColor="background1" w:val="FFFFFF"/>
       </w:rPr>
       <w:tblPr/>
@@ -14655,6 +15301,7 @@
     </w:tblStylePr>
     <w:tblStylePr w:type="lastCol">
       <w:rPr>
+        <w:rFonts w:eastAsia="黑体"/>
         <w:color w:themeColor="background1" w:val="FFFFFF"/>
       </w:rPr>
       <w:tblPr/>
@@ -14684,6 +15331,7 @@
       <w:spacing w:after="0" w:line="240" w:lineRule="auto"/>
     </w:pPr>
     <w:rPr>
+      <w:rFonts w:eastAsia="黑体"/>
       <w:color w:themeColor="text1" w:val="000000"/>
     </w:rPr>
     <w:tblPr>
@@ -14705,6 +15353,7 @@
     </w:tcPr>
     <w:tblStylePr w:type="firstRow">
       <w:rPr>
+        <w:rFonts w:eastAsia="黑体"/>
         <w:b/>
         <w:bCs/>
       </w:rPr>
@@ -14715,6 +15364,7 @@
     </w:tblStylePr>
     <w:tblStylePr w:type="lastRow">
       <w:rPr>
+        <w:rFonts w:eastAsia="黑体"/>
         <w:b/>
         <w:bCs/>
         <w:color w:themeColor="text1" w:val="000000"/>
@@ -14726,6 +15376,7 @@
     </w:tblStylePr>
     <w:tblStylePr w:type="firstCol">
       <w:rPr>
+        <w:rFonts w:eastAsia="黑体"/>
         <w:color w:themeColor="background1" w:val="FFFFFF"/>
       </w:rPr>
       <w:tblPr/>
@@ -14735,6 +15386,7 @@
     </w:tblStylePr>
     <w:tblStylePr w:type="lastCol">
       <w:rPr>
+        <w:rFonts w:eastAsia="黑体"/>
         <w:color w:themeColor="background1" w:val="FFFFFF"/>
       </w:rPr>
       <w:tblPr/>
@@ -14764,6 +15416,7 @@
       <w:spacing w:after="0" w:line="240" w:lineRule="auto"/>
     </w:pPr>
     <w:rPr>
+      <w:rFonts w:eastAsia="黑体"/>
       <w:color w:themeColor="text1" w:val="000000"/>
     </w:rPr>
     <w:tblPr>
@@ -14785,6 +15438,7 @@
     </w:tcPr>
     <w:tblStylePr w:type="firstRow">
       <w:rPr>
+        <w:rFonts w:eastAsia="黑体"/>
         <w:b/>
         <w:bCs/>
       </w:rPr>
@@ -14795,6 +15449,7 @@
     </w:tblStylePr>
     <w:tblStylePr w:type="lastRow">
       <w:rPr>
+        <w:rFonts w:eastAsia="黑体"/>
         <w:b/>
         <w:bCs/>
         <w:color w:themeColor="text1" w:val="000000"/>
@@ -14806,6 +15461,7 @@
     </w:tblStylePr>
     <w:tblStylePr w:type="firstCol">
       <w:rPr>
+        <w:rFonts w:eastAsia="黑体"/>
         <w:color w:themeColor="background1" w:val="FFFFFF"/>
       </w:rPr>
       <w:tblPr/>
@@ -14815,6 +15471,7 @@
     </w:tblStylePr>
     <w:tblStylePr w:type="lastCol">
       <w:rPr>
+        <w:rFonts w:eastAsia="黑体"/>
         <w:color w:themeColor="background1" w:val="FFFFFF"/>
       </w:rPr>
       <w:tblPr/>
@@ -14847,6 +15504,7 @@
     <w:name w:val="KeywordTok"/>
     <w:basedOn w:val="VerbatimChar"/>
     <w:rPr>
+      <w:rFonts w:eastAsia="黑体"/>
       <w:b/>
       <w:color w:val="007020"/>
     </w:rPr>
@@ -14855,6 +15513,7 @@
     <w:name w:val="DataTypeTok"/>
     <w:basedOn w:val="VerbatimChar"/>
     <w:rPr>
+      <w:rFonts w:eastAsia="黑体"/>
       <w:color w:val="902000"/>
     </w:rPr>
   </w:style>
@@ -14862,6 +15521,7 @@
     <w:name w:val="DecValTok"/>
     <w:basedOn w:val="VerbatimChar"/>
     <w:rPr>
+      <w:rFonts w:eastAsia="黑体"/>
       <w:color w:val="40a070"/>
     </w:rPr>
   </w:style>
@@ -14869,6 +15529,7 @@
     <w:name w:val="BaseNTok"/>
     <w:basedOn w:val="VerbatimChar"/>
     <w:rPr>
+      <w:rFonts w:eastAsia="黑体"/>
       <w:color w:val="40a070"/>
     </w:rPr>
   </w:style>
@@ -14876,6 +15537,7 @@
     <w:name w:val="FloatTok"/>
     <w:basedOn w:val="VerbatimChar"/>
     <w:rPr>
+      <w:rFonts w:eastAsia="黑体"/>
       <w:color w:val="40a070"/>
     </w:rPr>
   </w:style>
@@ -14883,6 +15545,7 @@
     <w:name w:val="ConstantTok"/>
     <w:basedOn w:val="VerbatimChar"/>
     <w:rPr>
+      <w:rFonts w:eastAsia="黑体"/>
       <w:color w:val="880000"/>
     </w:rPr>
   </w:style>
@@ -14890,6 +15553,7 @@
     <w:name w:val="CharTok"/>
     <w:basedOn w:val="VerbatimChar"/>
     <w:rPr>
+      <w:rFonts w:eastAsia="黑体"/>
       <w:color w:val="4070a0"/>
     </w:rPr>
   </w:style>
@@ -14897,6 +15561,7 @@
     <w:name w:val="SpecialCharTok"/>
     <w:basedOn w:val="VerbatimChar"/>
     <w:rPr>
+      <w:rFonts w:eastAsia="黑体"/>
       <w:color w:val="4070a0"/>
     </w:rPr>
   </w:style>
@@ -14904,6 +15569,7 @@
     <w:name w:val="StringTok"/>
     <w:basedOn w:val="VerbatimChar"/>
     <w:rPr>
+      <w:rFonts w:eastAsia="黑体"/>
       <w:color w:val="4070a0"/>
     </w:rPr>
   </w:style>
@@ -14911,6 +15577,7 @@
     <w:name w:val="VerbatimStringTok"/>
     <w:basedOn w:val="VerbatimChar"/>
     <w:rPr>
+      <w:rFonts w:eastAsia="黑体"/>
       <w:color w:val="4070a0"/>
     </w:rPr>
   </w:style>
@@ -14918,6 +15585,7 @@
     <w:name w:val="SpecialStringTok"/>
     <w:basedOn w:val="VerbatimChar"/>
     <w:rPr>
+      <w:rFonts w:eastAsia="黑体"/>
       <w:color w:val="bb6688"/>
     </w:rPr>
   </w:style>
@@ -14925,6 +15593,7 @@
     <w:name w:val="ImportTok"/>
     <w:basedOn w:val="VerbatimChar"/>
     <w:rPr>
+      <w:rFonts w:eastAsia="黑体"/>
       <w:b/>
       <w:color w:val="008000"/>
     </w:rPr>
@@ -14933,6 +15602,7 @@
     <w:name w:val="CommentTok"/>
     <w:basedOn w:val="VerbatimChar"/>
     <w:rPr>
+      <w:rFonts w:eastAsia="黑体"/>
       <w:i/>
       <w:color w:val="60a0b0"/>
     </w:rPr>
@@ -14941,6 +15611,7 @@
     <w:name w:val="DocumentationTok"/>
     <w:basedOn w:val="VerbatimChar"/>
     <w:rPr>
+      <w:rFonts w:eastAsia="黑体"/>
       <w:i/>
       <w:color w:val="ba2121"/>
     </w:rPr>
@@ -14949,6 +15620,7 @@
     <w:name w:val="AnnotationTok"/>
     <w:basedOn w:val="VerbatimChar"/>
     <w:rPr>
+      <w:rFonts w:eastAsia="黑体"/>
       <w:b/>
       <w:i/>
       <w:color w:val="60a0b0"/>
@@ -14958,6 +15630,7 @@
     <w:name w:val="CommentVarTok"/>
     <w:basedOn w:val="VerbatimChar"/>
     <w:rPr>
+      <w:rFonts w:eastAsia="黑体"/>
       <w:b/>
       <w:i/>
       <w:color w:val="60a0b0"/>
@@ -14967,6 +15640,7 @@
     <w:name w:val="OtherTok"/>
     <w:basedOn w:val="VerbatimChar"/>
     <w:rPr>
+      <w:rFonts w:eastAsia="黑体"/>
       <w:color w:val="007020"/>
     </w:rPr>
   </w:style>
@@ -14974,6 +15648,7 @@
     <w:name w:val="FunctionTok"/>
     <w:basedOn w:val="VerbatimChar"/>
     <w:rPr>
+      <w:rFonts w:eastAsia="黑体"/>
       <w:color w:val="06287e"/>
     </w:rPr>
   </w:style>
@@ -14981,6 +15656,7 @@
     <w:name w:val="VariableTok"/>
     <w:basedOn w:val="VerbatimChar"/>
     <w:rPr>
+      <w:rFonts w:eastAsia="黑体"/>
       <w:color w:val="19177c"/>
     </w:rPr>
   </w:style>
@@ -14988,6 +15664,7 @@
     <w:name w:val="ControlFlowTok"/>
     <w:basedOn w:val="VerbatimChar"/>
     <w:rPr>
+      <w:rFonts w:eastAsia="黑体"/>
       <w:b/>
       <w:color w:val="007020"/>
     </w:rPr>
@@ -14996,6 +15673,7 @@
     <w:name w:val="OperatorTok"/>
     <w:basedOn w:val="VerbatimChar"/>
     <w:rPr>
+      <w:rFonts w:eastAsia="黑体"/>
       <w:color w:val="666666"/>
     </w:rPr>
   </w:style>
@@ -15003,18 +15681,22 @@
     <w:name w:val="BuiltInTok"/>
     <w:basedOn w:val="VerbatimChar"/>
     <w:rPr>
+      <w:rFonts w:eastAsia="黑体"/>
       <w:color w:val="008000"/>
     </w:rPr>
   </w:style>
   <w:style w:type="character" w:customStyle="1" w:styleId="ExtensionTok">
     <w:name w:val="ExtensionTok"/>
     <w:basedOn w:val="VerbatimChar"/>
-    <w:rPr/>
+    <w:rPr>
+      <w:rFonts w:eastAsia="黑体"/>
+    </w:rPr>
   </w:style>
   <w:style w:type="character" w:customStyle="1" w:styleId="PreprocessorTok">
     <w:name w:val="PreprocessorTok"/>
     <w:basedOn w:val="VerbatimChar"/>
     <w:rPr>
+      <w:rFonts w:eastAsia="黑体"/>
       <w:color w:val="bc7a00"/>
     </w:rPr>
   </w:style>
@@ -15022,18 +15704,22 @@
     <w:name w:val="AttributeTok"/>
     <w:basedOn w:val="VerbatimChar"/>
     <w:rPr>
+      <w:rFonts w:eastAsia="黑体"/>
       <w:color w:val="7d9029"/>
     </w:rPr>
   </w:style>
   <w:style w:type="character" w:customStyle="1" w:styleId="RegionMarkerTok">
     <w:name w:val="RegionMarkerTok"/>
     <w:basedOn w:val="VerbatimChar"/>
-    <w:rPr/>
+    <w:rPr>
+      <w:rFonts w:eastAsia="黑体"/>
+    </w:rPr>
   </w:style>
   <w:style w:type="character" w:customStyle="1" w:styleId="InformationTok">
     <w:name w:val="InformationTok"/>
     <w:basedOn w:val="VerbatimChar"/>
     <w:rPr>
+      <w:rFonts w:eastAsia="黑体"/>
       <w:b/>
       <w:i/>
       <w:color w:val="60a0b0"/>
@@ -15043,6 +15729,7 @@
     <w:name w:val="WarningTok"/>
     <w:basedOn w:val="VerbatimChar"/>
     <w:rPr>
+      <w:rFonts w:eastAsia="黑体"/>
       <w:b/>
       <w:i/>
       <w:color w:val="60a0b0"/>
@@ -15052,6 +15739,7 @@
     <w:name w:val="AlertTok"/>
     <w:basedOn w:val="VerbatimChar"/>
     <w:rPr>
+      <w:rFonts w:eastAsia="黑体"/>
       <w:b/>
       <w:color w:val="ff0000"/>
     </w:rPr>
@@ -15060,6 +15748,7 @@
     <w:name w:val="ErrorTok"/>
     <w:basedOn w:val="VerbatimChar"/>
     <w:rPr>
+      <w:rFonts w:eastAsia="黑体"/>
       <w:b/>
       <w:color w:val="ff0000"/>
     </w:rPr>
@@ -15067,7 +15756,9 @@
   <w:style w:type="character" w:customStyle="1" w:styleId="NormalTok">
     <w:name w:val="NormalTok"/>
     <w:basedOn w:val="VerbatimChar"/>
-    <w:rPr/>
+    <w:rPr>
+      <w:rFonts w:eastAsia="黑体"/>
+    </w:rPr>
   </w:style>
 </w:styles>
 </file>
@@ -15116,12 +15807,12 @@
     <a:fontScheme name="Office">
       <a:majorFont>
         <a:latin typeface="Calibri"/>
-        <a:ea typeface=""/>
+        <a:ea typeface="黑体"/>
         <a:cs typeface=""/>
         <a:font script="Jpan" typeface="ＭＳ ゴシック"/>
         <a:font script="Hang" typeface="맑은 고딕"/>
-        <a:font script="Hans" typeface="宋体"/>
-        <a:font script="Hant" typeface="新細明體"/>
+        <a:font script="Hans" typeface="黑体"/>
+        <a:font script="Hant" typeface="黑体"/>
         <a:font script="Arab" typeface="Times New Roman"/>
         <a:font script="Hebr" typeface="Times New Roman"/>
         <a:font script="Thai" typeface="Angsana New"/>
@@ -15151,12 +15842,12 @@
       </a:majorFont>
       <a:minorFont>
         <a:latin typeface="Cambria"/>
-        <a:ea typeface=""/>
+        <a:ea typeface="黑体"/>
         <a:cs typeface=""/>
         <a:font script="Jpan" typeface="ＭＳ 明朝"/>
         <a:font script="Hang" typeface="맑은 고딕"/>
-        <a:font script="Hans" typeface="宋体"/>
-        <a:font script="Hant" typeface="新細明體"/>
+        <a:font script="Hans" typeface="黑体"/>
+        <a:font script="Hant" typeface="黑体"/>
         <a:font script="Arab" typeface="Arial"/>
         <a:font script="Hebr" typeface="Arial"/>
         <a:font script="Thai" typeface="Cordia New"/>

--- a/03-振荡电路/02-LC振荡器/调谐振荡器/调谐振荡器.docx
+++ b/03-振荡电路/02-LC振荡器/调谐振荡器/调谐振荡器.docx
@@ -2736,7 +2736,7 @@
           <w:color w:val="555555"/>
           <w:sz w:val="21"/>
         </w:rPr>
-        <w:t>材料收集者：杜文杰，WX手机：19519196569，QQ:3478827729</w:t>
+        <w:t>材料收集者：杜文杰，微信/手机：19519196569，QQ:3478827729</w:t>
       </w:r>
     </w:p>
     <w:sectPr>
